--- a/Random Forest Tutorial.docx
+++ b/Random Forest Tutorial.docx
@@ -7,30 +7,20 @@
         <w:rPr>
           <w:b/>
           <w:bCs/>
-          <w:lang w:val="en-PK"/>
-        </w:rPr>
-      </w:pPr>
-      <w:r>
-        <w:rPr>
-          <w:b/>
-          <w:bCs/>
-          <w:lang w:val="en-PK"/>
+        </w:rPr>
+      </w:pPr>
+      <w:r>
+        <w:rPr>
+          <w:b/>
+          <w:bCs/>
         </w:rPr>
         <w:t>Random Forest Tutorial: A Comprehensive Guide</w:t>
       </w:r>
     </w:p>
     <w:p>
-      <w:pPr>
-        <w:rPr>
-          <w:lang w:val="en-PK"/>
-        </w:rPr>
-      </w:pPr>
-      <w:r>
-        <w:rPr>
-          <w:lang w:val="en-PK"/>
-        </w:rPr>
+      <w:r>
         <w:pict w14:anchorId="3D0ADE96">
-          <v:rect id="_x0000_i1196" style="width:0;height:1.5pt" o:hralign="center" o:hrstd="t" o:hr="t" fillcolor="#a0a0a0" stroked="f"/>
+          <v:rect id="_x0000_i1025" style="width:0;height:1.5pt" o:hralign="center" o:hrstd="t" o:hr="t" fillcolor="#a0a0a0" stroked="f"/>
         </w:pict>
       </w:r>
     </w:p>
@@ -39,86 +29,69 @@
         <w:rPr>
           <w:b/>
           <w:bCs/>
-          <w:lang w:val="en-PK"/>
-        </w:rPr>
-      </w:pPr>
-      <w:r>
-        <w:rPr>
-          <w:b/>
-          <w:bCs/>
-          <w:lang w:val="en-PK"/>
+        </w:rPr>
+      </w:pPr>
+      <w:r>
+        <w:rPr>
+          <w:b/>
+          <w:bCs/>
         </w:rPr>
         <w:t>1. Introduction</w:t>
       </w:r>
     </w:p>
     <w:p>
-      <w:pPr>
-        <w:rPr>
-          <w:lang w:val="en-PK"/>
-        </w:rPr>
-      </w:pPr>
-      <w:r>
-        <w:rPr>
-          <w:lang w:val="en-PK"/>
-        </w:rPr>
+      <w:r>
         <w:t xml:space="preserve">Machine learning has revolutionized data-driven decision-making, providing advanced tools to solve complex problems. Among these tools, </w:t>
       </w:r>
       <w:r>
         <w:rPr>
           <w:b/>
           <w:bCs/>
-          <w:lang w:val="en-PK"/>
         </w:rPr>
         <w:t>Random Forest</w:t>
       </w:r>
       <w:r>
-        <w:rPr>
-          <w:lang w:val="en-PK"/>
-        </w:rPr>
         <w:t xml:space="preserve"> stands out for its versatility, robustness, and ability to handle a wide variety of datasets effectively. It is one of the most popular algorithms used for both classification and regression tasks, making it an essential component of every data scientist’s toolkit.</w:t>
       </w:r>
-    </w:p>
-    <w:p>
-      <w:pPr>
-        <w:rPr>
-          <w:b/>
-          <w:bCs/>
-          <w:lang w:val="en-PK"/>
-        </w:rPr>
-      </w:pPr>
-      <w:r>
-        <w:rPr>
-          <w:b/>
-          <w:bCs/>
-          <w:lang w:val="en-PK"/>
+      <w:r>
+        <w:t xml:space="preserve"> </w:t>
+      </w:r>
+      <w:r>
+        <w:rPr>
+          <w:rStyle w:val="QuoteChar"/>
+          <w:b/>
+          <w:bCs/>
+        </w:rPr>
+        <w:t>Breiman, L. (2001)</w:t>
+      </w:r>
+    </w:p>
+    <w:p>
+      <w:pPr>
+        <w:rPr>
+          <w:b/>
+          <w:bCs/>
+        </w:rPr>
+      </w:pPr>
+      <w:r>
+        <w:rPr>
+          <w:b/>
+          <w:bCs/>
         </w:rPr>
         <w:t>What is Random Forest?</w:t>
       </w:r>
     </w:p>
     <w:p>
-      <w:pPr>
-        <w:rPr>
-          <w:lang w:val="en-PK"/>
-        </w:rPr>
-      </w:pPr>
-      <w:r>
-        <w:rPr>
-          <w:lang w:val="en-PK"/>
-        </w:rPr>
+      <w:r>
         <w:t xml:space="preserve">Random Forest is an </w:t>
       </w:r>
       <w:r>
         <w:rPr>
           <w:b/>
           <w:bCs/>
-          <w:lang w:val="en-PK"/>
         </w:rPr>
         <w:t>ensemble learning technique</w:t>
       </w:r>
       <w:r>
-        <w:rPr>
-          <w:lang w:val="en-PK"/>
-        </w:rPr>
         <w:t xml:space="preserve"> that builds multiple decision trees during training and combines their predictions to achieve higher accuracy and reduce overfitting. This approach is based on two key principles:</w:t>
       </w:r>
     </w:p>
@@ -128,22 +101,15 @@
           <w:ilvl w:val="0"/>
           <w:numId w:val="12"/>
         </w:numPr>
-        <w:rPr>
-          <w:lang w:val="en-PK"/>
-        </w:rPr>
-      </w:pPr>
-      <w:r>
-        <w:rPr>
-          <w:b/>
-          <w:bCs/>
-          <w:lang w:val="en-PK"/>
+      </w:pPr>
+      <w:r>
+        <w:rPr>
+          <w:b/>
+          <w:bCs/>
         </w:rPr>
         <w:t>Bagging (Bootstrap Aggregating):</w:t>
       </w:r>
       <w:r>
-        <w:rPr>
-          <w:lang w:val="en-PK"/>
-        </w:rPr>
         <w:t xml:space="preserve"> Randomly selects subsets of the training data with replacement to create diverse trees.</w:t>
       </w:r>
     </w:p>
@@ -153,35 +119,31 @@
           <w:ilvl w:val="0"/>
           <w:numId w:val="12"/>
         </w:numPr>
-        <w:rPr>
-          <w:lang w:val="en-PK"/>
-        </w:rPr>
-      </w:pPr>
-      <w:r>
-        <w:rPr>
-          <w:b/>
-          <w:bCs/>
-          <w:lang w:val="en-PK"/>
+      </w:pPr>
+      <w:r>
+        <w:rPr>
+          <w:b/>
+          <w:bCs/>
         </w:rPr>
         <w:t>Random Feature Selection:</w:t>
       </w:r>
       <w:r>
-        <w:rPr>
-          <w:lang w:val="en-PK"/>
-        </w:rPr>
         <w:t xml:space="preserve"> Each tree is allowed to consider only a random subset of features at each split, further increasing diversity among the trees.</w:t>
       </w:r>
-    </w:p>
-    <w:p>
-      <w:pPr>
-        <w:rPr>
-          <w:lang w:val="en-PK"/>
-        </w:rPr>
-      </w:pPr>
-      <w:r>
-        <w:rPr>
-          <w:lang w:val="en-PK"/>
-        </w:rPr>
+      <w:r>
+        <w:t xml:space="preserve"> </w:t>
+      </w:r>
+      <w:r>
+        <w:rPr>
+          <w:rStyle w:val="QuoteChar"/>
+          <w:b/>
+          <w:bCs/>
+        </w:rPr>
+        <w:t>Pedregosa, F., et al. (2011)</w:t>
+      </w:r>
+    </w:p>
+    <w:p>
+      <w:r>
         <w:t>The combined predictions of these diverse trees result in a model that is:</w:t>
       </w:r>
     </w:p>
@@ -191,14 +153,8 @@
           <w:ilvl w:val="0"/>
           <w:numId w:val="13"/>
         </w:numPr>
-        <w:rPr>
-          <w:lang w:val="en-PK"/>
-        </w:rPr>
-      </w:pPr>
-      <w:r>
-        <w:rPr>
-          <w:lang w:val="en-PK"/>
-        </w:rPr>
+      </w:pPr>
+      <w:r>
         <w:t>Less prone to overfitting compared to individual decision trees.</w:t>
       </w:r>
     </w:p>
@@ -208,57 +164,40 @@
           <w:ilvl w:val="0"/>
           <w:numId w:val="13"/>
         </w:numPr>
-        <w:rPr>
-          <w:lang w:val="en-PK"/>
-        </w:rPr>
-      </w:pPr>
-      <w:r>
-        <w:rPr>
-          <w:lang w:val="en-PK"/>
-        </w:rPr>
+      </w:pPr>
+      <w:r>
         <w:t>Highly accurate due to aggregation.</w:t>
       </w:r>
-    </w:p>
-    <w:p>
-      <w:pPr>
-        <w:rPr>
-          <w:b/>
-          <w:bCs/>
-          <w:lang w:val="en-PK"/>
-        </w:rPr>
-      </w:pPr>
-      <w:r>
-        <w:rPr>
-          <w:b/>
-          <w:bCs/>
-          <w:lang w:val="en-PK"/>
+      <w:r>
+        <w:t xml:space="preserve"> </w:t>
+      </w:r>
+      <w:r>
+        <w:rPr>
+          <w:rStyle w:val="QuoteChar"/>
+          <w:b/>
+          <w:bCs/>
+        </w:rPr>
+        <w:t>Breiman, L. (2001)</w:t>
+      </w:r>
+    </w:p>
+    <w:p>
+      <w:pPr>
+        <w:rPr>
+          <w:b/>
+          <w:bCs/>
+        </w:rPr>
+      </w:pPr>
+      <w:r>
+        <w:rPr>
+          <w:b/>
+          <w:bCs/>
         </w:rPr>
         <w:t>Why Use Random Forest?</w:t>
       </w:r>
     </w:p>
     <w:p>
-      <w:pPr>
-        <w:rPr>
-          <w:lang w:val="en-PK"/>
-        </w:rPr>
-      </w:pPr>
-      <w:r>
-        <w:rPr>
-          <w:lang w:val="en-PK"/>
-        </w:rPr>
-        <w:t xml:space="preserve">Random Forest is </w:t>
-      </w:r>
-      <w:r>
-        <w:rPr>
-          <w:lang w:val="en-PK"/>
-        </w:rPr>
-        <w:t>favoured</w:t>
-      </w:r>
-      <w:r>
-        <w:rPr>
-          <w:lang w:val="en-PK"/>
-        </w:rPr>
-        <w:t xml:space="preserve"> for several reasons:</w:t>
+      <w:r>
+        <w:t>Random Forest is favoured for several reasons:</w:t>
       </w:r>
     </w:p>
     <w:p>
@@ -267,22 +206,15 @@
           <w:ilvl w:val="0"/>
           <w:numId w:val="14"/>
         </w:numPr>
-        <w:rPr>
-          <w:lang w:val="en-PK"/>
-        </w:rPr>
-      </w:pPr>
-      <w:r>
-        <w:rPr>
-          <w:b/>
-          <w:bCs/>
-          <w:lang w:val="en-PK"/>
+      </w:pPr>
+      <w:r>
+        <w:rPr>
+          <w:b/>
+          <w:bCs/>
         </w:rPr>
         <w:t>Accuracy and Robustness:</w:t>
       </w:r>
       <w:r>
-        <w:rPr>
-          <w:lang w:val="en-PK"/>
-        </w:rPr>
         <w:t xml:space="preserve"> By aggregating predictions from multiple trees, it provides reliable and stable results.</w:t>
       </w:r>
     </w:p>
@@ -292,22 +224,15 @@
           <w:ilvl w:val="0"/>
           <w:numId w:val="14"/>
         </w:numPr>
-        <w:rPr>
-          <w:lang w:val="en-PK"/>
-        </w:rPr>
-      </w:pPr>
-      <w:r>
-        <w:rPr>
-          <w:b/>
-          <w:bCs/>
-          <w:lang w:val="en-PK"/>
+      </w:pPr>
+      <w:r>
+        <w:rPr>
+          <w:b/>
+          <w:bCs/>
         </w:rPr>
         <w:t>Versatility:</w:t>
       </w:r>
       <w:r>
-        <w:rPr>
-          <w:lang w:val="en-PK"/>
-        </w:rPr>
         <w:t xml:space="preserve"> It works well for both numerical and categorical data, handling regression and classification tasks with ease.</w:t>
       </w:r>
     </w:p>
@@ -317,22 +242,15 @@
           <w:ilvl w:val="0"/>
           <w:numId w:val="14"/>
         </w:numPr>
-        <w:rPr>
-          <w:lang w:val="en-PK"/>
-        </w:rPr>
-      </w:pPr>
-      <w:r>
-        <w:rPr>
-          <w:b/>
-          <w:bCs/>
-          <w:lang w:val="en-PK"/>
+      </w:pPr>
+      <w:r>
+        <w:rPr>
+          <w:b/>
+          <w:bCs/>
         </w:rPr>
         <w:t>Feature Importance:</w:t>
       </w:r>
       <w:r>
-        <w:rPr>
-          <w:lang w:val="en-PK"/>
-        </w:rPr>
         <w:t xml:space="preserve"> Offers insights into which features contribute most to predictions, aiding feature selection and data preprocessing.</w:t>
       </w:r>
     </w:p>
@@ -342,51 +260,42 @@
           <w:ilvl w:val="0"/>
           <w:numId w:val="14"/>
         </w:numPr>
-        <w:rPr>
-          <w:lang w:val="en-PK"/>
-        </w:rPr>
-      </w:pPr>
-      <w:r>
-        <w:rPr>
-          <w:b/>
-          <w:bCs/>
-          <w:lang w:val="en-PK"/>
+      </w:pPr>
+      <w:r>
+        <w:rPr>
+          <w:b/>
+          <w:bCs/>
         </w:rPr>
         <w:t>Resilience to Noise:</w:t>
       </w:r>
       <w:r>
-        <w:rPr>
-          <w:lang w:val="en-PK"/>
-        </w:rPr>
         <w:t xml:space="preserve"> Reduces the impact of outliers or noisy data by relying on multiple models rather than a single decision tree.</w:t>
       </w:r>
     </w:p>
     <w:p>
-      <w:pPr>
-        <w:rPr>
-          <w:lang w:val="en-PK"/>
-        </w:rPr>
-      </w:pPr>
-      <w:r>
-        <w:rPr>
-          <w:lang w:val="en-PK"/>
-        </w:rPr>
-        <w:t>This tutorial demonstrates how to implement Random Forest using Python, evaluate its performance with various metrics, optimize it through hyperparameter tuning, and interpret the results using feature importance and decision boundary visualizations.</w:t>
-      </w:r>
-    </w:p>
-    <w:p>
-      <w:pPr>
-        <w:rPr>
-          <w:lang w:val="en-PK"/>
-        </w:rPr>
-      </w:pPr>
-      <w:r>
-        <w:rPr>
-          <w:lang w:val="en-PK"/>
-        </w:rPr>
+      <w:r>
+        <w:t xml:space="preserve">This tutorial demonstrates how to implement Random Forest using Python, evaluate its performance with various metrics, optimize it through hyperparameter tuning, and </w:t>
+      </w:r>
+      <w:r>
         <w:lastRenderedPageBreak/>
+        <w:t>interpret the results using feature importance and decision boundary visualizations.</w:t>
+      </w:r>
+      <w:r>
+        <w:t xml:space="preserve"> </w:t>
+      </w:r>
+      <w:r>
+        <w:rPr>
+          <w:rStyle w:val="QuoteChar"/>
+          <w:b/>
+          <w:bCs/>
+        </w:rPr>
+        <w:t>Pedregosa, F., et al. (2011)</w:t>
+      </w:r>
+    </w:p>
+    <w:p>
+      <w:r>
         <w:pict w14:anchorId="6509FB87">
-          <v:rect id="_x0000_i1197" style="width:0;height:1.5pt" o:hralign="center" o:hrstd="t" o:hr="t" fillcolor="#a0a0a0" stroked="f"/>
+          <v:rect id="_x0000_i1026" style="width:0;height:1.5pt" o:hralign="center" o:hrstd="t" o:hr="t" fillcolor="#a0a0a0" stroked="f"/>
         </w:pict>
       </w:r>
     </w:p>
@@ -395,14 +304,12 @@
         <w:rPr>
           <w:b/>
           <w:bCs/>
-          <w:lang w:val="en-PK"/>
-        </w:rPr>
-      </w:pPr>
-      <w:r>
-        <w:rPr>
-          <w:b/>
-          <w:bCs/>
-          <w:lang w:val="en-PK"/>
+        </w:rPr>
+      </w:pPr>
+      <w:r>
+        <w:rPr>
+          <w:b/>
+          <w:bCs/>
         </w:rPr>
         <w:t>2. Dataset Overview</w:t>
       </w:r>
@@ -412,42 +319,28 @@
         <w:rPr>
           <w:b/>
           <w:bCs/>
-          <w:lang w:val="en-PK"/>
-        </w:rPr>
-      </w:pPr>
-      <w:r>
-        <w:rPr>
-          <w:b/>
-          <w:bCs/>
-          <w:lang w:val="en-PK"/>
+        </w:rPr>
+      </w:pPr>
+      <w:r>
+        <w:rPr>
+          <w:b/>
+          <w:bCs/>
         </w:rPr>
         <w:t>The Iris Dataset</w:t>
       </w:r>
     </w:p>
     <w:p>
-      <w:pPr>
-        <w:rPr>
-          <w:lang w:val="en-PK"/>
-        </w:rPr>
-      </w:pPr>
-      <w:r>
-        <w:rPr>
-          <w:lang w:val="en-PK"/>
-        </w:rPr>
+      <w:r>
         <w:t xml:space="preserve">The </w:t>
       </w:r>
       <w:r>
         <w:rPr>
           <w:b/>
           <w:bCs/>
-          <w:lang w:val="en-PK"/>
         </w:rPr>
         <w:t>Iris dataset</w:t>
       </w:r>
       <w:r>
-        <w:rPr>
-          <w:lang w:val="en-PK"/>
-        </w:rPr>
         <w:t xml:space="preserve">, introduced by </w:t>
       </w:r>
       <w:r>
@@ -456,14 +349,10 @@
           <w:bCs/>
           <w:i/>
           <w:iCs/>
-          <w:lang w:val="en-PK"/>
         </w:rPr>
         <w:t>Ronald A. Fisher in 1936</w:t>
       </w:r>
       <w:r>
-        <w:rPr>
-          <w:lang w:val="en-PK"/>
-        </w:rPr>
         <w:t>, is a classic dataset often used for exploring classification algorithms. It contains 150 samples of iris flowers, divided into three species:</w:t>
       </w:r>
     </w:p>
@@ -473,20 +362,14 @@
           <w:ilvl w:val="0"/>
           <w:numId w:val="15"/>
         </w:numPr>
-        <w:rPr>
-          <w:lang w:val="en-PK"/>
-        </w:rPr>
-      </w:pPr>
-      <w:proofErr w:type="spellStart"/>
-      <w:r>
-        <w:rPr>
-          <w:b/>
-          <w:bCs/>
-          <w:lang w:val="en-PK"/>
+      </w:pPr>
+      <w:r>
+        <w:rPr>
+          <w:b/>
+          <w:bCs/>
         </w:rPr>
         <w:t>Setosa</w:t>
       </w:r>
-      <w:proofErr w:type="spellEnd"/>
     </w:p>
     <w:p>
       <w:pPr>
@@ -494,15 +377,11 @@
           <w:ilvl w:val="0"/>
           <w:numId w:val="15"/>
         </w:numPr>
-        <w:rPr>
-          <w:lang w:val="en-PK"/>
-        </w:rPr>
-      </w:pPr>
-      <w:r>
-        <w:rPr>
-          <w:b/>
-          <w:bCs/>
-          <w:lang w:val="en-PK"/>
+      </w:pPr>
+      <w:r>
+        <w:rPr>
+          <w:b/>
+          <w:bCs/>
         </w:rPr>
         <w:t>Versicolor</w:t>
       </w:r>
@@ -513,29 +392,17 @@
           <w:ilvl w:val="0"/>
           <w:numId w:val="15"/>
         </w:numPr>
-        <w:rPr>
-          <w:lang w:val="en-PK"/>
-        </w:rPr>
-      </w:pPr>
-      <w:r>
-        <w:rPr>
-          <w:b/>
-          <w:bCs/>
-          <w:lang w:val="en-PK"/>
+      </w:pPr>
+      <w:r>
+        <w:rPr>
+          <w:b/>
+          <w:bCs/>
         </w:rPr>
         <w:t>Virginica</w:t>
       </w:r>
     </w:p>
     <w:p>
-      <w:pPr>
-        <w:rPr>
-          <w:lang w:val="en-PK"/>
-        </w:rPr>
-      </w:pPr>
-      <w:r>
-        <w:rPr>
-          <w:lang w:val="en-PK"/>
-        </w:rPr>
+      <w:r>
         <w:t>Each sample is characterized by the following features:</w:t>
       </w:r>
     </w:p>
@@ -545,15 +412,11 @@
           <w:ilvl w:val="0"/>
           <w:numId w:val="16"/>
         </w:numPr>
-        <w:rPr>
-          <w:lang w:val="en-PK"/>
-        </w:rPr>
-      </w:pPr>
-      <w:r>
-        <w:rPr>
-          <w:b/>
-          <w:bCs/>
-          <w:lang w:val="en-PK"/>
+      </w:pPr>
+      <w:r>
+        <w:rPr>
+          <w:b/>
+          <w:bCs/>
         </w:rPr>
         <w:t>Sepal Length (cm)</w:t>
       </w:r>
@@ -564,15 +427,11 @@
           <w:ilvl w:val="0"/>
           <w:numId w:val="16"/>
         </w:numPr>
-        <w:rPr>
-          <w:lang w:val="en-PK"/>
-        </w:rPr>
-      </w:pPr>
-      <w:r>
-        <w:rPr>
-          <w:b/>
-          <w:bCs/>
-          <w:lang w:val="en-PK"/>
+      </w:pPr>
+      <w:r>
+        <w:rPr>
+          <w:b/>
+          <w:bCs/>
         </w:rPr>
         <w:t>Sepal Width (cm)</w:t>
       </w:r>
@@ -583,15 +442,11 @@
           <w:ilvl w:val="0"/>
           <w:numId w:val="16"/>
         </w:numPr>
-        <w:rPr>
-          <w:lang w:val="en-PK"/>
-        </w:rPr>
-      </w:pPr>
-      <w:r>
-        <w:rPr>
-          <w:b/>
-          <w:bCs/>
-          <w:lang w:val="en-PK"/>
+      </w:pPr>
+      <w:r>
+        <w:rPr>
+          <w:b/>
+          <w:bCs/>
         </w:rPr>
         <w:t>Petal Length (cm)</w:t>
       </w:r>
@@ -602,45 +457,42 @@
           <w:ilvl w:val="0"/>
           <w:numId w:val="16"/>
         </w:numPr>
-        <w:rPr>
-          <w:lang w:val="en-PK"/>
-        </w:rPr>
-      </w:pPr>
-      <w:r>
-        <w:rPr>
-          <w:b/>
-          <w:bCs/>
-          <w:lang w:val="en-PK"/>
+      </w:pPr>
+      <w:r>
+        <w:rPr>
+          <w:b/>
+          <w:bCs/>
         </w:rPr>
         <w:t>Petal Width (cm)</w:t>
       </w:r>
     </w:p>
     <w:p>
-      <w:pPr>
-        <w:rPr>
-          <w:lang w:val="en-PK"/>
-        </w:rPr>
-      </w:pPr>
-      <w:r>
-        <w:rPr>
-          <w:lang w:val="en-PK"/>
-        </w:rPr>
+      <w:r>
         <w:t>Our task is to predict the species of an iris flower based on these measurements.</w:t>
       </w:r>
-    </w:p>
-    <w:p>
-      <w:pPr>
-        <w:rPr>
-          <w:b/>
-          <w:bCs/>
-          <w:lang w:val="en-PK"/>
-        </w:rPr>
-      </w:pPr>
-      <w:r>
-        <w:rPr>
-          <w:b/>
-          <w:bCs/>
-          <w:lang w:val="en-PK"/>
+      <w:r>
+        <w:t xml:space="preserve"> </w:t>
+      </w:r>
+      <w:r>
+        <w:rPr>
+          <w:rStyle w:val="QuoteChar"/>
+          <w:b/>
+          <w:bCs/>
+        </w:rPr>
+        <w:t>Fisher, R. A. (1936)</w:t>
+      </w:r>
+    </w:p>
+    <w:p>
+      <w:pPr>
+        <w:rPr>
+          <w:b/>
+          <w:bCs/>
+        </w:rPr>
+      </w:pPr>
+      <w:r>
+        <w:rPr>
+          <w:b/>
+          <w:bCs/>
         </w:rPr>
         <w:t>Dataset Summary</w:t>
       </w:r>
@@ -651,22 +503,15 @@
           <w:ilvl w:val="0"/>
           <w:numId w:val="17"/>
         </w:numPr>
-        <w:rPr>
-          <w:lang w:val="en-PK"/>
-        </w:rPr>
-      </w:pPr>
-      <w:r>
-        <w:rPr>
-          <w:b/>
-          <w:bCs/>
-          <w:lang w:val="en-PK"/>
+      </w:pPr>
+      <w:r>
+        <w:rPr>
+          <w:b/>
+          <w:bCs/>
         </w:rPr>
         <w:t>Features:</w:t>
       </w:r>
       <w:r>
-        <w:rPr>
-          <w:lang w:val="en-PK"/>
-        </w:rPr>
         <w:t xml:space="preserve"> 4</w:t>
       </w:r>
     </w:p>
@@ -676,37 +521,16 @@
           <w:ilvl w:val="0"/>
           <w:numId w:val="17"/>
         </w:numPr>
-        <w:rPr>
-          <w:lang w:val="en-PK"/>
-        </w:rPr>
-      </w:pPr>
-      <w:r>
-        <w:rPr>
-          <w:b/>
-          <w:bCs/>
-          <w:lang w:val="en-PK"/>
+      </w:pPr>
+      <w:r>
+        <w:rPr>
+          <w:b/>
+          <w:bCs/>
         </w:rPr>
         <w:t>Classes:</w:t>
       </w:r>
       <w:r>
-        <w:rPr>
-          <w:lang w:val="en-PK"/>
-        </w:rPr>
-        <w:t xml:space="preserve"> 3 (</w:t>
-      </w:r>
-      <w:proofErr w:type="spellStart"/>
-      <w:r>
-        <w:rPr>
-          <w:lang w:val="en-PK"/>
-        </w:rPr>
-        <w:t>Setosa</w:t>
-      </w:r>
-      <w:proofErr w:type="spellEnd"/>
-      <w:r>
-        <w:rPr>
-          <w:lang w:val="en-PK"/>
-        </w:rPr>
-        <w:t>, Versicolor, Virginica)</w:t>
+        <w:t xml:space="preserve"> 3 (Setosa, Versicolor, Virginica)</w:t>
       </w:r>
     </w:p>
     <w:p>
@@ -715,22 +539,15 @@
           <w:ilvl w:val="0"/>
           <w:numId w:val="17"/>
         </w:numPr>
-        <w:rPr>
-          <w:lang w:val="en-PK"/>
-        </w:rPr>
-      </w:pPr>
-      <w:r>
-        <w:rPr>
-          <w:b/>
-          <w:bCs/>
-          <w:lang w:val="en-PK"/>
+      </w:pPr>
+      <w:r>
+        <w:rPr>
+          <w:b/>
+          <w:bCs/>
         </w:rPr>
         <w:t>Samples:</w:t>
       </w:r>
       <w:r>
-        <w:rPr>
-          <w:lang w:val="en-PK"/>
-        </w:rPr>
         <w:t xml:space="preserve"> 150</w:t>
       </w:r>
     </w:p>
@@ -740,50 +557,32 @@
           <w:ilvl w:val="0"/>
           <w:numId w:val="17"/>
         </w:numPr>
-        <w:rPr>
-          <w:lang w:val="en-PK"/>
-        </w:rPr>
-      </w:pPr>
-      <w:r>
-        <w:rPr>
-          <w:b/>
-          <w:bCs/>
-          <w:lang w:val="en-PK"/>
+      </w:pPr>
+      <w:r>
+        <w:rPr>
+          <w:b/>
+          <w:bCs/>
         </w:rPr>
         <w:t>Problem Type:</w:t>
       </w:r>
       <w:r>
-        <w:rPr>
-          <w:lang w:val="en-PK"/>
-        </w:rPr>
         <w:t xml:space="preserve"> Multiclass classification</w:t>
       </w:r>
     </w:p>
     <w:p>
-      <w:pPr>
-        <w:rPr>
-          <w:lang w:val="en-PK"/>
-        </w:rPr>
-      </w:pPr>
-      <w:r>
-        <w:rPr>
-          <w:lang w:val="en-PK"/>
-        </w:rPr>
+      <w:r>
         <w:t>The dataset is balanced, with 50 samples per class, making it ideal for demonstrating the Random Forest algorithm.</w:t>
       </w:r>
     </w:p>
     <w:p>
       <w:pPr>
         <w:jc w:val="center"/>
-        <w:rPr>
-          <w:lang w:val="en-PK"/>
-        </w:rPr>
       </w:pPr>
       <w:r>
         <w:rPr>
           <w:noProof/>
-          <w:lang w:val="en-PK"/>
-        </w:rPr>
+        </w:rPr>
+        <w:lastRenderedPageBreak/>
         <w:drawing>
           <wp:inline distT="0" distB="0" distL="0" distR="0" wp14:anchorId="5AC486BD" wp14:editId="0D84660A">
             <wp:extent cx="5731510" cy="1530986"/>
@@ -830,89 +629,13 @@
     <w:p>
       <w:pPr>
         <w:jc w:val="center"/>
-        <w:rPr>
-          <w:lang w:val="en-PK"/>
-        </w:rPr>
-      </w:pPr>
-    </w:p>
-    <w:p>
-      <w:pPr>
-        <w:rPr>
-          <w:lang w:val="en-PK"/>
-        </w:rPr>
-      </w:pPr>
-    </w:p>
-    <w:p>
-      <w:pPr>
-        <w:rPr>
-          <w:b/>
-          <w:bCs/>
-          <w:lang w:val="en-PK"/>
-        </w:rPr>
-      </w:pPr>
-      <w:r>
-        <w:rPr>
-          <w:b/>
-          <w:bCs/>
-          <w:lang w:val="en-PK"/>
-        </w:rPr>
-        <w:lastRenderedPageBreak/>
-        <w:t>Citation:</w:t>
-      </w:r>
-    </w:p>
-    <w:p>
-      <w:pPr>
-        <w:rPr>
-          <w:lang w:val="en-PK"/>
-        </w:rPr>
-      </w:pPr>
-      <w:r>
-        <w:rPr>
-          <w:lang w:val="en-PK"/>
-        </w:rPr>
-        <w:t xml:space="preserve">Fisher, R. A. (1936). The Use of Multiple Measurements in Taxonomic Problems. </w:t>
-      </w:r>
-      <w:r>
-        <w:rPr>
-          <w:i/>
-          <w:iCs/>
-          <w:lang w:val="en-PK"/>
-        </w:rPr>
-        <w:t>Annals of Eugenics</w:t>
-      </w:r>
-      <w:r>
-        <w:rPr>
-          <w:lang w:val="en-PK"/>
-        </w:rPr>
-        <w:t>, 7(2), 179–188. doi:10.1111/j.1469-</w:t>
-      </w:r>
-      <w:proofErr w:type="gramStart"/>
-      <w:r>
-        <w:rPr>
-          <w:lang w:val="en-PK"/>
-        </w:rPr>
-        <w:t>1809.1936.tb</w:t>
-      </w:r>
-      <w:proofErr w:type="gramEnd"/>
-      <w:r>
-        <w:rPr>
-          <w:lang w:val="en-PK"/>
-        </w:rPr>
-        <w:t>02137.x</w:t>
-      </w:r>
-    </w:p>
-    <w:p>
-      <w:pPr>
-        <w:rPr>
-          <w:lang w:val="en-PK"/>
-        </w:rPr>
-      </w:pPr>
-      <w:r>
-        <w:rPr>
-          <w:lang w:val="en-PK"/>
-        </w:rPr>
+      </w:pPr>
+    </w:p>
+    <w:p/>
+    <w:p>
+      <w:r>
         <w:pict w14:anchorId="4B035E7B">
-          <v:rect id="_x0000_i1198" style="width:0;height:1.5pt" o:hralign="center" o:hrstd="t" o:hr="t" fillcolor="#a0a0a0" stroked="f"/>
+          <v:rect id="_x0000_i1027" style="width:0;height:1.5pt" o:hralign="center" o:hrstd="t" o:hr="t" fillcolor="#a0a0a0" stroked="f"/>
         </w:pict>
       </w:r>
     </w:p>
@@ -921,28 +644,18 @@
         <w:rPr>
           <w:b/>
           <w:bCs/>
-          <w:lang w:val="en-PK"/>
-        </w:rPr>
-      </w:pPr>
-      <w:r>
-        <w:rPr>
-          <w:b/>
-          <w:bCs/>
-          <w:lang w:val="en-PK"/>
+        </w:rPr>
+      </w:pPr>
+      <w:r>
+        <w:rPr>
+          <w:b/>
+          <w:bCs/>
         </w:rPr>
         <w:t>3. Setting Up the Environment</w:t>
       </w:r>
     </w:p>
     <w:p>
-      <w:pPr>
-        <w:rPr>
-          <w:lang w:val="en-PK"/>
-        </w:rPr>
-      </w:pPr>
-      <w:r>
-        <w:rPr>
-          <w:lang w:val="en-PK"/>
-        </w:rPr>
+      <w:r>
         <w:t>To implement and evaluate the Random Forest algorithm, you will need the following Python libraries:</w:t>
       </w:r>
     </w:p>
@@ -952,22 +665,15 @@
           <w:ilvl w:val="0"/>
           <w:numId w:val="18"/>
         </w:numPr>
-        <w:rPr>
-          <w:lang w:val="en-PK"/>
-        </w:rPr>
-      </w:pPr>
-      <w:r>
-        <w:rPr>
-          <w:b/>
-          <w:bCs/>
-          <w:lang w:val="en-PK"/>
+      </w:pPr>
+      <w:r>
+        <w:rPr>
+          <w:b/>
+          <w:bCs/>
         </w:rPr>
         <w:t>pandas</w:t>
       </w:r>
       <w:r>
-        <w:rPr>
-          <w:lang w:val="en-PK"/>
-        </w:rPr>
         <w:t>: For data manipulation and preprocessing.</w:t>
       </w:r>
     </w:p>
@@ -977,24 +683,15 @@
           <w:ilvl w:val="0"/>
           <w:numId w:val="18"/>
         </w:numPr>
-        <w:rPr>
-          <w:lang w:val="en-PK"/>
-        </w:rPr>
-      </w:pPr>
-      <w:proofErr w:type="spellStart"/>
-      <w:r>
-        <w:rPr>
-          <w:b/>
-          <w:bCs/>
-          <w:lang w:val="en-PK"/>
+      </w:pPr>
+      <w:r>
+        <w:rPr>
+          <w:b/>
+          <w:bCs/>
         </w:rPr>
         <w:t>numpy</w:t>
       </w:r>
-      <w:proofErr w:type="spellEnd"/>
-      <w:r>
-        <w:rPr>
-          <w:lang w:val="en-PK"/>
-        </w:rPr>
+      <w:r>
         <w:t>: For numerical computations.</w:t>
       </w:r>
     </w:p>
@@ -1004,36 +701,25 @@
           <w:ilvl w:val="0"/>
           <w:numId w:val="18"/>
         </w:numPr>
-        <w:rPr>
-          <w:lang w:val="en-PK"/>
-        </w:rPr>
-      </w:pPr>
-      <w:r>
-        <w:rPr>
-          <w:b/>
-          <w:bCs/>
-          <w:lang w:val="en-PK"/>
+      </w:pPr>
+      <w:r>
+        <w:rPr>
+          <w:b/>
+          <w:bCs/>
         </w:rPr>
         <w:t>matplotlib</w:t>
       </w:r>
       <w:r>
-        <w:rPr>
-          <w:lang w:val="en-PK"/>
-        </w:rPr>
         <w:t xml:space="preserve"> and </w:t>
       </w:r>
       <w:r>
         <w:rPr>
           <w:b/>
           <w:bCs/>
-          <w:lang w:val="en-PK"/>
         </w:rPr>
         <w:t>seaborn</w:t>
       </w:r>
       <w:r>
-        <w:rPr>
-          <w:lang w:val="en-PK"/>
-        </w:rPr>
         <w:t>: For creating visualizations.</w:t>
       </w:r>
     </w:p>
@@ -1043,35 +729,20 @@
           <w:ilvl w:val="0"/>
           <w:numId w:val="18"/>
         </w:numPr>
-        <w:rPr>
-          <w:lang w:val="en-PK"/>
-        </w:rPr>
-      </w:pPr>
-      <w:r>
-        <w:rPr>
-          <w:b/>
-          <w:bCs/>
-          <w:lang w:val="en-PK"/>
+      </w:pPr>
+      <w:r>
+        <w:rPr>
+          <w:b/>
+          <w:bCs/>
         </w:rPr>
         <w:t>scikit-learn</w:t>
       </w:r>
       <w:r>
-        <w:rPr>
-          <w:lang w:val="en-PK"/>
-        </w:rPr>
         <w:t>: For machine learning models and utilities.</w:t>
       </w:r>
     </w:p>
     <w:p>
-      <w:pPr>
-        <w:rPr>
-          <w:lang w:val="en-PK"/>
-        </w:rPr>
-      </w:pPr>
-      <w:r>
-        <w:rPr>
-          <w:lang w:val="en-PK"/>
-        </w:rPr>
+      <w:r>
         <w:t>Install these libraries by running:</w:t>
       </w:r>
     </w:p>
@@ -1081,61 +752,43 @@
         <w:rPr>
           <w:b/>
           <w:bCs/>
-          <w:lang w:val="en-PK"/>
-        </w:rPr>
-      </w:pPr>
-      <w:r>
-        <w:rPr>
-          <w:b/>
-          <w:bCs/>
-          <w:lang w:val="en-PK"/>
-        </w:rPr>
-        <w:t xml:space="preserve">pip install pandas </w:t>
-      </w:r>
-      <w:proofErr w:type="spellStart"/>
-      <w:r>
-        <w:rPr>
-          <w:b/>
-          <w:bCs/>
-          <w:lang w:val="en-PK"/>
-        </w:rPr>
-        <w:t>numpy</w:t>
-      </w:r>
-      <w:proofErr w:type="spellEnd"/>
-      <w:r>
-        <w:rPr>
-          <w:b/>
-          <w:bCs/>
-          <w:lang w:val="en-PK"/>
-        </w:rPr>
-        <w:t xml:space="preserve"> matplotlib seaborn scikit-learn</w:t>
-      </w:r>
-    </w:p>
-    <w:p>
-      <w:pPr>
-        <w:rPr>
-          <w:lang w:val="en-PK"/>
-        </w:rPr>
-      </w:pPr>
-      <w:r>
-        <w:rPr>
-          <w:lang w:val="en-PK"/>
-        </w:rPr>
+        </w:rPr>
+      </w:pPr>
+      <w:r>
+        <w:rPr>
+          <w:b/>
+          <w:bCs/>
+        </w:rPr>
+        <w:t>pip install pandas numpy matplotlib seaborn scikit-learn</w:t>
+      </w:r>
+    </w:p>
+    <w:p>
+      <w:pPr>
+        <w:rPr>
+          <w:rStyle w:val="QuoteChar"/>
+          <w:b/>
+          <w:bCs/>
+        </w:rPr>
+      </w:pPr>
+      <w:r>
         <w:t>Once the libraries are installed, you are ready to begin the implementation.</w:t>
       </w:r>
-    </w:p>
-    <w:p>
-      <w:pPr>
-        <w:rPr>
-          <w:lang w:val="en-PK"/>
-        </w:rPr>
-      </w:pPr>
-      <w:r>
-        <w:rPr>
-          <w:lang w:val="en-PK"/>
-        </w:rPr>
+      <w:r>
+        <w:t xml:space="preserve"> </w:t>
+      </w:r>
+      <w:r>
+        <w:rPr>
+          <w:rStyle w:val="QuoteChar"/>
+          <w:b/>
+          <w:bCs/>
+        </w:rPr>
+        <w:t>Pedregosa, F., et al. (2011)</w:t>
+      </w:r>
+    </w:p>
+    <w:p>
+      <w:r>
         <w:pict w14:anchorId="5B4C78DD">
-          <v:rect id="_x0000_i1199" style="width:0;height:1.5pt" o:hralign="center" o:hrstd="t" o:hr="t" fillcolor="#a0a0a0" stroked="f"/>
+          <v:rect id="_x0000_i1028" style="width:0;height:1.5pt" o:hralign="center" o:hrstd="t" o:hr="t" fillcolor="#a0a0a0" stroked="f"/>
         </w:pict>
       </w:r>
     </w:p>
@@ -1144,14 +797,12 @@
         <w:rPr>
           <w:b/>
           <w:bCs/>
-          <w:lang w:val="en-PK"/>
-        </w:rPr>
-      </w:pPr>
-      <w:r>
-        <w:rPr>
-          <w:b/>
-          <w:bCs/>
-          <w:lang w:val="en-PK"/>
+        </w:rPr>
+      </w:pPr>
+      <w:r>
+        <w:rPr>
+          <w:b/>
+          <w:bCs/>
         </w:rPr>
         <w:t>4. Building the Random Forest Model</w:t>
       </w:r>
@@ -1161,57 +812,56 @@
         <w:rPr>
           <w:b/>
           <w:bCs/>
-          <w:lang w:val="en-PK"/>
-        </w:rPr>
-      </w:pPr>
-      <w:r>
-        <w:rPr>
-          <w:b/>
-          <w:bCs/>
-          <w:lang w:val="en-PK"/>
+        </w:rPr>
+      </w:pPr>
+      <w:r>
+        <w:rPr>
+          <w:b/>
+          <w:bCs/>
         </w:rPr>
         <w:t>Step 1: Data Preprocessing</w:t>
       </w:r>
     </w:p>
     <w:p>
-      <w:pPr>
-        <w:rPr>
-          <w:lang w:val="en-PK"/>
-        </w:rPr>
-      </w:pPr>
-      <w:r>
-        <w:rPr>
-          <w:lang w:val="en-PK"/>
-        </w:rPr>
+      <w:r>
         <w:t xml:space="preserve">The first step is to load the Iris dataset from scikit-learn and split it into training and testing sets. This ensures that we have a separate dataset to evaluate the model's performance after training. We use a </w:t>
       </w:r>
       <w:r>
         <w:rPr>
           <w:b/>
           <w:bCs/>
-          <w:lang w:val="en-PK"/>
         </w:rPr>
         <w:t>70-30 split</w:t>
       </w:r>
       <w:r>
-        <w:rPr>
-          <w:lang w:val="en-PK"/>
-        </w:rPr>
         <w:t>, with 70% of the data for training and 30% for testing.</w:t>
       </w:r>
+      <w:r>
+        <w:rPr>
+          <w:rStyle w:val="QuoteChar"/>
+          <w:b/>
+          <w:bCs/>
+        </w:rPr>
+        <w:t xml:space="preserve"> </w:t>
+      </w:r>
+      <w:r>
+        <w:rPr>
+          <w:rStyle w:val="QuoteChar"/>
+          <w:b/>
+          <w:bCs/>
+        </w:rPr>
+        <w:t>Pedregosa, F., et al. (2011)</w:t>
+      </w:r>
     </w:p>
     <w:p>
       <w:pPr>
         <w:jc w:val="center"/>
-        <w:rPr>
-          <w:lang w:val="en-PK"/>
-        </w:rPr>
       </w:pPr>
       <w:r>
         <w:rPr>
           <w:noProof/>
-          <w:lang w:val="en-PK"/>
-        </w:rPr>
+        </w:rPr>
+        <w:lastRenderedPageBreak/>
         <w:drawing>
           <wp:inline distT="0" distB="0" distL="0" distR="0" wp14:anchorId="4A8BE57E" wp14:editId="00B1F7A0">
             <wp:extent cx="5731510" cy="1918970"/>
@@ -1255,25 +905,11 @@
         </w:drawing>
       </w:r>
     </w:p>
-    <w:p>
-      <w:pPr>
-        <w:rPr>
-          <w:lang w:val="en-PK"/>
-        </w:rPr>
-      </w:pPr>
-    </w:p>
-    <w:p>
-      <w:pPr>
-        <w:rPr>
-          <w:lang w:val="en-PK"/>
-        </w:rPr>
-      </w:pPr>
-      <w:r>
-        <w:rPr>
-          <w:lang w:val="en-PK"/>
-        </w:rPr>
+    <w:p/>
+    <w:p>
+      <w:r>
         <w:pict w14:anchorId="1FC58A82">
-          <v:rect id="_x0000_i1200" style="width:0;height:1.5pt" o:hralign="center" o:hrstd="t" o:hr="t" fillcolor="#a0a0a0" stroked="f"/>
+          <v:rect id="_x0000_i1029" style="width:0;height:1.5pt" o:hralign="center" o:hrstd="t" o:hr="t" fillcolor="#a0a0a0" stroked="f"/>
         </w:pict>
       </w:r>
     </w:p>
@@ -1282,59 +918,49 @@
         <w:rPr>
           <w:b/>
           <w:bCs/>
-          <w:lang w:val="en-PK"/>
-        </w:rPr>
-      </w:pPr>
-      <w:r>
-        <w:rPr>
-          <w:b/>
-          <w:bCs/>
-          <w:lang w:val="en-PK"/>
-        </w:rPr>
-        <w:lastRenderedPageBreak/>
+        </w:rPr>
+      </w:pPr>
+      <w:r>
+        <w:rPr>
+          <w:b/>
+          <w:bCs/>
+        </w:rPr>
         <w:t>Step 2: Baseline Model</w:t>
       </w:r>
     </w:p>
     <w:p>
-      <w:pPr>
-        <w:rPr>
-          <w:lang w:val="en-PK"/>
-        </w:rPr>
-      </w:pPr>
-      <w:r>
-        <w:rPr>
-          <w:lang w:val="en-PK"/>
-        </w:rPr>
+      <w:r>
         <w:t>To establish a reference point, we train a Random Forest classifier using default parameters. This serves as the baseline model.</w:t>
       </w:r>
-    </w:p>
-    <w:p>
-      <w:pPr>
-        <w:rPr>
-          <w:b/>
-          <w:bCs/>
-          <w:lang w:val="en-PK"/>
-        </w:rPr>
-      </w:pPr>
-      <w:r>
-        <w:rPr>
-          <w:b/>
-          <w:bCs/>
-          <w:lang w:val="en-PK"/>
+      <w:r>
+        <w:t xml:space="preserve"> </w:t>
+      </w:r>
+      <w:r>
+        <w:rPr>
+          <w:rStyle w:val="QuoteChar"/>
+          <w:b/>
+          <w:bCs/>
+        </w:rPr>
+        <w:t>Breiman, L. (2001)</w:t>
+      </w:r>
+    </w:p>
+    <w:p>
+      <w:pPr>
+        <w:rPr>
+          <w:b/>
+          <w:bCs/>
+        </w:rPr>
+      </w:pPr>
+      <w:r>
+        <w:rPr>
+          <w:b/>
+          <w:bCs/>
         </w:rPr>
         <w:t>Evaluation Metrics</w:t>
       </w:r>
     </w:p>
     <w:p>
-      <w:pPr>
-        <w:rPr>
-          <w:lang w:val="en-PK"/>
-        </w:rPr>
-      </w:pPr>
-      <w:r>
-        <w:rPr>
-          <w:lang w:val="en-PK"/>
-        </w:rPr>
+      <w:r>
         <w:t>The baseline model's performance is evaluated using the following metrics:</w:t>
       </w:r>
     </w:p>
@@ -1344,22 +970,15 @@
           <w:ilvl w:val="0"/>
           <w:numId w:val="19"/>
         </w:numPr>
-        <w:rPr>
-          <w:lang w:val="en-PK"/>
-        </w:rPr>
-      </w:pPr>
-      <w:r>
-        <w:rPr>
-          <w:b/>
-          <w:bCs/>
-          <w:lang w:val="en-PK"/>
+      </w:pPr>
+      <w:r>
+        <w:rPr>
+          <w:b/>
+          <w:bCs/>
         </w:rPr>
         <w:t>Accuracy:</w:t>
       </w:r>
       <w:r>
-        <w:rPr>
-          <w:lang w:val="en-PK"/>
-        </w:rPr>
         <w:t xml:space="preserve"> The proportion of correctly classified samples.</w:t>
       </w:r>
     </w:p>
@@ -1369,22 +988,15 @@
           <w:ilvl w:val="0"/>
           <w:numId w:val="19"/>
         </w:numPr>
-        <w:rPr>
-          <w:lang w:val="en-PK"/>
-        </w:rPr>
-      </w:pPr>
-      <w:r>
-        <w:rPr>
-          <w:b/>
-          <w:bCs/>
-          <w:lang w:val="en-PK"/>
+      </w:pPr>
+      <w:r>
+        <w:rPr>
+          <w:b/>
+          <w:bCs/>
         </w:rPr>
         <w:t>Confusion Matrix:</w:t>
       </w:r>
       <w:r>
-        <w:rPr>
-          <w:lang w:val="en-PK"/>
-        </w:rPr>
         <w:t xml:space="preserve"> A matrix that shows the actual vs. predicted classes for all samples.</w:t>
       </w:r>
     </w:p>
@@ -1394,36 +1006,25 @@
           <w:ilvl w:val="0"/>
           <w:numId w:val="19"/>
         </w:numPr>
-        <w:rPr>
-          <w:lang w:val="en-PK"/>
-        </w:rPr>
-      </w:pPr>
-      <w:r>
-        <w:rPr>
-          <w:b/>
-          <w:bCs/>
-          <w:lang w:val="en-PK"/>
+      </w:pPr>
+      <w:r>
+        <w:rPr>
+          <w:b/>
+          <w:bCs/>
         </w:rPr>
         <w:t>Classification Report:</w:t>
       </w:r>
       <w:r>
-        <w:rPr>
-          <w:lang w:val="en-PK"/>
-        </w:rPr>
         <w:t xml:space="preserve"> A detailed summary of precision, recall, and F1-score for each class.</w:t>
       </w:r>
     </w:p>
     <w:p>
       <w:pPr>
         <w:jc w:val="center"/>
-        <w:rPr>
-          <w:lang w:val="en-PK"/>
-        </w:rPr>
       </w:pPr>
       <w:r>
         <w:rPr>
           <w:noProof/>
-          <w:lang w:val="en-PK"/>
         </w:rPr>
         <w:drawing>
           <wp:inline distT="0" distB="0" distL="0" distR="0" wp14:anchorId="1A49B4BC" wp14:editId="5E54005B">
@@ -1471,23 +1072,17 @@
     <w:p>
       <w:pPr>
         <w:jc w:val="center"/>
-        <w:rPr>
-          <w:lang w:val="en-PK"/>
-        </w:rPr>
       </w:pPr>
     </w:p>
     <w:p>
       <w:pPr>
         <w:jc w:val="center"/>
-        <w:rPr>
-          <w:lang w:val="en-PK"/>
-        </w:rPr>
       </w:pPr>
       <w:r>
         <w:rPr>
           <w:noProof/>
-          <w:lang w:val="en-PK"/>
-        </w:rPr>
+        </w:rPr>
+        <w:lastRenderedPageBreak/>
         <w:drawing>
           <wp:inline distT="0" distB="0" distL="0" distR="0" wp14:anchorId="7CF768B9" wp14:editId="4ADF5E4D">
             <wp:extent cx="5852160" cy="2453640"/>
@@ -1534,24 +1129,16 @@
     <w:p>
       <w:pPr>
         <w:jc w:val="center"/>
-        <w:rPr>
-          <w:lang w:val="en-PK"/>
-        </w:rPr>
       </w:pPr>
     </w:p>
     <w:p>
       <w:pPr>
         <w:jc w:val="center"/>
-        <w:rPr>
-          <w:lang w:val="en-PK"/>
-        </w:rPr>
       </w:pPr>
       <w:r>
         <w:rPr>
           <w:noProof/>
-          <w:lang w:val="en-PK"/>
-        </w:rPr>
-        <w:lastRenderedPageBreak/>
+        </w:rPr>
         <w:drawing>
           <wp:inline distT="0" distB="0" distL="0" distR="0" wp14:anchorId="3FC33945" wp14:editId="1CB2EE4F">
             <wp:extent cx="5731510" cy="4377055"/>
@@ -1596,17 +1183,9 @@
       </w:r>
     </w:p>
     <w:p>
-      <w:pPr>
-        <w:rPr>
-          <w:lang w:val="en-PK"/>
-        </w:rPr>
-      </w:pPr>
-      <w:r>
-        <w:rPr>
-          <w:lang w:val="en-PK"/>
-        </w:rPr>
+      <w:r>
         <w:pict w14:anchorId="785F56FE">
-          <v:rect id="_x0000_i1201" style="width:0;height:1.5pt" o:hralign="center" o:hrstd="t" o:hr="t" fillcolor="#a0a0a0" stroked="f"/>
+          <v:rect id="_x0000_i1030" style="width:0;height:1.5pt" o:hralign="center" o:hrstd="t" o:hr="t" fillcolor="#a0a0a0" stroked="f"/>
         </w:pict>
       </w:r>
     </w:p>
@@ -1615,28 +1194,18 @@
         <w:rPr>
           <w:b/>
           <w:bCs/>
-          <w:lang w:val="en-PK"/>
-        </w:rPr>
-      </w:pPr>
-      <w:r>
-        <w:rPr>
-          <w:b/>
-          <w:bCs/>
-          <w:lang w:val="en-PK"/>
+        </w:rPr>
+      </w:pPr>
+      <w:r>
+        <w:rPr>
+          <w:b/>
+          <w:bCs/>
         </w:rPr>
         <w:t>5. Hyperparameter Tuning</w:t>
       </w:r>
     </w:p>
     <w:p>
-      <w:pPr>
-        <w:rPr>
-          <w:lang w:val="en-PK"/>
-        </w:rPr>
-      </w:pPr>
-      <w:r>
-        <w:rPr>
-          <w:lang w:val="en-PK"/>
-        </w:rPr>
+      <w:r>
         <w:t>Default parameters may not yield the best performance for a given dataset. By tuning the model’s hyperparameters, we can optimize its accuracy and generalizability.</w:t>
       </w:r>
     </w:p>
@@ -1645,14 +1214,12 @@
         <w:rPr>
           <w:b/>
           <w:bCs/>
-          <w:lang w:val="en-PK"/>
-        </w:rPr>
-      </w:pPr>
-      <w:r>
-        <w:rPr>
-          <w:b/>
-          <w:bCs/>
-          <w:lang w:val="en-PK"/>
+        </w:rPr>
+      </w:pPr>
+      <w:r>
+        <w:rPr>
+          <w:b/>
+          <w:bCs/>
         </w:rPr>
         <w:t>Key Parameters to Tune</w:t>
       </w:r>
@@ -1663,32 +1230,16 @@
           <w:ilvl w:val="0"/>
           <w:numId w:val="20"/>
         </w:numPr>
-        <w:rPr>
-          <w:lang w:val="en-PK"/>
-        </w:rPr>
-      </w:pPr>
-      <w:proofErr w:type="spellStart"/>
-      <w:r>
-        <w:rPr>
-          <w:b/>
-          <w:bCs/>
-          <w:lang w:val="en-PK"/>
-        </w:rPr>
-        <w:t>n_estimators</w:t>
-      </w:r>
-      <w:proofErr w:type="spellEnd"/>
-      <w:r>
-        <w:rPr>
-          <w:b/>
-          <w:bCs/>
-          <w:lang w:val="en-PK"/>
-        </w:rPr>
-        <w:t>:</w:t>
-      </w:r>
-      <w:r>
-        <w:rPr>
-          <w:lang w:val="en-PK"/>
-        </w:rPr>
+      </w:pPr>
+      <w:r>
+        <w:rPr>
+          <w:b/>
+          <w:bCs/>
+        </w:rPr>
+        <w:lastRenderedPageBreak/>
+        <w:t>n_estimators:</w:t>
+      </w:r>
+      <w:r>
         <w:t xml:space="preserve"> The number of trees in the forest.</w:t>
       </w:r>
     </w:p>
@@ -1698,32 +1249,15 @@
           <w:ilvl w:val="0"/>
           <w:numId w:val="20"/>
         </w:numPr>
-        <w:rPr>
-          <w:lang w:val="en-PK"/>
-        </w:rPr>
-      </w:pPr>
-      <w:proofErr w:type="spellStart"/>
-      <w:r>
-        <w:rPr>
-          <w:b/>
-          <w:bCs/>
-          <w:lang w:val="en-PK"/>
-        </w:rPr>
-        <w:t>max_depth</w:t>
-      </w:r>
-      <w:proofErr w:type="spellEnd"/>
-      <w:r>
-        <w:rPr>
-          <w:b/>
-          <w:bCs/>
-          <w:lang w:val="en-PK"/>
-        </w:rPr>
-        <w:t>:</w:t>
-      </w:r>
-      <w:r>
-        <w:rPr>
-          <w:lang w:val="en-PK"/>
-        </w:rPr>
+      </w:pPr>
+      <w:r>
+        <w:rPr>
+          <w:b/>
+          <w:bCs/>
+        </w:rPr>
+        <w:t>max_depth:</w:t>
+      </w:r>
+      <w:r>
         <w:t xml:space="preserve"> The maximum depth of each tree.</w:t>
       </w:r>
     </w:p>
@@ -1733,32 +1267,15 @@
           <w:ilvl w:val="0"/>
           <w:numId w:val="20"/>
         </w:numPr>
-        <w:rPr>
-          <w:lang w:val="en-PK"/>
-        </w:rPr>
-      </w:pPr>
-      <w:proofErr w:type="spellStart"/>
-      <w:r>
-        <w:rPr>
-          <w:b/>
-          <w:bCs/>
-          <w:lang w:val="en-PK"/>
-        </w:rPr>
-        <w:t>min_samples_split</w:t>
-      </w:r>
-      <w:proofErr w:type="spellEnd"/>
-      <w:r>
-        <w:rPr>
-          <w:b/>
-          <w:bCs/>
-          <w:lang w:val="en-PK"/>
-        </w:rPr>
-        <w:t>:</w:t>
-      </w:r>
-      <w:r>
-        <w:rPr>
-          <w:lang w:val="en-PK"/>
-        </w:rPr>
+      </w:pPr>
+      <w:r>
+        <w:rPr>
+          <w:b/>
+          <w:bCs/>
+        </w:rPr>
+        <w:t>min_samples_split:</w:t>
+      </w:r>
+      <w:r>
         <w:t xml:space="preserve"> The minimum number of samples required to split an internal node.</w:t>
       </w:r>
     </w:p>
@@ -1768,115 +1285,79 @@
           <w:ilvl w:val="0"/>
           <w:numId w:val="20"/>
         </w:numPr>
-        <w:rPr>
-          <w:lang w:val="en-PK"/>
-        </w:rPr>
-      </w:pPr>
-      <w:proofErr w:type="spellStart"/>
-      <w:r>
-        <w:rPr>
-          <w:b/>
-          <w:bCs/>
-          <w:lang w:val="en-PK"/>
-        </w:rPr>
-        <w:t>min_samples_leaf</w:t>
-      </w:r>
-      <w:proofErr w:type="spellEnd"/>
-      <w:r>
-        <w:rPr>
-          <w:b/>
-          <w:bCs/>
-          <w:lang w:val="en-PK"/>
-        </w:rPr>
-        <w:t>:</w:t>
-      </w:r>
-      <w:r>
-        <w:rPr>
-          <w:lang w:val="en-PK"/>
-        </w:rPr>
+      </w:pPr>
+      <w:r>
+        <w:rPr>
+          <w:b/>
+          <w:bCs/>
+        </w:rPr>
+        <w:t>min_samples_leaf:</w:t>
+      </w:r>
+      <w:r>
         <w:t xml:space="preserve"> The minimum number of samples required to be at a leaf node.</w:t>
       </w:r>
     </w:p>
     <w:p>
       <w:pPr>
         <w:rPr>
-          <w:lang w:val="en-PK"/>
-        </w:rPr>
-      </w:pPr>
-      <w:r>
-        <w:rPr>
-          <w:lang w:val="en-PK"/>
-        </w:rPr>
+          <w:rStyle w:val="QuoteChar"/>
+          <w:b/>
+          <w:bCs/>
+        </w:rPr>
+      </w:pPr>
+      <w:r>
         <w:t xml:space="preserve">We use </w:t>
       </w:r>
-      <w:proofErr w:type="spellStart"/>
-      <w:r>
-        <w:rPr>
-          <w:b/>
-          <w:bCs/>
-          <w:lang w:val="en-PK"/>
+      <w:r>
+        <w:rPr>
+          <w:b/>
+          <w:bCs/>
         </w:rPr>
         <w:t>GridSearchCV</w:t>
       </w:r>
-      <w:proofErr w:type="spellEnd"/>
-      <w:r>
-        <w:rPr>
-          <w:lang w:val="en-PK"/>
-        </w:rPr>
+      <w:r>
         <w:t xml:space="preserve"> to systematically explore combinations of these parameters.</w:t>
       </w:r>
-    </w:p>
-    <w:p>
-      <w:pPr>
-        <w:rPr>
-          <w:b/>
-          <w:bCs/>
-          <w:lang w:val="en-PK"/>
-        </w:rPr>
-      </w:pPr>
-      <w:r>
-        <w:rPr>
-          <w:b/>
-          <w:bCs/>
-          <w:lang w:val="en-PK"/>
+      <w:r>
+        <w:t xml:space="preserve"> </w:t>
+      </w:r>
+      <w:r>
+        <w:rPr>
+          <w:rStyle w:val="QuoteChar"/>
+          <w:b/>
+          <w:bCs/>
+        </w:rPr>
+        <w:t>Pedregosa, F., et al. (2011)</w:t>
+      </w:r>
+    </w:p>
+    <w:p>
+      <w:pPr>
+        <w:rPr>
+          <w:b/>
+          <w:bCs/>
+        </w:rPr>
+      </w:pPr>
+      <w:r>
+        <w:rPr>
+          <w:b/>
+          <w:bCs/>
         </w:rPr>
         <w:t>Tuning Process</w:t>
       </w:r>
     </w:p>
     <w:p>
-      <w:pPr>
-        <w:rPr>
-          <w:lang w:val="en-PK"/>
-        </w:rPr>
-      </w:pPr>
-      <w:proofErr w:type="spellStart"/>
-      <w:r>
-        <w:rPr>
-          <w:lang w:val="en-PK"/>
-        </w:rPr>
-        <w:t>GridSearchCV</w:t>
-      </w:r>
-      <w:proofErr w:type="spellEnd"/>
-      <w:r>
-        <w:rPr>
-          <w:lang w:val="en-PK"/>
-        </w:rPr>
-        <w:t xml:space="preserve"> performs cross-validation to evaluate each parameter combination, selecting the one that yields the best results.</w:t>
+      <w:r>
+        <w:t>GridSearchCV performs cross-validation to evaluate each parameter combination, selecting the one that yields the best results.</w:t>
       </w:r>
     </w:p>
     <w:p>
       <w:pPr>
         <w:jc w:val="center"/>
-        <w:rPr>
-          <w:lang w:val="en-PK"/>
-        </w:rPr>
       </w:pPr>
       <w:r>
         <w:rPr>
           <w:noProof/>
-          <w:lang w:val="en-PK"/>
-        </w:rPr>
-        <w:lastRenderedPageBreak/>
+        </w:rPr>
         <w:drawing>
           <wp:inline distT="0" distB="0" distL="0" distR="0" wp14:anchorId="26A44B1C" wp14:editId="4B1B2BD5">
             <wp:extent cx="6050280" cy="2947670"/>
@@ -1925,43 +1406,30 @@
         <w:rPr>
           <w:b/>
           <w:bCs/>
-          <w:lang w:val="en-PK"/>
-        </w:rPr>
-      </w:pPr>
-      <w:r>
-        <w:rPr>
-          <w:b/>
-          <w:bCs/>
-          <w:lang w:val="en-PK"/>
+        </w:rPr>
+      </w:pPr>
+      <w:r>
+        <w:rPr>
+          <w:b/>
+          <w:bCs/>
         </w:rPr>
         <w:t>Results</w:t>
       </w:r>
     </w:p>
     <w:p>
-      <w:pPr>
-        <w:rPr>
-          <w:lang w:val="en-PK"/>
-        </w:rPr>
-      </w:pPr>
-      <w:r>
-        <w:rPr>
-          <w:lang w:val="en-PK"/>
-        </w:rPr>
+      <w:r>
         <w:t>The optimized parameters are applied to train a new Random Forest model, resulting in improved performance metrics.</w:t>
       </w:r>
     </w:p>
     <w:p>
       <w:pPr>
         <w:jc w:val="center"/>
-        <w:rPr>
-          <w:lang w:val="en-PK"/>
-        </w:rPr>
       </w:pPr>
       <w:r>
         <w:rPr>
           <w:noProof/>
-          <w:lang w:val="en-PK"/>
-        </w:rPr>
+        </w:rPr>
+        <w:lastRenderedPageBreak/>
         <w:drawing>
           <wp:inline distT="0" distB="0" distL="0" distR="0" wp14:anchorId="65A8F6AA" wp14:editId="110C3E17">
             <wp:extent cx="5731510" cy="2188845"/>
@@ -2005,25 +1473,11 @@
         </w:drawing>
       </w:r>
     </w:p>
-    <w:p>
-      <w:pPr>
-        <w:rPr>
-          <w:lang w:val="en-PK"/>
-        </w:rPr>
-      </w:pPr>
-    </w:p>
-    <w:p>
-      <w:pPr>
-        <w:rPr>
-          <w:lang w:val="en-PK"/>
-        </w:rPr>
-      </w:pPr>
-      <w:r>
-        <w:rPr>
-          <w:lang w:val="en-PK"/>
-        </w:rPr>
+    <w:p/>
+    <w:p>
+      <w:r>
         <w:pict w14:anchorId="7C995032">
-          <v:rect id="_x0000_i1202" style="width:0;height:1.5pt" o:hralign="center" o:hrstd="t" o:hr="t" fillcolor="#a0a0a0" stroked="f"/>
+          <v:rect id="_x0000_i1031" style="width:0;height:1.5pt" o:hralign="center" o:hrstd="t" o:hr="t" fillcolor="#a0a0a0" stroked="f"/>
         </w:pict>
       </w:r>
     </w:p>
@@ -2032,28 +1486,18 @@
         <w:rPr>
           <w:b/>
           <w:bCs/>
-          <w:lang w:val="en-PK"/>
-        </w:rPr>
-      </w:pPr>
-      <w:r>
-        <w:rPr>
-          <w:b/>
-          <w:bCs/>
-          <w:lang w:val="en-PK"/>
+        </w:rPr>
+      </w:pPr>
+      <w:r>
+        <w:rPr>
+          <w:b/>
+          <w:bCs/>
         </w:rPr>
         <w:t>6. Feature Importance</w:t>
       </w:r>
     </w:p>
     <w:p>
-      <w:pPr>
-        <w:rPr>
-          <w:lang w:val="en-PK"/>
-        </w:rPr>
-      </w:pPr>
-      <w:r>
-        <w:rPr>
-          <w:lang w:val="en-PK"/>
-        </w:rPr>
+      <w:r>
         <w:t>Random Forest provides a measure of feature importance based on how much each feature contributes to reducing impurity in the trees.</w:t>
       </w:r>
     </w:p>
@@ -2062,70 +1506,48 @@
         <w:rPr>
           <w:b/>
           <w:bCs/>
-          <w:lang w:val="en-PK"/>
-        </w:rPr>
-      </w:pPr>
-      <w:r>
-        <w:rPr>
-          <w:b/>
-          <w:bCs/>
-          <w:lang w:val="en-PK"/>
+        </w:rPr>
+      </w:pPr>
+      <w:r>
+        <w:rPr>
+          <w:b/>
+          <w:bCs/>
         </w:rPr>
         <w:t>Visualization</w:t>
       </w:r>
     </w:p>
     <w:p>
-      <w:pPr>
-        <w:rPr>
-          <w:lang w:val="en-PK"/>
-        </w:rPr>
-      </w:pPr>
-      <w:r>
-        <w:rPr>
-          <w:lang w:val="en-PK"/>
-        </w:rPr>
+      <w:r>
         <w:t xml:space="preserve">A bar chart is created to display the relative importance of each feature. For the Iris dataset, </w:t>
       </w:r>
       <w:r>
         <w:rPr>
           <w:b/>
           <w:bCs/>
-          <w:lang w:val="en-PK"/>
         </w:rPr>
         <w:t>petal length</w:t>
       </w:r>
       <w:r>
-        <w:rPr>
-          <w:lang w:val="en-PK"/>
-        </w:rPr>
         <w:t xml:space="preserve"> and </w:t>
       </w:r>
       <w:r>
         <w:rPr>
           <w:b/>
           <w:bCs/>
-          <w:lang w:val="en-PK"/>
         </w:rPr>
         <w:t>petal width</w:t>
       </w:r>
       <w:r>
-        <w:rPr>
-          <w:lang w:val="en-PK"/>
-        </w:rPr>
         <w:t xml:space="preserve"> typically rank as the most influential features.</w:t>
       </w:r>
     </w:p>
     <w:p>
       <w:pPr>
         <w:jc w:val="center"/>
-        <w:rPr>
-          <w:lang w:val="en-PK"/>
-        </w:rPr>
       </w:pPr>
       <w:r>
         <w:rPr>
           <w:noProof/>
-          <w:lang w:val="en-PK"/>
         </w:rPr>
         <w:lastRenderedPageBreak/>
         <w:drawing>
@@ -2172,17 +1594,9 @@
       </w:r>
     </w:p>
     <w:p>
-      <w:pPr>
-        <w:rPr>
-          <w:lang w:val="en-PK"/>
-        </w:rPr>
-      </w:pPr>
-      <w:r>
-        <w:rPr>
-          <w:lang w:val="en-PK"/>
-        </w:rPr>
+      <w:r>
         <w:pict w14:anchorId="20A68D2B">
-          <v:rect id="_x0000_i1203" style="width:0;height:1.5pt" o:hralign="center" o:hrstd="t" o:hr="t" fillcolor="#a0a0a0" stroked="f"/>
+          <v:rect id="_x0000_i1032" style="width:0;height:1.5pt" o:hralign="center" o:hrstd="t" o:hr="t" fillcolor="#a0a0a0" stroked="f"/>
         </w:pict>
       </w:r>
     </w:p>
@@ -2191,44 +1605,43 @@
         <w:rPr>
           <w:b/>
           <w:bCs/>
-          <w:lang w:val="en-PK"/>
-        </w:rPr>
-      </w:pPr>
-      <w:r>
-        <w:rPr>
-          <w:b/>
-          <w:bCs/>
-          <w:lang w:val="en-PK"/>
+        </w:rPr>
+      </w:pPr>
+      <w:r>
+        <w:rPr>
+          <w:b/>
+          <w:bCs/>
         </w:rPr>
         <w:t>7. Visualizing Decision Boundaries</w:t>
       </w:r>
     </w:p>
     <w:p>
-      <w:pPr>
-        <w:rPr>
-          <w:lang w:val="en-PK"/>
-        </w:rPr>
-      </w:pPr>
-      <w:r>
-        <w:rPr>
-          <w:lang w:val="en-PK"/>
-        </w:rPr>
+      <w:r>
         <w:t>To understand how the Random Forest model separates different classes, we visualize decision boundaries using two features (e.g., petal length and petal width). This helps us see how the model distinguishes between species in a 2D space.</w:t>
       </w:r>
-    </w:p>
-    <w:p>
-      <w:pPr>
-        <w:rPr>
-          <w:b/>
-          <w:bCs/>
-          <w:lang w:val="en-PK"/>
-        </w:rPr>
-      </w:pPr>
-      <w:r>
-        <w:rPr>
-          <w:b/>
-          <w:bCs/>
-          <w:lang w:val="en-PK"/>
+      <w:r>
+        <w:t xml:space="preserve"> </w:t>
+      </w:r>
+      <w:r>
+        <w:rPr>
+          <w:rStyle w:val="QuoteChar"/>
+          <w:b/>
+          <w:bCs/>
+        </w:rPr>
+        <w:t>Breiman, L. (2001)</w:t>
+      </w:r>
+    </w:p>
+    <w:p>
+      <w:pPr>
+        <w:rPr>
+          <w:b/>
+          <w:bCs/>
+        </w:rPr>
+      </w:pPr>
+      <w:r>
+        <w:rPr>
+          <w:b/>
+          <w:bCs/>
         </w:rPr>
         <w:t>Steps for Visualization</w:t>
       </w:r>
@@ -2239,14 +1652,8 @@
           <w:ilvl w:val="0"/>
           <w:numId w:val="21"/>
         </w:numPr>
-        <w:rPr>
-          <w:lang w:val="en-PK"/>
-        </w:rPr>
-      </w:pPr>
-      <w:r>
-        <w:rPr>
-          <w:lang w:val="en-PK"/>
-        </w:rPr>
+      </w:pPr>
+      <w:r>
         <w:t>Select two features for simplicity.</w:t>
       </w:r>
     </w:p>
@@ -2256,14 +1663,8 @@
           <w:ilvl w:val="0"/>
           <w:numId w:val="21"/>
         </w:numPr>
-        <w:rPr>
-          <w:lang w:val="en-PK"/>
-        </w:rPr>
-      </w:pPr>
-      <w:r>
-        <w:rPr>
-          <w:lang w:val="en-PK"/>
-        </w:rPr>
+      </w:pPr>
+      <w:r>
         <w:t>Create a mesh grid that spans the feature space.</w:t>
       </w:r>
     </w:p>
@@ -2273,14 +1674,8 @@
           <w:ilvl w:val="0"/>
           <w:numId w:val="21"/>
         </w:numPr>
-        <w:rPr>
-          <w:lang w:val="en-PK"/>
-        </w:rPr>
-      </w:pPr>
-      <w:r>
-        <w:rPr>
-          <w:lang w:val="en-PK"/>
-        </w:rPr>
+      </w:pPr>
+      <w:r>
         <w:t>Predict the class for each point in the grid.</w:t>
       </w:r>
     </w:p>
@@ -2290,28 +1685,18 @@
           <w:ilvl w:val="0"/>
           <w:numId w:val="21"/>
         </w:numPr>
-        <w:rPr>
-          <w:lang w:val="en-PK"/>
-        </w:rPr>
-      </w:pPr>
-      <w:r>
-        <w:rPr>
-          <w:lang w:val="en-PK"/>
-        </w:rPr>
+      </w:pPr>
+      <w:r>
         <w:t>Plot the decision regions along with the actual data points.</w:t>
       </w:r>
     </w:p>
     <w:p>
       <w:pPr>
         <w:jc w:val="center"/>
-        <w:rPr>
-          <w:lang w:val="en-PK"/>
-        </w:rPr>
       </w:pPr>
       <w:r>
         <w:rPr>
           <w:noProof/>
-          <w:lang w:val="en-PK"/>
         </w:rPr>
         <w:lastRenderedPageBreak/>
         <w:drawing>
@@ -2358,17 +1743,9 @@
       </w:r>
     </w:p>
     <w:p>
-      <w:pPr>
-        <w:rPr>
-          <w:lang w:val="en-PK"/>
-        </w:rPr>
-      </w:pPr>
-      <w:r>
-        <w:rPr>
-          <w:lang w:val="en-PK"/>
-        </w:rPr>
+      <w:r>
         <w:pict w14:anchorId="30827FF7">
-          <v:rect id="_x0000_i1204" style="width:0;height:1.5pt" o:hralign="center" o:hrstd="t" o:hr="t" fillcolor="#a0a0a0" stroked="f"/>
+          <v:rect id="_x0000_i1033" style="width:0;height:1.5pt" o:hralign="center" o:hrstd="t" o:hr="t" fillcolor="#a0a0a0" stroked="f"/>
         </w:pict>
       </w:r>
     </w:p>
@@ -2377,42 +1754,39 @@
         <w:rPr>
           <w:b/>
           <w:bCs/>
-          <w:lang w:val="en-PK"/>
-        </w:rPr>
-      </w:pPr>
-      <w:r>
-        <w:rPr>
-          <w:b/>
-          <w:bCs/>
-          <w:lang w:val="en-PK"/>
+        </w:rPr>
+      </w:pPr>
+      <w:r>
+        <w:rPr>
+          <w:b/>
+          <w:bCs/>
         </w:rPr>
         <w:t>8. Model Evaluation</w:t>
       </w:r>
     </w:p>
     <w:p>
-      <w:pPr>
-        <w:rPr>
-          <w:lang w:val="en-PK"/>
-        </w:rPr>
-      </w:pPr>
-      <w:r>
-        <w:rPr>
-          <w:lang w:val="en-PK"/>
-        </w:rPr>
+      <w:r>
         <w:t>After tuning the model, we compare the baseline and optimized versions using the following metrics:</w:t>
       </w:r>
+      <w:r>
+        <w:t xml:space="preserve"> </w:t>
+      </w:r>
+      <w:r>
+        <w:rPr>
+          <w:rStyle w:val="QuoteChar"/>
+          <w:b/>
+          <w:bCs/>
+        </w:rPr>
+        <w:t>Pedregosa, F., et al. (2011)</w:t>
+      </w:r>
     </w:p>
     <w:p>
       <w:pPr>
         <w:jc w:val="center"/>
-        <w:rPr>
-          <w:lang w:val="en-PK"/>
-        </w:rPr>
       </w:pPr>
       <w:r>
         <w:rPr>
           <w:noProof/>
-          <w:lang w:val="en-PK"/>
         </w:rPr>
         <w:drawing>
           <wp:inline distT="0" distB="0" distL="0" distR="0" wp14:anchorId="473D2630" wp14:editId="597F858D">
@@ -2457,46 +1831,14 @@
         </w:drawing>
       </w:r>
     </w:p>
-    <w:p>
-      <w:pPr>
-        <w:rPr>
-          <w:lang w:val="en-PK"/>
-        </w:rPr>
-      </w:pPr>
-    </w:p>
-    <w:p>
-      <w:pPr>
-        <w:rPr>
-          <w:lang w:val="en-PK"/>
-        </w:rPr>
-      </w:pPr>
-    </w:p>
-    <w:p>
-      <w:pPr>
-        <w:rPr>
-          <w:lang w:val="en-PK"/>
-        </w:rPr>
-      </w:pPr>
-    </w:p>
-    <w:p>
-      <w:pPr>
-        <w:rPr>
-          <w:lang w:val="en-PK"/>
-        </w:rPr>
-      </w:pPr>
-    </w:p>
-    <w:p>
-      <w:pPr>
-        <w:rPr>
-          <w:lang w:val="en-PK"/>
-        </w:rPr>
-      </w:pPr>
-      <w:r>
-        <w:rPr>
-          <w:lang w:val="en-PK"/>
-        </w:rPr>
+    <w:p/>
+    <w:p/>
+    <w:p/>
+    <w:p/>
+    <w:p>
+      <w:r>
         <w:pict w14:anchorId="1973FC4D">
-          <v:rect id="_x0000_i1205" style="width:0;height:1.5pt" o:hralign="center" o:hrstd="t" o:hr="t" fillcolor="#a0a0a0" stroked="f"/>
+          <v:rect id="_x0000_i1034" style="width:0;height:1.5pt" o:hralign="center" o:hrstd="t" o:hr="t" fillcolor="#a0a0a0" stroked="f"/>
         </w:pict>
       </w:r>
     </w:p>
@@ -2505,14 +1847,12 @@
         <w:rPr>
           <w:b/>
           <w:bCs/>
-          <w:lang w:val="en-PK"/>
-        </w:rPr>
-      </w:pPr>
-      <w:r>
-        <w:rPr>
-          <w:b/>
-          <w:bCs/>
-          <w:lang w:val="en-PK"/>
+        </w:rPr>
+      </w:pPr>
+      <w:r>
+        <w:rPr>
+          <w:b/>
+          <w:bCs/>
         </w:rPr>
         <w:lastRenderedPageBreak/>
         <w:t>9. Conclusion</w:t>
@@ -2523,14 +1863,12 @@
         <w:rPr>
           <w:b/>
           <w:bCs/>
-          <w:lang w:val="en-PK"/>
-        </w:rPr>
-      </w:pPr>
-      <w:r>
-        <w:rPr>
-          <w:b/>
-          <w:bCs/>
-          <w:lang w:val="en-PK"/>
+        </w:rPr>
+      </w:pPr>
+      <w:r>
+        <w:rPr>
+          <w:b/>
+          <w:bCs/>
         </w:rPr>
         <w:t>Key Takeaways</w:t>
       </w:r>
@@ -2541,22 +1879,15 @@
           <w:ilvl w:val="0"/>
           <w:numId w:val="22"/>
         </w:numPr>
-        <w:rPr>
-          <w:lang w:val="en-PK"/>
-        </w:rPr>
-      </w:pPr>
-      <w:r>
-        <w:rPr>
-          <w:b/>
-          <w:bCs/>
-          <w:lang w:val="en-PK"/>
+      </w:pPr>
+      <w:r>
+        <w:rPr>
+          <w:b/>
+          <w:bCs/>
         </w:rPr>
         <w:t>Random Forest is a reliable and flexible algorithm</w:t>
       </w:r>
       <w:r>
-        <w:rPr>
-          <w:lang w:val="en-PK"/>
-        </w:rPr>
         <w:t xml:space="preserve"> suitable for various tasks.</w:t>
       </w:r>
     </w:p>
@@ -2566,22 +1897,15 @@
           <w:ilvl w:val="0"/>
           <w:numId w:val="22"/>
         </w:numPr>
-        <w:rPr>
-          <w:lang w:val="en-PK"/>
-        </w:rPr>
-      </w:pPr>
-      <w:r>
-        <w:rPr>
-          <w:b/>
-          <w:bCs/>
-          <w:lang w:val="en-PK"/>
+      </w:pPr>
+      <w:r>
+        <w:rPr>
+          <w:b/>
+          <w:bCs/>
         </w:rPr>
         <w:t>Hyperparameter tuning significantly improves performance</w:t>
       </w:r>
       <w:r>
-        <w:rPr>
-          <w:lang w:val="en-PK"/>
-        </w:rPr>
         <w:t>, making the model more accurate and generalizable.</w:t>
       </w:r>
     </w:p>
@@ -2591,22 +1915,15 @@
           <w:ilvl w:val="0"/>
           <w:numId w:val="22"/>
         </w:numPr>
-        <w:rPr>
-          <w:lang w:val="en-PK"/>
-        </w:rPr>
-      </w:pPr>
-      <w:r>
-        <w:rPr>
-          <w:b/>
-          <w:bCs/>
-          <w:lang w:val="en-PK"/>
+      </w:pPr>
+      <w:r>
+        <w:rPr>
+          <w:b/>
+          <w:bCs/>
         </w:rPr>
         <w:t>Feature importance analysis provides actionable insights</w:t>
       </w:r>
       <w:r>
-        <w:rPr>
-          <w:lang w:val="en-PK"/>
-        </w:rPr>
         <w:t>, helping refine data preprocessing and feature selection.</w:t>
       </w:r>
     </w:p>
@@ -2616,52 +1933,29 @@
           <w:ilvl w:val="0"/>
           <w:numId w:val="22"/>
         </w:numPr>
-        <w:rPr>
-          <w:lang w:val="en-PK"/>
-        </w:rPr>
-      </w:pPr>
-      <w:r>
-        <w:rPr>
-          <w:b/>
-          <w:bCs/>
-          <w:lang w:val="en-PK"/>
+      </w:pPr>
+      <w:r>
+        <w:rPr>
+          <w:b/>
+          <w:bCs/>
         </w:rPr>
         <w:t>Decision boundary visualizations enhance interpretability</w:t>
       </w:r>
       <w:r>
-        <w:rPr>
-          <w:lang w:val="en-PK"/>
-        </w:rPr>
-        <w:t xml:space="preserve">, enabling a deeper understanding of the model’s </w:t>
-      </w:r>
-      <w:proofErr w:type="spellStart"/>
-      <w:r>
-        <w:rPr>
-          <w:lang w:val="en-PK"/>
-        </w:rPr>
-        <w:t>behavior</w:t>
-      </w:r>
-      <w:proofErr w:type="spellEnd"/>
-      <w:r>
-        <w:rPr>
-          <w:lang w:val="en-PK"/>
-        </w:rPr>
-        <w:t>.</w:t>
-      </w:r>
-    </w:p>
-    <w:p>
-      <w:pPr>
-        <w:rPr>
-          <w:b/>
-          <w:bCs/>
-          <w:lang w:val="en-PK"/>
-        </w:rPr>
-      </w:pPr>
-      <w:r>
-        <w:rPr>
-          <w:b/>
-          <w:bCs/>
-          <w:lang w:val="en-PK"/>
+        <w:t>, enabling a deeper understanding of the model’s behavior.</w:t>
+      </w:r>
+    </w:p>
+    <w:p>
+      <w:pPr>
+        <w:rPr>
+          <w:b/>
+          <w:bCs/>
+        </w:rPr>
+      </w:pPr>
+      <w:r>
+        <w:rPr>
+          <w:b/>
+          <w:bCs/>
         </w:rPr>
         <w:t>Applications of Random Forest</w:t>
       </w:r>
@@ -2672,22 +1966,15 @@
           <w:ilvl w:val="0"/>
           <w:numId w:val="23"/>
         </w:numPr>
-        <w:rPr>
-          <w:lang w:val="en-PK"/>
-        </w:rPr>
-      </w:pPr>
-      <w:r>
-        <w:rPr>
-          <w:b/>
-          <w:bCs/>
-          <w:lang w:val="en-PK"/>
+      </w:pPr>
+      <w:r>
+        <w:rPr>
+          <w:b/>
+          <w:bCs/>
         </w:rPr>
         <w:t>Healthcare:</w:t>
       </w:r>
       <w:r>
-        <w:rPr>
-          <w:lang w:val="en-PK"/>
-        </w:rPr>
         <w:t xml:space="preserve"> Disease prediction and patient segmentation.</w:t>
       </w:r>
     </w:p>
@@ -2697,22 +1984,15 @@
           <w:ilvl w:val="0"/>
           <w:numId w:val="23"/>
         </w:numPr>
-        <w:rPr>
-          <w:lang w:val="en-PK"/>
-        </w:rPr>
-      </w:pPr>
-      <w:r>
-        <w:rPr>
-          <w:b/>
-          <w:bCs/>
-          <w:lang w:val="en-PK"/>
+      </w:pPr>
+      <w:r>
+        <w:rPr>
+          <w:b/>
+          <w:bCs/>
         </w:rPr>
         <w:t>Finance:</w:t>
       </w:r>
       <w:r>
-        <w:rPr>
-          <w:lang w:val="en-PK"/>
-        </w:rPr>
         <w:t xml:space="preserve"> Fraud detection and credit risk assessment.</w:t>
       </w:r>
     </w:p>
@@ -2722,37 +2002,22 @@
           <w:ilvl w:val="0"/>
           <w:numId w:val="23"/>
         </w:numPr>
-        <w:rPr>
-          <w:lang w:val="en-PK"/>
-        </w:rPr>
-      </w:pPr>
-      <w:r>
-        <w:rPr>
-          <w:b/>
-          <w:bCs/>
-          <w:lang w:val="en-PK"/>
+      </w:pPr>
+      <w:r>
+        <w:rPr>
+          <w:b/>
+          <w:bCs/>
         </w:rPr>
         <w:t>Environmental Science:</w:t>
       </w:r>
       <w:r>
-        <w:rPr>
-          <w:lang w:val="en-PK"/>
-        </w:rPr>
         <w:t xml:space="preserve"> Land cover classification using satellite imagery.</w:t>
       </w:r>
     </w:p>
     <w:p>
-      <w:pPr>
-        <w:rPr>
-          <w:lang w:val="en-PK"/>
-        </w:rPr>
-      </w:pPr>
-      <w:r>
-        <w:rPr>
-          <w:lang w:val="en-PK"/>
-        </w:rPr>
+      <w:r>
         <w:pict w14:anchorId="11A2DA16">
-          <v:rect id="_x0000_i1206" style="width:0;height:1.5pt" o:hralign="center" o:hrstd="t" o:hr="t" fillcolor="#a0a0a0" stroked="f"/>
+          <v:rect id="_x0000_i1035" style="width:0;height:1.5pt" o:hralign="center" o:hrstd="t" o:hr="t" fillcolor="#a0a0a0" stroked="f"/>
         </w:pict>
       </w:r>
     </w:p>
@@ -2761,28 +2026,18 @@
         <w:rPr>
           <w:b/>
           <w:bCs/>
-          <w:lang w:val="en-PK"/>
-        </w:rPr>
-      </w:pPr>
-      <w:r>
-        <w:rPr>
-          <w:b/>
-          <w:bCs/>
-          <w:lang w:val="en-PK"/>
+        </w:rPr>
+      </w:pPr>
+      <w:r>
+        <w:rPr>
+          <w:b/>
+          <w:bCs/>
         </w:rPr>
         <w:t>10. Next Steps</w:t>
       </w:r>
     </w:p>
     <w:p>
-      <w:pPr>
-        <w:rPr>
-          <w:lang w:val="en-PK"/>
-        </w:rPr>
-      </w:pPr>
-      <w:r>
-        <w:rPr>
-          <w:lang w:val="en-PK"/>
-        </w:rPr>
+      <w:r>
         <w:t>To build on this knowledge, consider:</w:t>
       </w:r>
     </w:p>
@@ -2792,14 +2047,8 @@
           <w:ilvl w:val="0"/>
           <w:numId w:val="24"/>
         </w:numPr>
-        <w:rPr>
-          <w:lang w:val="en-PK"/>
-        </w:rPr>
-      </w:pPr>
-      <w:r>
-        <w:rPr>
-          <w:lang w:val="en-PK"/>
-        </w:rPr>
+      </w:pPr>
+      <w:r>
         <w:t>Applying Random Forest to new datasets (e.g., from Kaggle).</w:t>
       </w:r>
     </w:p>
@@ -2809,44 +2058,28 @@
           <w:ilvl w:val="0"/>
           <w:numId w:val="24"/>
         </w:numPr>
-        <w:rPr>
-          <w:lang w:val="en-PK"/>
-        </w:rPr>
-      </w:pPr>
-      <w:r>
-        <w:rPr>
-          <w:lang w:val="en-PK"/>
-        </w:rPr>
+      </w:pPr>
+      <w:r>
         <w:t xml:space="preserve">Experimenting with other ensemble methods like </w:t>
       </w:r>
       <w:r>
         <w:rPr>
           <w:b/>
           <w:bCs/>
-          <w:lang w:val="en-PK"/>
         </w:rPr>
         <w:t>Gradient Boosting</w:t>
       </w:r>
       <w:r>
-        <w:rPr>
-          <w:lang w:val="en-PK"/>
-        </w:rPr>
         <w:t xml:space="preserve"> or </w:t>
       </w:r>
-      <w:proofErr w:type="spellStart"/>
-      <w:r>
-        <w:rPr>
-          <w:b/>
-          <w:bCs/>
-          <w:lang w:val="en-PK"/>
+      <w:r>
+        <w:rPr>
+          <w:b/>
+          <w:bCs/>
         </w:rPr>
         <w:t>XGBoost</w:t>
       </w:r>
-      <w:proofErr w:type="spellEnd"/>
-      <w:r>
-        <w:rPr>
-          <w:lang w:val="en-PK"/>
-        </w:rPr>
+      <w:r>
         <w:t>.</w:t>
       </w:r>
     </w:p>
@@ -2856,29 +2089,54 @@
           <w:ilvl w:val="0"/>
           <w:numId w:val="24"/>
         </w:numPr>
-        <w:rPr>
-          <w:lang w:val="en-PK"/>
-        </w:rPr>
-      </w:pPr>
-      <w:r>
-        <w:rPr>
-          <w:lang w:val="en-PK"/>
-        </w:rPr>
+      </w:pPr>
+      <w:r>
         <w:t>Exploring advanced feature engineering techniques and validation strategies.</w:t>
       </w:r>
     </w:p>
-    <w:p>
-      <w:pPr>
-        <w:rPr>
-          <w:lang w:val="en-PK"/>
-        </w:rPr>
-      </w:pPr>
-      <w:r>
-        <w:rPr>
-          <w:lang w:val="en-PK"/>
-        </w:rPr>
-        <w:pict w14:anchorId="2F9535BD">
-          <v:rect id="_x0000_i1207" style="width:0;height:1.5pt" o:hralign="center" o:hrstd="t" o:hr="t" fillcolor="#a0a0a0" stroked="f"/>
+    <w:p/>
+    <w:p>
+      <w:pPr>
+        <w:rPr>
+          <w:b/>
+          <w:bCs/>
+          <w:lang w:val="en-PK"/>
+        </w:rPr>
+      </w:pPr>
+      <w:r>
+        <w:rPr>
+          <w:b/>
+          <w:bCs/>
+          <w:lang w:val="en-PK"/>
+        </w:rPr>
+        <w:t>GitHub Section</w:t>
+      </w:r>
+    </w:p>
+    <w:p>
+      <w:pPr>
+        <w:rPr>
+          <w:lang w:val="en-PK"/>
+        </w:rPr>
+      </w:pPr>
+      <w:r>
+        <w:rPr>
+          <w:lang w:val="en-PK"/>
+        </w:rPr>
+        <w:t>To ensure accessibility, reproducibility, and collaboration, this project has been made publicly available on GitHub. The repository provides all the necessary files, code, and documentation for building and evaluating the Random Forest algorithm for multi-class classification using the Iris dataset.</w:t>
+      </w:r>
+    </w:p>
+    <w:p>
+      <w:pPr>
+        <w:rPr>
+          <w:lang w:val="en-PK"/>
+        </w:rPr>
+      </w:pPr>
+      <w:r>
+        <w:rPr>
+          <w:lang w:val="en-PK"/>
+        </w:rPr>
+        <w:pict w14:anchorId="4266E5FF">
+          <v:rect id="_x0000_i1086" style="width:0;height:1.5pt" o:hralign="center" o:hrstd="t" o:hr="t" fillcolor="#a0a0a0" stroked="f"/>
         </w:pict>
       </w:r>
     </w:p>
@@ -2896,103 +2154,517 @@
           <w:bCs/>
           <w:lang w:val="en-PK"/>
         </w:rPr>
-        <w:t>References</w:t>
+        <w:t>Repository Structure</w:t>
+      </w:r>
+    </w:p>
+    <w:p>
+      <w:pPr>
+        <w:jc w:val="center"/>
+        <w:rPr>
+          <w:b/>
+          <w:bCs/>
+          <w:lang w:val="en-PK"/>
+        </w:rPr>
+      </w:pPr>
+      <w:r>
+        <w:rPr>
+          <w:b/>
+          <w:bCs/>
+          <w:lang w:val="en-PK"/>
+        </w:rPr>
+        <w:lastRenderedPageBreak/>
+        <w:drawing>
+          <wp:inline distT="0" distB="0" distL="0" distR="0" wp14:anchorId="5DFA67A7" wp14:editId="0980C8EE">
+            <wp:extent cx="5731510" cy="1758950"/>
+            <wp:effectExtent l="0" t="0" r="2540" b="0"/>
+            <wp:docPr id="694644707" name="Picture 1"/>
+            <wp:cNvGraphicFramePr>
+              <a:graphicFrameLocks xmlns:a="http://schemas.openxmlformats.org/drawingml/2006/main" noChangeAspect="1"/>
+            </wp:cNvGraphicFramePr>
+            <a:graphic xmlns:a="http://schemas.openxmlformats.org/drawingml/2006/main">
+              <a:graphicData uri="http://schemas.openxmlformats.org/drawingml/2006/picture">
+                <pic:pic xmlns:pic="http://schemas.openxmlformats.org/drawingml/2006/picture">
+                  <pic:nvPicPr>
+                    <pic:cNvPr id="694644707" name=""/>
+                    <pic:cNvPicPr/>
+                  </pic:nvPicPr>
+                  <pic:blipFill>
+                    <a:blip r:embed="rId17"/>
+                    <a:stretch>
+                      <a:fillRect/>
+                    </a:stretch>
+                  </pic:blipFill>
+                  <pic:spPr>
+                    <a:xfrm>
+                      <a:off x="0" y="0"/>
+                      <a:ext cx="5731510" cy="1758950"/>
+                    </a:xfrm>
+                    <a:prstGeom prst="rect">
+                      <a:avLst/>
+                    </a:prstGeom>
+                  </pic:spPr>
+                </pic:pic>
+              </a:graphicData>
+            </a:graphic>
+          </wp:inline>
+        </w:drawing>
+      </w:r>
+    </w:p>
+    <w:p>
+      <w:pPr>
+        <w:rPr>
+          <w:b/>
+          <w:bCs/>
+          <w:lang w:val="en-PK"/>
+        </w:rPr>
+      </w:pPr>
+    </w:p>
+    <w:p>
+      <w:pPr>
+        <w:rPr>
+          <w:lang w:val="en-PK"/>
+        </w:rPr>
+      </w:pPr>
+      <w:r>
+        <w:rPr>
+          <w:lang w:val="en-PK"/>
+        </w:rPr>
+        <w:t>The repository is organized as follows:</w:t>
       </w:r>
     </w:p>
     <w:p>
       <w:pPr>
         <w:numPr>
           <w:ilvl w:val="0"/>
-          <w:numId w:val="25"/>
-        </w:numPr>
-        <w:rPr>
-          <w:lang w:val="en-PK"/>
-        </w:rPr>
-      </w:pPr>
-      <w:proofErr w:type="spellStart"/>
-      <w:r>
-        <w:rPr>
-          <w:lang w:val="en-PK"/>
-        </w:rPr>
-        <w:t>Breiman</w:t>
-      </w:r>
-      <w:proofErr w:type="spellEnd"/>
-      <w:r>
-        <w:rPr>
-          <w:lang w:val="en-PK"/>
-        </w:rPr>
-        <w:t xml:space="preserve">, L. (2001). Random Forests. </w:t>
-      </w:r>
-      <w:r>
-        <w:rPr>
-          <w:i/>
-          <w:iCs/>
-          <w:lang w:val="en-PK"/>
-        </w:rPr>
-        <w:t>Machine Learning</w:t>
-      </w:r>
-      <w:r>
-        <w:rPr>
-          <w:lang w:val="en-PK"/>
-        </w:rPr>
-        <w:t>, 45(1), 5–32. doi:10.1023/A:1010933404324</w:t>
+          <w:numId w:val="26"/>
+        </w:numPr>
+        <w:rPr>
+          <w:lang w:val="en-PK"/>
+        </w:rPr>
+      </w:pPr>
+      <w:r>
+        <w:rPr>
+          <w:b/>
+          <w:bCs/>
+          <w:lang w:val="en-PK"/>
+        </w:rPr>
+        <w:t>LICENSE</w:t>
+      </w:r>
+      <w:r>
+        <w:rPr>
+          <w:lang w:val="en-PK"/>
+        </w:rPr>
+        <w:t>:</w:t>
+      </w:r>
+    </w:p>
+    <w:p>
+      <w:pPr>
+        <w:numPr>
+          <w:ilvl w:val="1"/>
+          <w:numId w:val="26"/>
+        </w:numPr>
+        <w:rPr>
+          <w:lang w:val="en-PK"/>
+        </w:rPr>
+      </w:pPr>
+      <w:r>
+        <w:rPr>
+          <w:lang w:val="en-PK"/>
+        </w:rPr>
+        <w:t>Specifies the terms under which the project can be used, modified, and distributed.</w:t>
+      </w:r>
+    </w:p>
+    <w:p>
+      <w:pPr>
+        <w:numPr>
+          <w:ilvl w:val="1"/>
+          <w:numId w:val="26"/>
+        </w:numPr>
+        <w:rPr>
+          <w:lang w:val="en-PK"/>
+        </w:rPr>
+      </w:pPr>
+      <w:r>
+        <w:rPr>
+          <w:lang w:val="en-PK"/>
+        </w:rPr>
+        <w:t xml:space="preserve">This project is licensed under the </w:t>
+      </w:r>
+      <w:r>
+        <w:rPr>
+          <w:b/>
+          <w:bCs/>
+          <w:lang w:val="en-PK"/>
+        </w:rPr>
+        <w:t>MIT License</w:t>
+      </w:r>
+      <w:r>
+        <w:rPr>
+          <w:lang w:val="en-PK"/>
+        </w:rPr>
+        <w:t>, allowing free use with proper attribution.</w:t>
       </w:r>
     </w:p>
     <w:p>
       <w:pPr>
         <w:numPr>
           <w:ilvl w:val="0"/>
-          <w:numId w:val="25"/>
-        </w:numPr>
-        <w:rPr>
-          <w:lang w:val="en-PK"/>
-        </w:rPr>
-      </w:pPr>
-      <w:r>
-        <w:rPr>
-          <w:lang w:val="en-PK"/>
-        </w:rPr>
-        <w:t xml:space="preserve">Pedregosa, F., et al. (2011). Scikit-learn: Machine Learning in Python. </w:t>
-      </w:r>
-      <w:r>
-        <w:rPr>
-          <w:i/>
-          <w:iCs/>
-          <w:lang w:val="en-PK"/>
-        </w:rPr>
-        <w:t>Journal of Machine Learning Research</w:t>
-      </w:r>
-      <w:r>
-        <w:rPr>
-          <w:lang w:val="en-PK"/>
-        </w:rPr>
-        <w:t xml:space="preserve">, 12, 2825–2830. Retrieved from </w:t>
-      </w:r>
-      <w:hyperlink r:id="rId17" w:tgtFrame="_new" w:history="1">
-        <w:r>
-          <w:rPr>
-            <w:rStyle w:val="Hyperlink"/>
-            <w:lang w:val="en-PK"/>
-          </w:rPr>
-          <w:t>https://scikit-learn.org</w:t>
-        </w:r>
-      </w:hyperlink>
+          <w:numId w:val="26"/>
+        </w:numPr>
+        <w:rPr>
+          <w:lang w:val="en-PK"/>
+        </w:rPr>
+      </w:pPr>
+      <w:r>
+        <w:rPr>
+          <w:b/>
+          <w:bCs/>
+          <w:lang w:val="en-PK"/>
+        </w:rPr>
+        <w:t>README.md</w:t>
+      </w:r>
+      <w:r>
+        <w:rPr>
+          <w:lang w:val="en-PK"/>
+        </w:rPr>
+        <w:t>:</w:t>
+      </w:r>
+    </w:p>
+    <w:p>
+      <w:pPr>
+        <w:numPr>
+          <w:ilvl w:val="1"/>
+          <w:numId w:val="26"/>
+        </w:numPr>
+        <w:rPr>
+          <w:lang w:val="en-PK"/>
+        </w:rPr>
+      </w:pPr>
+      <w:r>
+        <w:rPr>
+          <w:lang w:val="en-PK"/>
+        </w:rPr>
+        <w:t>Provides a detailed overview of the project, including its objectives, setup instructions, dataset details, and usage information.</w:t>
+      </w:r>
+    </w:p>
+    <w:p>
+      <w:pPr>
+        <w:numPr>
+          <w:ilvl w:val="1"/>
+          <w:numId w:val="26"/>
+        </w:numPr>
+        <w:rPr>
+          <w:lang w:val="en-PK"/>
+        </w:rPr>
+      </w:pPr>
+      <w:r>
+        <w:rPr>
+          <w:lang w:val="en-PK"/>
+        </w:rPr>
+        <w:t>Summarizes key insights, results, and references for further reading.</w:t>
+      </w:r>
     </w:p>
     <w:p>
       <w:pPr>
         <w:numPr>
           <w:ilvl w:val="0"/>
-          <w:numId w:val="25"/>
-        </w:numPr>
-        <w:rPr>
-          <w:lang w:val="en-PK"/>
-        </w:rPr>
-      </w:pPr>
-      <w:r>
-        <w:rPr>
-          <w:lang w:val="en-PK"/>
-        </w:rPr>
-        <w:t xml:space="preserve">Medium Blog. (n.d.). A Visual Explanation of Random Forests. Retrieved from </w:t>
+          <w:numId w:val="26"/>
+        </w:numPr>
+        <w:rPr>
+          <w:lang w:val="en-PK"/>
+        </w:rPr>
+      </w:pPr>
+      <w:r>
+        <w:rPr>
+          <w:b/>
+          <w:bCs/>
+          <w:lang w:val="en-PK"/>
+        </w:rPr>
+        <w:t>Random_Forest_Report.docx</w:t>
+      </w:r>
+      <w:r>
+        <w:rPr>
+          <w:lang w:val="en-PK"/>
+        </w:rPr>
+        <w:t>:</w:t>
+      </w:r>
+    </w:p>
+    <w:p>
+      <w:pPr>
+        <w:numPr>
+          <w:ilvl w:val="1"/>
+          <w:numId w:val="26"/>
+        </w:numPr>
+        <w:rPr>
+          <w:lang w:val="en-PK"/>
+        </w:rPr>
+      </w:pPr>
+      <w:r>
+        <w:rPr>
+          <w:lang w:val="en-PK"/>
+        </w:rPr>
+        <w:t>A comprehensive document covering all aspects of the analysis, including methodology, results, and actionable insights derived from feature importance and visualizations.</w:t>
+      </w:r>
+    </w:p>
+    <w:p>
+      <w:pPr>
+        <w:numPr>
+          <w:ilvl w:val="0"/>
+          <w:numId w:val="26"/>
+        </w:numPr>
+        <w:rPr>
+          <w:lang w:val="en-PK"/>
+        </w:rPr>
+      </w:pPr>
+      <w:r>
+        <w:rPr>
+          <w:b/>
+          <w:bCs/>
+          <w:lang w:val="en-PK"/>
+        </w:rPr>
+        <w:t>Random_Forest_Tutorial.ipynb</w:t>
+      </w:r>
+      <w:r>
+        <w:rPr>
+          <w:lang w:val="en-PK"/>
+        </w:rPr>
+        <w:t>:</w:t>
+      </w:r>
+    </w:p>
+    <w:p>
+      <w:pPr>
+        <w:numPr>
+          <w:ilvl w:val="1"/>
+          <w:numId w:val="26"/>
+        </w:numPr>
+        <w:rPr>
+          <w:lang w:val="en-PK"/>
+        </w:rPr>
+      </w:pPr>
+      <w:r>
+        <w:rPr>
+          <w:lang w:val="en-PK"/>
+        </w:rPr>
+        <w:t>An interactive Jupyter Notebook walking through:</w:t>
+      </w:r>
+    </w:p>
+    <w:p>
+      <w:pPr>
+        <w:numPr>
+          <w:ilvl w:val="2"/>
+          <w:numId w:val="26"/>
+        </w:numPr>
+        <w:rPr>
+          <w:lang w:val="en-PK"/>
+        </w:rPr>
+      </w:pPr>
+      <w:r>
+        <w:rPr>
+          <w:lang w:val="en-PK"/>
+        </w:rPr>
+        <w:t>Data loading, preprocessing, and exploratory analysis.</w:t>
+      </w:r>
+    </w:p>
+    <w:p>
+      <w:pPr>
+        <w:numPr>
+          <w:ilvl w:val="2"/>
+          <w:numId w:val="26"/>
+        </w:numPr>
+        <w:rPr>
+          <w:lang w:val="en-PK"/>
+        </w:rPr>
+      </w:pPr>
+      <w:r>
+        <w:rPr>
+          <w:lang w:val="en-PK"/>
+        </w:rPr>
+        <w:t>Baseline model training with default hyperparameters.</w:t>
+      </w:r>
+    </w:p>
+    <w:p>
+      <w:pPr>
+        <w:numPr>
+          <w:ilvl w:val="2"/>
+          <w:numId w:val="26"/>
+        </w:numPr>
+        <w:rPr>
+          <w:lang w:val="en-PK"/>
+        </w:rPr>
+      </w:pPr>
+      <w:r>
+        <w:rPr>
+          <w:lang w:val="en-PK"/>
+        </w:rPr>
+        <w:t>Hyperparameter tuning using GridSearchCV.</w:t>
+      </w:r>
+    </w:p>
+    <w:p>
+      <w:pPr>
+        <w:numPr>
+          <w:ilvl w:val="2"/>
+          <w:numId w:val="26"/>
+        </w:numPr>
+        <w:rPr>
+          <w:lang w:val="en-PK"/>
+        </w:rPr>
+      </w:pPr>
+      <w:r>
+        <w:rPr>
+          <w:lang w:val="en-PK"/>
+        </w:rPr>
+        <w:t>Model evaluation with metrics like accuracy, confusion matrix, and classification report.</w:t>
+      </w:r>
+    </w:p>
+    <w:p>
+      <w:pPr>
+        <w:numPr>
+          <w:ilvl w:val="2"/>
+          <w:numId w:val="26"/>
+        </w:numPr>
+        <w:rPr>
+          <w:lang w:val="en-PK"/>
+        </w:rPr>
+      </w:pPr>
+      <w:r>
+        <w:rPr>
+          <w:lang w:val="en-PK"/>
+        </w:rPr>
+        <w:t>Feature importance analysis and decision boundary visualizations.</w:t>
+      </w:r>
+    </w:p>
+    <w:p>
+      <w:pPr>
+        <w:numPr>
+          <w:ilvl w:val="1"/>
+          <w:numId w:val="26"/>
+        </w:numPr>
+        <w:rPr>
+          <w:lang w:val="en-PK"/>
+        </w:rPr>
+      </w:pPr>
+      <w:r>
+        <w:rPr>
+          <w:lang w:val="en-PK"/>
+        </w:rPr>
+        <w:lastRenderedPageBreak/>
+        <w:t>Includes detailed comments and explanations for each step to ensure clarity for users of all skill levels.</w:t>
+      </w:r>
+    </w:p>
+    <w:p>
+      <w:pPr>
+        <w:numPr>
+          <w:ilvl w:val="0"/>
+          <w:numId w:val="26"/>
+        </w:numPr>
+        <w:rPr>
+          <w:lang w:val="en-PK"/>
+        </w:rPr>
+      </w:pPr>
+      <w:r>
+        <w:rPr>
+          <w:b/>
+          <w:bCs/>
+          <w:lang w:val="en-PK"/>
+        </w:rPr>
+        <w:t>requirements.txt</w:t>
+      </w:r>
+      <w:r>
+        <w:rPr>
+          <w:lang w:val="en-PK"/>
+        </w:rPr>
+        <w:t>:</w:t>
+      </w:r>
+    </w:p>
+    <w:p>
+      <w:pPr>
+        <w:numPr>
+          <w:ilvl w:val="1"/>
+          <w:numId w:val="26"/>
+        </w:numPr>
+        <w:rPr>
+          <w:lang w:val="en-PK"/>
+        </w:rPr>
+      </w:pPr>
+      <w:r>
+        <w:rPr>
+          <w:lang w:val="en-PK"/>
+        </w:rPr>
+        <w:t>Lists the dependencies required to run the project.</w:t>
+      </w:r>
+    </w:p>
+    <w:p>
+      <w:pPr>
+        <w:numPr>
+          <w:ilvl w:val="1"/>
+          <w:numId w:val="26"/>
+        </w:numPr>
+        <w:rPr>
+          <w:lang w:val="en-PK"/>
+        </w:rPr>
+      </w:pPr>
+      <w:r>
+        <w:rPr>
+          <w:lang w:val="en-PK"/>
+        </w:rPr>
+        <w:t>Includes essential libraries such as pandas, numpy, matplotlib, seaborn, and scikit-learn.</w:t>
+      </w:r>
+    </w:p>
+    <w:p>
+      <w:pPr>
+        <w:rPr>
+          <w:lang w:val="en-PK"/>
+        </w:rPr>
+      </w:pPr>
+      <w:r>
+        <w:rPr>
+          <w:lang w:val="en-PK"/>
+        </w:rPr>
+        <w:pict w14:anchorId="00924F0B">
+          <v:rect id="_x0000_i1087" style="width:0;height:1.5pt" o:hralign="center" o:hrstd="t" o:hr="t" fillcolor="#a0a0a0" stroked="f"/>
+        </w:pict>
+      </w:r>
+    </w:p>
+    <w:p>
+      <w:pPr>
+        <w:rPr>
+          <w:b/>
+          <w:bCs/>
+          <w:lang w:val="en-PK"/>
+        </w:rPr>
+      </w:pPr>
+      <w:r>
+        <w:rPr>
+          <w:b/>
+          <w:bCs/>
+          <w:lang w:val="en-PK"/>
+        </w:rPr>
+        <w:t>Repository Links</w:t>
+      </w:r>
+    </w:p>
+    <w:p>
+      <w:pPr>
+        <w:numPr>
+          <w:ilvl w:val="0"/>
+          <w:numId w:val="27"/>
+        </w:numPr>
+        <w:rPr>
+          <w:lang w:val="en-PK"/>
+        </w:rPr>
+      </w:pPr>
+      <w:r>
+        <w:rPr>
+          <w:b/>
+          <w:bCs/>
+          <w:lang w:val="en-PK"/>
+        </w:rPr>
+        <w:t>GitHub Repository</w:t>
+      </w:r>
+      <w:r>
+        <w:rPr>
+          <w:lang w:val="en-PK"/>
+        </w:rPr>
+        <w:t xml:space="preserve">: </w:t>
       </w:r>
       <w:hyperlink r:id="rId18" w:tgtFrame="_new" w:history="1">
         <w:r>
@@ -3000,9 +2672,1374 @@
             <w:rStyle w:val="Hyperlink"/>
             <w:lang w:val="en-PK"/>
           </w:rPr>
-          <w:t>https://medium.com</w:t>
+          <w:t>Access the complete project here</w:t>
         </w:r>
       </w:hyperlink>
+      <w:r>
+        <w:rPr>
+          <w:lang w:val="en-PK"/>
+        </w:rPr>
+        <w:t>.</w:t>
+      </w:r>
+    </w:p>
+    <w:p>
+      <w:pPr>
+        <w:numPr>
+          <w:ilvl w:val="0"/>
+          <w:numId w:val="27"/>
+        </w:numPr>
+        <w:rPr>
+          <w:lang w:val="en-PK"/>
+        </w:rPr>
+      </w:pPr>
+      <w:r>
+        <w:rPr>
+          <w:b/>
+          <w:bCs/>
+          <w:lang w:val="en-PK"/>
+        </w:rPr>
+        <w:t>Interactive Jupyter Notebook</w:t>
+      </w:r>
+      <w:r>
+        <w:rPr>
+          <w:lang w:val="en-PK"/>
+        </w:rPr>
+        <w:t>: Step-by-step guidance for implementing Random Forest.</w:t>
+      </w:r>
+    </w:p>
+    <w:p>
+      <w:pPr>
+        <w:numPr>
+          <w:ilvl w:val="0"/>
+          <w:numId w:val="27"/>
+        </w:numPr>
+        <w:rPr>
+          <w:lang w:val="en-PK"/>
+        </w:rPr>
+      </w:pPr>
+      <w:r>
+        <w:rPr>
+          <w:b/>
+          <w:bCs/>
+          <w:lang w:val="en-PK"/>
+        </w:rPr>
+        <w:t>README File</w:t>
+      </w:r>
+      <w:r>
+        <w:rPr>
+          <w:lang w:val="en-PK"/>
+        </w:rPr>
+        <w:t>: Comprehensive documentation, including setup instructions and additional references.</w:t>
+      </w:r>
+    </w:p>
+    <w:p>
+      <w:pPr>
+        <w:rPr>
+          <w:lang w:val="en-PK"/>
+        </w:rPr>
+      </w:pPr>
+      <w:r>
+        <w:rPr>
+          <w:lang w:val="en-PK"/>
+        </w:rPr>
+        <w:pict w14:anchorId="07EEFF97">
+          <v:rect id="_x0000_i1088" style="width:0;height:1.5pt" o:hralign="center" o:hrstd="t" o:hr="t" fillcolor="#a0a0a0" stroked="f"/>
+        </w:pict>
+      </w:r>
+    </w:p>
+    <w:p>
+      <w:pPr>
+        <w:rPr>
+          <w:b/>
+          <w:bCs/>
+          <w:lang w:val="en-PK"/>
+        </w:rPr>
+      </w:pPr>
+      <w:r>
+        <w:rPr>
+          <w:b/>
+          <w:bCs/>
+          <w:lang w:val="en-PK"/>
+        </w:rPr>
+        <w:t>Instructions for Setup and Usage</w:t>
+      </w:r>
+    </w:p>
+    <w:p>
+      <w:pPr>
+        <w:rPr>
+          <w:lang w:val="en-PK"/>
+        </w:rPr>
+      </w:pPr>
+      <w:r>
+        <w:rPr>
+          <w:lang w:val="en-PK"/>
+        </w:rPr>
+        <w:t>To replicate the project and run the analysis, follow these steps:</w:t>
+      </w:r>
+    </w:p>
+    <w:p>
+      <w:pPr>
+        <w:numPr>
+          <w:ilvl w:val="0"/>
+          <w:numId w:val="28"/>
+        </w:numPr>
+        <w:rPr>
+          <w:lang w:val="en-PK"/>
+        </w:rPr>
+      </w:pPr>
+      <w:r>
+        <w:rPr>
+          <w:b/>
+          <w:bCs/>
+          <w:lang w:val="en-PK"/>
+        </w:rPr>
+        <w:t>Clone the Repository</w:t>
+      </w:r>
+      <w:r>
+        <w:rPr>
+          <w:lang w:val="en-PK"/>
+        </w:rPr>
+        <w:t>:</w:t>
+      </w:r>
+    </w:p>
+    <w:p>
+      <w:pPr>
+        <w:pStyle w:val="Quote"/>
+        <w:rPr>
+          <w:lang w:val="en-PK"/>
+        </w:rPr>
+      </w:pPr>
+      <w:r>
+        <w:rPr>
+          <w:lang w:val="en-PK"/>
+        </w:rPr>
+        <w:t xml:space="preserve">git clone </w:t>
+      </w:r>
+      <w:r>
+        <w:rPr>
+          <w:lang w:val="en-PK"/>
+        </w:rPr>
+        <w:t>https://github.com/sab110/Random-Forest-Tutorial.git</w:t>
+      </w:r>
+    </w:p>
+    <w:p>
+      <w:pPr>
+        <w:pStyle w:val="Quote"/>
+        <w:rPr>
+          <w:lang w:val="en-PK"/>
+        </w:rPr>
+      </w:pPr>
+      <w:r>
+        <w:rPr>
+          <w:lang w:val="en-PK"/>
+        </w:rPr>
+        <w:t xml:space="preserve">cd </w:t>
+      </w:r>
+      <w:r>
+        <w:t>Random-Forest-Tutorial</w:t>
+      </w:r>
+    </w:p>
+    <w:p>
+      <w:pPr>
+        <w:numPr>
+          <w:ilvl w:val="0"/>
+          <w:numId w:val="28"/>
+        </w:numPr>
+        <w:rPr>
+          <w:lang w:val="en-PK"/>
+        </w:rPr>
+      </w:pPr>
+      <w:r>
+        <w:rPr>
+          <w:b/>
+          <w:bCs/>
+          <w:lang w:val="en-PK"/>
+        </w:rPr>
+        <w:t>Install Dependencies</w:t>
+      </w:r>
+      <w:r>
+        <w:rPr>
+          <w:lang w:val="en-PK"/>
+        </w:rPr>
+        <w:t>:</w:t>
+      </w:r>
+      <w:r>
+        <w:rPr>
+          <w:lang w:val="en-PK"/>
+        </w:rPr>
+        <w:br/>
+        <w:t>Ensure all required libraries are installed using the following command:</w:t>
+      </w:r>
+    </w:p>
+    <w:p>
+      <w:pPr>
+        <w:pStyle w:val="Quote"/>
+        <w:rPr>
+          <w:lang w:val="en-PK"/>
+        </w:rPr>
+      </w:pPr>
+      <w:r>
+        <w:rPr>
+          <w:lang w:val="en-PK"/>
+        </w:rPr>
+        <w:t>pip install -r requirements.txt</w:t>
+      </w:r>
+    </w:p>
+    <w:p>
+      <w:pPr>
+        <w:numPr>
+          <w:ilvl w:val="0"/>
+          <w:numId w:val="28"/>
+        </w:numPr>
+        <w:rPr>
+          <w:lang w:val="en-PK"/>
+        </w:rPr>
+      </w:pPr>
+      <w:r>
+        <w:rPr>
+          <w:b/>
+          <w:bCs/>
+          <w:lang w:val="en-PK"/>
+        </w:rPr>
+        <w:t>Run the Jupyter Notebook</w:t>
+      </w:r>
+      <w:r>
+        <w:rPr>
+          <w:lang w:val="en-PK"/>
+        </w:rPr>
+        <w:t>:</w:t>
+      </w:r>
+      <w:r>
+        <w:rPr>
+          <w:lang w:val="en-PK"/>
+        </w:rPr>
+        <w:br/>
+        <w:t>Launch the Jupyter Notebook to explore the analysis interactively:</w:t>
+      </w:r>
+    </w:p>
+    <w:p>
+      <w:pPr>
+        <w:pStyle w:val="Quote"/>
+        <w:rPr>
+          <w:lang w:val="en-PK"/>
+        </w:rPr>
+      </w:pPr>
+      <w:r>
+        <w:rPr>
+          <w:lang w:val="en-PK"/>
+        </w:rPr>
+        <w:t>jupyter notebook Random_Forest_Tutorial.ipynb</w:t>
+      </w:r>
+    </w:p>
+    <w:p>
+      <w:pPr>
+        <w:numPr>
+          <w:ilvl w:val="0"/>
+          <w:numId w:val="28"/>
+        </w:numPr>
+        <w:rPr>
+          <w:lang w:val="en-PK"/>
+        </w:rPr>
+      </w:pPr>
+      <w:r>
+        <w:rPr>
+          <w:b/>
+          <w:bCs/>
+          <w:lang w:val="en-PK"/>
+        </w:rPr>
+        <w:t>Follow the Steps in the Notebook</w:t>
+      </w:r>
+      <w:r>
+        <w:rPr>
+          <w:lang w:val="en-PK"/>
+        </w:rPr>
+        <w:t>:</w:t>
+      </w:r>
+    </w:p>
+    <w:p>
+      <w:pPr>
+        <w:numPr>
+          <w:ilvl w:val="1"/>
+          <w:numId w:val="28"/>
+        </w:numPr>
+        <w:rPr>
+          <w:lang w:val="en-PK"/>
+        </w:rPr>
+      </w:pPr>
+      <w:r>
+        <w:rPr>
+          <w:lang w:val="en-PK"/>
+        </w:rPr>
+        <w:t>Preprocess the data by splitting it into training and testing sets.</w:t>
+      </w:r>
+    </w:p>
+    <w:p>
+      <w:pPr>
+        <w:numPr>
+          <w:ilvl w:val="1"/>
+          <w:numId w:val="28"/>
+        </w:numPr>
+        <w:rPr>
+          <w:lang w:val="en-PK"/>
+        </w:rPr>
+      </w:pPr>
+      <w:r>
+        <w:rPr>
+          <w:lang w:val="en-PK"/>
+        </w:rPr>
+        <w:t>Train the baseline Random Forest model and evaluate its performance.</w:t>
+      </w:r>
+    </w:p>
+    <w:p>
+      <w:pPr>
+        <w:numPr>
+          <w:ilvl w:val="1"/>
+          <w:numId w:val="28"/>
+        </w:numPr>
+        <w:rPr>
+          <w:lang w:val="en-PK"/>
+        </w:rPr>
+      </w:pPr>
+      <w:r>
+        <w:rPr>
+          <w:lang w:val="en-PK"/>
+        </w:rPr>
+        <w:t>Perform hyperparameter tuning to improve accuracy.</w:t>
+      </w:r>
+    </w:p>
+    <w:p>
+      <w:pPr>
+        <w:numPr>
+          <w:ilvl w:val="1"/>
+          <w:numId w:val="28"/>
+        </w:numPr>
+        <w:rPr>
+          <w:lang w:val="en-PK"/>
+        </w:rPr>
+      </w:pPr>
+      <w:r>
+        <w:rPr>
+          <w:lang w:val="en-PK"/>
+        </w:rPr>
+        <w:t>Analyze feature importance and visualize decision boundaries.</w:t>
+      </w:r>
+    </w:p>
+    <w:p>
+      <w:pPr>
+        <w:rPr>
+          <w:lang w:val="en-PK"/>
+        </w:rPr>
+      </w:pPr>
+      <w:r>
+        <w:rPr>
+          <w:lang w:val="en-PK"/>
+        </w:rPr>
+        <w:lastRenderedPageBreak/>
+        <w:pict w14:anchorId="76CFE5DF">
+          <v:rect id="_x0000_i1089" style="width:0;height:1.5pt" o:hralign="center" o:hrstd="t" o:hr="t" fillcolor="#a0a0a0" stroked="f"/>
+        </w:pict>
+      </w:r>
+    </w:p>
+    <w:p>
+      <w:pPr>
+        <w:rPr>
+          <w:b/>
+          <w:bCs/>
+          <w:lang w:val="en-PK"/>
+        </w:rPr>
+      </w:pPr>
+      <w:r>
+        <w:rPr>
+          <w:b/>
+          <w:bCs/>
+          <w:lang w:val="en-PK"/>
+        </w:rPr>
+        <w:t>Key Features of the Repository</w:t>
+      </w:r>
+    </w:p>
+    <w:p>
+      <w:pPr>
+        <w:numPr>
+          <w:ilvl w:val="0"/>
+          <w:numId w:val="29"/>
+        </w:numPr>
+        <w:rPr>
+          <w:lang w:val="en-PK"/>
+        </w:rPr>
+      </w:pPr>
+      <w:r>
+        <w:rPr>
+          <w:b/>
+          <w:bCs/>
+          <w:lang w:val="en-PK"/>
+        </w:rPr>
+        <w:t>Documentation</w:t>
+      </w:r>
+      <w:r>
+        <w:rPr>
+          <w:lang w:val="en-PK"/>
+        </w:rPr>
+        <w:t>:</w:t>
+      </w:r>
+    </w:p>
+    <w:p>
+      <w:pPr>
+        <w:numPr>
+          <w:ilvl w:val="1"/>
+          <w:numId w:val="29"/>
+        </w:numPr>
+        <w:rPr>
+          <w:lang w:val="en-PK"/>
+        </w:rPr>
+      </w:pPr>
+      <w:r>
+        <w:rPr>
+          <w:lang w:val="en-PK"/>
+        </w:rPr>
+        <w:t>The README.md provides a high-level overview of the project, including key insights and references.</w:t>
+      </w:r>
+    </w:p>
+    <w:p>
+      <w:pPr>
+        <w:numPr>
+          <w:ilvl w:val="1"/>
+          <w:numId w:val="29"/>
+        </w:numPr>
+        <w:rPr>
+          <w:lang w:val="en-PK"/>
+        </w:rPr>
+      </w:pPr>
+      <w:r>
+        <w:rPr>
+          <w:lang w:val="en-PK"/>
+        </w:rPr>
+        <w:t>The Random_Forest_Report.docx offers an in-depth analysis and actionable insights for users.</w:t>
+      </w:r>
+    </w:p>
+    <w:p>
+      <w:pPr>
+        <w:numPr>
+          <w:ilvl w:val="0"/>
+          <w:numId w:val="29"/>
+        </w:numPr>
+        <w:rPr>
+          <w:lang w:val="en-PK"/>
+        </w:rPr>
+      </w:pPr>
+      <w:r>
+        <w:rPr>
+          <w:b/>
+          <w:bCs/>
+          <w:lang w:val="en-PK"/>
+        </w:rPr>
+        <w:t>Code Quality</w:t>
+      </w:r>
+      <w:r>
+        <w:rPr>
+          <w:lang w:val="en-PK"/>
+        </w:rPr>
+        <w:t>:</w:t>
+      </w:r>
+    </w:p>
+    <w:p>
+      <w:pPr>
+        <w:numPr>
+          <w:ilvl w:val="1"/>
+          <w:numId w:val="29"/>
+        </w:numPr>
+        <w:rPr>
+          <w:lang w:val="en-PK"/>
+        </w:rPr>
+      </w:pPr>
+      <w:r>
+        <w:rPr>
+          <w:lang w:val="en-PK"/>
+        </w:rPr>
+        <w:t>The Random_Forest_Tutorial.ipynb contains modular, well-documented code with extensive explanations for each step.</w:t>
+      </w:r>
+    </w:p>
+    <w:p>
+      <w:pPr>
+        <w:numPr>
+          <w:ilvl w:val="0"/>
+          <w:numId w:val="29"/>
+        </w:numPr>
+        <w:rPr>
+          <w:lang w:val="en-PK"/>
+        </w:rPr>
+      </w:pPr>
+      <w:r>
+        <w:rPr>
+          <w:b/>
+          <w:bCs/>
+          <w:lang w:val="en-PK"/>
+        </w:rPr>
+        <w:t>Reproducibility</w:t>
+      </w:r>
+      <w:r>
+        <w:rPr>
+          <w:lang w:val="en-PK"/>
+        </w:rPr>
+        <w:t>:</w:t>
+      </w:r>
+    </w:p>
+    <w:p>
+      <w:pPr>
+        <w:numPr>
+          <w:ilvl w:val="1"/>
+          <w:numId w:val="29"/>
+        </w:numPr>
+        <w:rPr>
+          <w:lang w:val="en-PK"/>
+        </w:rPr>
+      </w:pPr>
+      <w:r>
+        <w:rPr>
+          <w:lang w:val="en-PK"/>
+        </w:rPr>
+        <w:t>The requirements.txt file ensures seamless setup of the required environment.</w:t>
+      </w:r>
+    </w:p>
+    <w:p>
+      <w:pPr>
+        <w:numPr>
+          <w:ilvl w:val="1"/>
+          <w:numId w:val="29"/>
+        </w:numPr>
+        <w:rPr>
+          <w:lang w:val="en-PK"/>
+        </w:rPr>
+      </w:pPr>
+      <w:r>
+        <w:rPr>
+          <w:lang w:val="en-PK"/>
+        </w:rPr>
+        <w:t>All steps are explained clearly, allowing users to replicate the analysis effortlessly.</w:t>
+      </w:r>
+    </w:p>
+    <w:p>
+      <w:pPr>
+        <w:numPr>
+          <w:ilvl w:val="0"/>
+          <w:numId w:val="29"/>
+        </w:numPr>
+        <w:rPr>
+          <w:lang w:val="en-PK"/>
+        </w:rPr>
+      </w:pPr>
+      <w:r>
+        <w:rPr>
+          <w:b/>
+          <w:bCs/>
+          <w:lang w:val="en-PK"/>
+        </w:rPr>
+        <w:t>Visualization</w:t>
+      </w:r>
+      <w:r>
+        <w:rPr>
+          <w:lang w:val="en-PK"/>
+        </w:rPr>
+        <w:t>:</w:t>
+      </w:r>
+    </w:p>
+    <w:p>
+      <w:pPr>
+        <w:numPr>
+          <w:ilvl w:val="1"/>
+          <w:numId w:val="29"/>
+        </w:numPr>
+        <w:rPr>
+          <w:lang w:val="en-PK"/>
+        </w:rPr>
+      </w:pPr>
+      <w:r>
+        <w:rPr>
+          <w:lang w:val="en-PK"/>
+        </w:rPr>
+        <w:t>The repository includes pre-generated plots, such as feature importance charts, confusion matrices, and decision boundary visualizations, making the results intuitive and accessible.</w:t>
+      </w:r>
+    </w:p>
+    <w:p>
+      <w:pPr>
+        <w:numPr>
+          <w:ilvl w:val="0"/>
+          <w:numId w:val="29"/>
+        </w:numPr>
+        <w:rPr>
+          <w:lang w:val="en-PK"/>
+        </w:rPr>
+      </w:pPr>
+      <w:r>
+        <w:rPr>
+          <w:b/>
+          <w:bCs/>
+          <w:lang w:val="en-PK"/>
+        </w:rPr>
+        <w:t>Accessibility</w:t>
+      </w:r>
+      <w:r>
+        <w:rPr>
+          <w:lang w:val="en-PK"/>
+        </w:rPr>
+        <w:t>:</w:t>
+      </w:r>
+    </w:p>
+    <w:p>
+      <w:pPr>
+        <w:numPr>
+          <w:ilvl w:val="1"/>
+          <w:numId w:val="29"/>
+        </w:numPr>
+        <w:rPr>
+          <w:lang w:val="en-PK"/>
+        </w:rPr>
+      </w:pPr>
+      <w:r>
+        <w:rPr>
+          <w:lang w:val="en-PK"/>
+        </w:rPr>
+        <w:t>The project is designed with accessibility in mind:</w:t>
+      </w:r>
+    </w:p>
+    <w:p>
+      <w:pPr>
+        <w:numPr>
+          <w:ilvl w:val="2"/>
+          <w:numId w:val="29"/>
+        </w:numPr>
+        <w:rPr>
+          <w:lang w:val="en-PK"/>
+        </w:rPr>
+      </w:pPr>
+      <w:r>
+        <w:rPr>
+          <w:b/>
+          <w:bCs/>
+          <w:lang w:val="en-PK"/>
+        </w:rPr>
+        <w:t>Clear Comments</w:t>
+      </w:r>
+      <w:r>
+        <w:rPr>
+          <w:lang w:val="en-PK"/>
+        </w:rPr>
+        <w:t>: All steps are explained in simple language to accommodate users with varying levels of expertise.</w:t>
+      </w:r>
+    </w:p>
+    <w:p>
+      <w:pPr>
+        <w:numPr>
+          <w:ilvl w:val="2"/>
+          <w:numId w:val="29"/>
+        </w:numPr>
+        <w:rPr>
+          <w:lang w:val="en-PK"/>
+        </w:rPr>
+      </w:pPr>
+      <w:r>
+        <w:rPr>
+          <w:b/>
+          <w:bCs/>
+          <w:lang w:val="en-PK"/>
+        </w:rPr>
+        <w:t>Color-Blind Friendly Visualizations</w:t>
+      </w:r>
+      <w:r>
+        <w:rPr>
+          <w:lang w:val="en-PK"/>
+        </w:rPr>
+        <w:t>: High-contrast color palettes ensure clarity for users with color vision deficiencies.</w:t>
+      </w:r>
+    </w:p>
+    <w:p>
+      <w:pPr>
+        <w:numPr>
+          <w:ilvl w:val="2"/>
+          <w:numId w:val="29"/>
+        </w:numPr>
+        <w:rPr>
+          <w:lang w:val="en-PK"/>
+        </w:rPr>
+      </w:pPr>
+      <w:r>
+        <w:rPr>
+          <w:b/>
+          <w:bCs/>
+          <w:lang w:val="en-PK"/>
+        </w:rPr>
+        <w:t>Screen Reader Compatibility</w:t>
+      </w:r>
+      <w:r>
+        <w:rPr>
+          <w:lang w:val="en-PK"/>
+        </w:rPr>
+        <w:t>: The notebook and documentation are structured to work seamlessly with text-to-speech tools.</w:t>
+      </w:r>
+    </w:p>
+    <w:p>
+      <w:pPr>
+        <w:rPr>
+          <w:lang w:val="en-PK"/>
+        </w:rPr>
+      </w:pPr>
+      <w:r>
+        <w:rPr>
+          <w:lang w:val="en-PK"/>
+        </w:rPr>
+        <w:pict w14:anchorId="20B29330">
+          <v:rect id="_x0000_i1090" style="width:0;height:1.5pt" o:hralign="center" o:hrstd="t" o:hr="t" fillcolor="#a0a0a0" stroked="f"/>
+        </w:pict>
+      </w:r>
+    </w:p>
+    <w:p>
+      <w:pPr>
+        <w:rPr>
+          <w:b/>
+          <w:bCs/>
+          <w:lang w:val="en-PK"/>
+        </w:rPr>
+      </w:pPr>
+      <w:r>
+        <w:rPr>
+          <w:b/>
+          <w:bCs/>
+          <w:lang w:val="en-PK"/>
+        </w:rPr>
+        <w:t>Contribution Guidelines</w:t>
+      </w:r>
+    </w:p>
+    <w:p>
+      <w:pPr>
+        <w:rPr>
+          <w:lang w:val="en-PK"/>
+        </w:rPr>
+      </w:pPr>
+      <w:r>
+        <w:rPr>
+          <w:lang w:val="en-PK"/>
+        </w:rPr>
+        <w:t>We welcome contributions to improve and expand this project. To contribute:</w:t>
+      </w:r>
+    </w:p>
+    <w:p>
+      <w:pPr>
+        <w:numPr>
+          <w:ilvl w:val="0"/>
+          <w:numId w:val="30"/>
+        </w:numPr>
+        <w:rPr>
+          <w:lang w:val="en-PK"/>
+        </w:rPr>
+      </w:pPr>
+      <w:r>
+        <w:rPr>
+          <w:b/>
+          <w:bCs/>
+          <w:lang w:val="en-PK"/>
+        </w:rPr>
+        <w:lastRenderedPageBreak/>
+        <w:t>Fork the Repository</w:t>
+      </w:r>
+      <w:r>
+        <w:rPr>
+          <w:lang w:val="en-PK"/>
+        </w:rPr>
+        <w:t>:</w:t>
+      </w:r>
+      <w:r>
+        <w:rPr>
+          <w:lang w:val="en-PK"/>
+        </w:rPr>
+        <w:br/>
+        <w:t>Create your own copy of the project on GitHub.</w:t>
+      </w:r>
+    </w:p>
+    <w:p>
+      <w:pPr>
+        <w:pStyle w:val="Quote"/>
+        <w:rPr>
+          <w:lang w:val="en-PK"/>
+        </w:rPr>
+      </w:pPr>
+      <w:r>
+        <w:rPr>
+          <w:lang w:val="en-PK"/>
+        </w:rPr>
+        <w:t xml:space="preserve">git fork </w:t>
+      </w:r>
+      <w:r>
+        <w:rPr>
+          <w:lang w:val="en-PK"/>
+        </w:rPr>
+        <w:t>https://github.com/sab110/Random-Forest-Tutorial.git</w:t>
+      </w:r>
+    </w:p>
+    <w:p>
+      <w:pPr>
+        <w:numPr>
+          <w:ilvl w:val="0"/>
+          <w:numId w:val="30"/>
+        </w:numPr>
+        <w:rPr>
+          <w:lang w:val="en-PK"/>
+        </w:rPr>
+      </w:pPr>
+      <w:r>
+        <w:rPr>
+          <w:b/>
+          <w:bCs/>
+          <w:lang w:val="en-PK"/>
+        </w:rPr>
+        <w:t>Clone Your Fork</w:t>
+      </w:r>
+      <w:r>
+        <w:rPr>
+          <w:lang w:val="en-PK"/>
+        </w:rPr>
+        <w:t>:</w:t>
+      </w:r>
+      <w:r>
+        <w:rPr>
+          <w:lang w:val="en-PK"/>
+        </w:rPr>
+        <w:br/>
+        <w:t>Clone your forked repository to your local machine.</w:t>
+      </w:r>
+    </w:p>
+    <w:p>
+      <w:pPr>
+        <w:pStyle w:val="Quote"/>
+        <w:rPr>
+          <w:lang w:val="en-PK"/>
+        </w:rPr>
+      </w:pPr>
+      <w:r>
+        <w:rPr>
+          <w:lang w:val="en-PK"/>
+        </w:rPr>
+        <w:t xml:space="preserve">git clone </w:t>
+      </w:r>
+      <w:r>
+        <w:rPr>
+          <w:lang w:val="en-PK"/>
+        </w:rPr>
+        <w:t>https://github.com/sab110/Random-Forest-Tutorial.git</w:t>
+      </w:r>
+    </w:p>
+    <w:p>
+      <w:pPr>
+        <w:numPr>
+          <w:ilvl w:val="0"/>
+          <w:numId w:val="30"/>
+        </w:numPr>
+        <w:rPr>
+          <w:lang w:val="en-PK"/>
+        </w:rPr>
+      </w:pPr>
+      <w:r>
+        <w:rPr>
+          <w:b/>
+          <w:bCs/>
+          <w:lang w:val="en-PK"/>
+        </w:rPr>
+        <w:t>Create a Feature Branch</w:t>
+      </w:r>
+      <w:r>
+        <w:rPr>
+          <w:lang w:val="en-PK"/>
+        </w:rPr>
+        <w:t>:</w:t>
+      </w:r>
+      <w:r>
+        <w:rPr>
+          <w:lang w:val="en-PK"/>
+        </w:rPr>
+        <w:br/>
+        <w:t>Create a new branch to work on your feature or bug fix.</w:t>
+      </w:r>
+    </w:p>
+    <w:p>
+      <w:pPr>
+        <w:pStyle w:val="Quote"/>
+        <w:rPr>
+          <w:lang w:val="en-PK"/>
+        </w:rPr>
+      </w:pPr>
+      <w:r>
+        <w:rPr>
+          <w:lang w:val="en-PK"/>
+        </w:rPr>
+        <w:t xml:space="preserve">git checkout -b </w:t>
+      </w:r>
+      <w:r>
+        <w:rPr>
+          <w:lang w:val="en-PK"/>
+        </w:rPr>
+        <w:t>main</w:t>
+      </w:r>
+    </w:p>
+    <w:p>
+      <w:pPr>
+        <w:numPr>
+          <w:ilvl w:val="0"/>
+          <w:numId w:val="30"/>
+        </w:numPr>
+        <w:rPr>
+          <w:lang w:val="en-PK"/>
+        </w:rPr>
+      </w:pPr>
+      <w:r>
+        <w:rPr>
+          <w:b/>
+          <w:bCs/>
+          <w:lang w:val="en-PK"/>
+        </w:rPr>
+        <w:t>Commit and Push Changes</w:t>
+      </w:r>
+      <w:r>
+        <w:rPr>
+          <w:lang w:val="en-PK"/>
+        </w:rPr>
+        <w:t>:</w:t>
+      </w:r>
+      <w:r>
+        <w:rPr>
+          <w:lang w:val="en-PK"/>
+        </w:rPr>
+        <w:br/>
+        <w:t>Save your changes and push them to your GitHub fork.</w:t>
+      </w:r>
+    </w:p>
+    <w:p>
+      <w:pPr>
+        <w:pStyle w:val="Quote"/>
+        <w:rPr>
+          <w:lang w:val="en-PK"/>
+        </w:rPr>
+      </w:pPr>
+      <w:r>
+        <w:rPr>
+          <w:lang w:val="en-PK"/>
+        </w:rPr>
+        <w:t>git commit -m "Description of changes"</w:t>
+      </w:r>
+    </w:p>
+    <w:p>
+      <w:pPr>
+        <w:pStyle w:val="Quote"/>
+        <w:rPr>
+          <w:lang w:val="en-PK"/>
+        </w:rPr>
+      </w:pPr>
+      <w:r>
+        <w:rPr>
+          <w:lang w:val="en-PK"/>
+        </w:rPr>
+        <w:t xml:space="preserve">git push origin </w:t>
+      </w:r>
+      <w:r>
+        <w:rPr>
+          <w:lang w:val="en-PK"/>
+        </w:rPr>
+        <w:t>main</w:t>
+      </w:r>
+    </w:p>
+    <w:p>
+      <w:pPr>
+        <w:numPr>
+          <w:ilvl w:val="0"/>
+          <w:numId w:val="30"/>
+        </w:numPr>
+        <w:rPr>
+          <w:lang w:val="en-PK"/>
+        </w:rPr>
+      </w:pPr>
+      <w:r>
+        <w:rPr>
+          <w:b/>
+          <w:bCs/>
+          <w:lang w:val="en-PK"/>
+        </w:rPr>
+        <w:t>Submit a Pull Request</w:t>
+      </w:r>
+      <w:r>
+        <w:rPr>
+          <w:lang w:val="en-PK"/>
+        </w:rPr>
+        <w:t>:</w:t>
+      </w:r>
+      <w:r>
+        <w:rPr>
+          <w:lang w:val="en-PK"/>
+        </w:rPr>
+        <w:br/>
+        <w:t>Submit a pull request to the original repository for review and inclusion.</w:t>
+      </w:r>
+    </w:p>
+    <w:p>
+      <w:pPr>
+        <w:rPr>
+          <w:lang w:val="en-PK"/>
+        </w:rPr>
+      </w:pPr>
+      <w:r>
+        <w:rPr>
+          <w:lang w:val="en-PK"/>
+        </w:rPr>
+        <w:pict w14:anchorId="7DC55B58">
+          <v:rect id="_x0000_i1091" style="width:0;height:1.5pt" o:hralign="center" o:hrstd="t" o:hr="t" fillcolor="#a0a0a0" stroked="f"/>
+        </w:pict>
+      </w:r>
+    </w:p>
+    <w:p>
+      <w:pPr>
+        <w:rPr>
+          <w:b/>
+          <w:bCs/>
+          <w:lang w:val="en-PK"/>
+        </w:rPr>
+      </w:pPr>
+      <w:r>
+        <w:rPr>
+          <w:b/>
+          <w:bCs/>
+          <w:lang w:val="en-PK"/>
+        </w:rPr>
+        <w:t>Licensing</w:t>
+      </w:r>
+    </w:p>
+    <w:p>
+      <w:pPr>
+        <w:rPr>
+          <w:lang w:val="en-PK"/>
+        </w:rPr>
+      </w:pPr>
+      <w:r>
+        <w:rPr>
+          <w:lang w:val="en-PK"/>
+        </w:rPr>
+        <w:t xml:space="preserve">This project is licensed under the </w:t>
+      </w:r>
+      <w:r>
+        <w:rPr>
+          <w:b/>
+          <w:bCs/>
+          <w:lang w:val="en-PK"/>
+        </w:rPr>
+        <w:t>MIT License</w:t>
+      </w:r>
+      <w:r>
+        <w:rPr>
+          <w:lang w:val="en-PK"/>
+        </w:rPr>
+        <w:t>, allowing free use, modification, and distribution of the code and documentation. For more details, see the LICENSE file in the repository.</w:t>
+      </w:r>
+    </w:p>
+    <w:p>
+      <w:pPr>
+        <w:rPr>
+          <w:lang w:val="en-PK"/>
+        </w:rPr>
+      </w:pPr>
+      <w:r>
+        <w:rPr>
+          <w:lang w:val="en-PK"/>
+        </w:rPr>
+        <w:pict w14:anchorId="174E470B">
+          <v:rect id="_x0000_i1092" style="width:0;height:1.5pt" o:hralign="center" o:hrstd="t" o:hr="t" fillcolor="#a0a0a0" stroked="f"/>
+        </w:pict>
+      </w:r>
+    </w:p>
+    <w:p>
+      <w:pPr>
+        <w:rPr>
+          <w:b/>
+          <w:bCs/>
+          <w:lang w:val="en-PK"/>
+        </w:rPr>
+      </w:pPr>
+      <w:r>
+        <w:rPr>
+          <w:b/>
+          <w:bCs/>
+          <w:lang w:val="en-PK"/>
+        </w:rPr>
+        <w:t>Accessibility Considerations</w:t>
+      </w:r>
+    </w:p>
+    <w:p>
+      <w:pPr>
+        <w:rPr>
+          <w:lang w:val="en-PK"/>
+        </w:rPr>
+      </w:pPr>
+      <w:r>
+        <w:rPr>
+          <w:lang w:val="en-PK"/>
+        </w:rPr>
+        <w:t>To ensure the project is accessible to a diverse audience, the following considerations were implemented:</w:t>
+      </w:r>
+    </w:p>
+    <w:p>
+      <w:pPr>
+        <w:numPr>
+          <w:ilvl w:val="0"/>
+          <w:numId w:val="31"/>
+        </w:numPr>
+        <w:rPr>
+          <w:lang w:val="en-PK"/>
+        </w:rPr>
+      </w:pPr>
+      <w:r>
+        <w:rPr>
+          <w:b/>
+          <w:bCs/>
+          <w:lang w:val="en-PK"/>
+        </w:rPr>
+        <w:t>Visualizations</w:t>
+      </w:r>
+      <w:r>
+        <w:rPr>
+          <w:lang w:val="en-PK"/>
+        </w:rPr>
+        <w:t>:</w:t>
+      </w:r>
+    </w:p>
+    <w:p>
+      <w:pPr>
+        <w:numPr>
+          <w:ilvl w:val="1"/>
+          <w:numId w:val="31"/>
+        </w:numPr>
+        <w:rPr>
+          <w:lang w:val="en-PK"/>
+        </w:rPr>
+      </w:pPr>
+      <w:r>
+        <w:rPr>
+          <w:lang w:val="en-PK"/>
+        </w:rPr>
+        <w:t>High-contrast plots with accessible color palettes are used to cater to users with visual impairments.</w:t>
+      </w:r>
+    </w:p>
+    <w:p>
+      <w:pPr>
+        <w:numPr>
+          <w:ilvl w:val="1"/>
+          <w:numId w:val="31"/>
+        </w:numPr>
+        <w:rPr>
+          <w:lang w:val="en-PK"/>
+        </w:rPr>
+      </w:pPr>
+      <w:r>
+        <w:rPr>
+          <w:lang w:val="en-PK"/>
+        </w:rPr>
+        <w:t>All plots include detailed labels, legends, and titles for better comprehension.</w:t>
+      </w:r>
+    </w:p>
+    <w:p>
+      <w:pPr>
+        <w:numPr>
+          <w:ilvl w:val="0"/>
+          <w:numId w:val="31"/>
+        </w:numPr>
+        <w:rPr>
+          <w:lang w:val="en-PK"/>
+        </w:rPr>
+      </w:pPr>
+      <w:r>
+        <w:rPr>
+          <w:b/>
+          <w:bCs/>
+          <w:lang w:val="en-PK"/>
+        </w:rPr>
+        <w:t>Documentation</w:t>
+      </w:r>
+      <w:r>
+        <w:rPr>
+          <w:lang w:val="en-PK"/>
+        </w:rPr>
+        <w:t>:</w:t>
+      </w:r>
+    </w:p>
+    <w:p>
+      <w:pPr>
+        <w:numPr>
+          <w:ilvl w:val="1"/>
+          <w:numId w:val="31"/>
+        </w:numPr>
+        <w:rPr>
+          <w:lang w:val="en-PK"/>
+        </w:rPr>
+      </w:pPr>
+      <w:r>
+        <w:rPr>
+          <w:lang w:val="en-PK"/>
+        </w:rPr>
+        <w:lastRenderedPageBreak/>
+        <w:t>Clear, concise language is used throughout the report and Jupyter Notebook to cater to non-technical users.</w:t>
+      </w:r>
+    </w:p>
+    <w:p>
+      <w:pPr>
+        <w:numPr>
+          <w:ilvl w:val="1"/>
+          <w:numId w:val="31"/>
+        </w:numPr>
+        <w:rPr>
+          <w:lang w:val="en-PK"/>
+        </w:rPr>
+      </w:pPr>
+      <w:r>
+        <w:rPr>
+          <w:lang w:val="en-PK"/>
+        </w:rPr>
+        <w:t>Each step is explained from first principles, making the project accessible to beginners.</w:t>
+      </w:r>
+    </w:p>
+    <w:p>
+      <w:pPr>
+        <w:numPr>
+          <w:ilvl w:val="0"/>
+          <w:numId w:val="31"/>
+        </w:numPr>
+        <w:rPr>
+          <w:lang w:val="en-PK"/>
+        </w:rPr>
+      </w:pPr>
+      <w:r>
+        <w:rPr>
+          <w:b/>
+          <w:bCs/>
+          <w:lang w:val="en-PK"/>
+        </w:rPr>
+        <w:t>Keyboard Navigation</w:t>
+      </w:r>
+      <w:r>
+        <w:rPr>
+          <w:lang w:val="en-PK"/>
+        </w:rPr>
+        <w:t>:</w:t>
+      </w:r>
+    </w:p>
+    <w:p>
+      <w:pPr>
+        <w:numPr>
+          <w:ilvl w:val="1"/>
+          <w:numId w:val="31"/>
+        </w:numPr>
+        <w:rPr>
+          <w:lang w:val="en-PK"/>
+        </w:rPr>
+      </w:pPr>
+      <w:r>
+        <w:rPr>
+          <w:lang w:val="en-PK"/>
+        </w:rPr>
+        <w:t>The Jupyter Notebook supports full navigation using keyboard shortcuts, enhancing accessibility for users with motor impairments.</w:t>
+      </w:r>
+    </w:p>
+    <w:p>
+      <w:pPr>
+        <w:numPr>
+          <w:ilvl w:val="0"/>
+          <w:numId w:val="31"/>
+        </w:numPr>
+        <w:rPr>
+          <w:lang w:val="en-PK"/>
+        </w:rPr>
+      </w:pPr>
+      <w:r>
+        <w:rPr>
+          <w:b/>
+          <w:bCs/>
+          <w:lang w:val="en-PK"/>
+        </w:rPr>
+        <w:t>Screen Reader Support</w:t>
+      </w:r>
+      <w:r>
+        <w:rPr>
+          <w:lang w:val="en-PK"/>
+        </w:rPr>
+        <w:t>:</w:t>
+      </w:r>
+    </w:p>
+    <w:p>
+      <w:pPr>
+        <w:numPr>
+          <w:ilvl w:val="1"/>
+          <w:numId w:val="31"/>
+        </w:numPr>
+        <w:rPr>
+          <w:lang w:val="en-PK"/>
+        </w:rPr>
+      </w:pPr>
+      <w:r>
+        <w:rPr>
+          <w:lang w:val="en-PK"/>
+        </w:rPr>
+        <w:t>The code and documentation are structured to work seamlessly with screen readers, ensuring accessibility for visually impaired users.</w:t>
+      </w:r>
+    </w:p>
+    <w:p>
+      <w:pPr>
+        <w:numPr>
+          <w:ilvl w:val="0"/>
+          <w:numId w:val="31"/>
+        </w:numPr>
+        <w:rPr>
+          <w:lang w:val="en-PK"/>
+        </w:rPr>
+      </w:pPr>
+      <w:r>
+        <w:rPr>
+          <w:b/>
+          <w:bCs/>
+          <w:lang w:val="en-PK"/>
+        </w:rPr>
+        <w:t>Inclusivity</w:t>
+      </w:r>
+      <w:r>
+        <w:rPr>
+          <w:lang w:val="en-PK"/>
+        </w:rPr>
+        <w:t>:</w:t>
+      </w:r>
+    </w:p>
+    <w:p>
+      <w:pPr>
+        <w:numPr>
+          <w:ilvl w:val="1"/>
+          <w:numId w:val="31"/>
+        </w:numPr>
+        <w:rPr>
+          <w:lang w:val="en-PK"/>
+        </w:rPr>
+      </w:pPr>
+      <w:r>
+        <w:rPr>
+          <w:lang w:val="en-PK"/>
+        </w:rPr>
+        <w:t>The project is designed to be beginner-friendly, with detailed comments, explanations, and references to foundational concepts in Random Forest.</w:t>
+      </w:r>
+    </w:p>
+    <w:p/>
+    <w:p>
+      <w:pPr>
+        <w:rPr>
+          <w:b/>
+          <w:bCs/>
+        </w:rPr>
+      </w:pPr>
+      <w:r>
+        <w:rPr>
+          <w:b/>
+          <w:bCs/>
+        </w:rPr>
+        <w:t>References</w:t>
+      </w:r>
     </w:p>
     <w:p>
       <w:pPr>
@@ -3010,48 +4047,74 @@
           <w:ilvl w:val="0"/>
           <w:numId w:val="25"/>
         </w:numPr>
-        <w:rPr>
-          <w:lang w:val="en-PK"/>
-        </w:rPr>
-      </w:pPr>
-      <w:r>
-        <w:rPr>
-          <w:lang w:val="en-PK"/>
-        </w:rPr>
-        <w:t xml:space="preserve">Fisher, R. A. (1936). The Use of Multiple Measurements in Taxonomic Problems. </w:t>
+      </w:pPr>
+      <w:r>
+        <w:t xml:space="preserve">Breiman, L. (2001). Random Forests. </w:t>
       </w:r>
       <w:r>
         <w:rPr>
           <w:i/>
           <w:iCs/>
-          <w:lang w:val="en-PK"/>
+        </w:rPr>
+        <w:t>Machine Learning</w:t>
+      </w:r>
+      <w:r>
+        <w:t>, 45(1), 5–32. doi:10.1023/A:1010933404324</w:t>
+      </w:r>
+    </w:p>
+    <w:p>
+      <w:pPr>
+        <w:numPr>
+          <w:ilvl w:val="0"/>
+          <w:numId w:val="25"/>
+        </w:numPr>
+      </w:pPr>
+      <w:r>
+        <w:t xml:space="preserve">Pedregosa, F., et al. (2011). Scikit-learn: Machine Learning in Python. </w:t>
+      </w:r>
+      <w:r>
+        <w:rPr>
+          <w:i/>
+          <w:iCs/>
+        </w:rPr>
+        <w:t>Journal of Machine Learning Research</w:t>
+      </w:r>
+      <w:r>
+        <w:t xml:space="preserve">, 12, 2825–2830. Retrieved from </w:t>
+      </w:r>
+      <w:hyperlink r:id="rId19" w:tgtFrame="_new" w:history="1">
+        <w:r>
+          <w:rPr>
+            <w:rStyle w:val="Hyperlink"/>
+          </w:rPr>
+          <w:t>https://scikit-learn.org</w:t>
+        </w:r>
+      </w:hyperlink>
+    </w:p>
+    <w:p>
+      <w:pPr>
+        <w:numPr>
+          <w:ilvl w:val="0"/>
+          <w:numId w:val="25"/>
+        </w:numPr>
+      </w:pPr>
+      <w:r>
+        <w:t xml:space="preserve">Fisher, R. A. (1936). The Use of Multiple Measurements in Taxonomic Problems. </w:t>
+      </w:r>
+      <w:r>
+        <w:rPr>
+          <w:i/>
+          <w:iCs/>
         </w:rPr>
         <w:t>Annals of Eugenics</w:t>
       </w:r>
       <w:r>
-        <w:rPr>
-          <w:lang w:val="en-PK"/>
-        </w:rPr>
-        <w:t>, 7(2), 179–188. doi:10.1111/j.1469-</w:t>
-      </w:r>
-      <w:proofErr w:type="gramStart"/>
-      <w:r>
-        <w:rPr>
-          <w:lang w:val="en-PK"/>
-        </w:rPr>
-        <w:t>1809.1936.tb</w:t>
-      </w:r>
-      <w:proofErr w:type="gramEnd"/>
-      <w:r>
-        <w:rPr>
-          <w:lang w:val="en-PK"/>
-        </w:rPr>
-        <w:t>02137.x</w:t>
+        <w:t>, 7(2), 179–188. doi:10.1111/j.1469-1809.1936.tb02137.x</w:t>
       </w:r>
     </w:p>
     <w:p/>
     <w:sectPr>
-      <w:footerReference w:type="default" r:id="rId19"/>
+      <w:footerReference w:type="default" r:id="rId20"/>
       <w:pgSz w:w="11906" w:h="16838"/>
       <w:pgMar w:top="1440" w:right="1440" w:bottom="1440" w:left="1440" w:header="708" w:footer="708" w:gutter="0"/>
       <w:cols w:space="708"/>
@@ -3165,6 +4228,11 @@
 
 <file path=word/numbering.xml><?xml version="1.0" encoding="utf-8"?>
 <w:numbering xmlns:wpc="http://schemas.microsoft.com/office/word/2010/wordprocessingCanvas" xmlns:cx="http://schemas.microsoft.com/office/drawing/2014/chartex" xmlns:cx1="http://schemas.microsoft.com/office/drawing/2015/9/8/chartex" xmlns:cx2="http://schemas.microsoft.com/office/drawing/2015/10/21/chartex" xmlns:cx3="http://schemas.microsoft.com/office/drawing/2016/5/9/chartex" xmlns:cx4="http://schemas.microsoft.com/office/drawing/2016/5/10/chartex" xmlns:cx5="http://schemas.microsoft.com/office/drawing/2016/5/11/chartex" xmlns:cx6="http://schemas.microsoft.com/office/drawing/2016/5/12/chartex" xmlns:cx7="http://schemas.microsoft.com/office/drawing/2016/5/13/chartex" xmlns:cx8="http://schemas.microsoft.com/office/drawing/2016/5/14/chartex" xmlns:mc="http://schemas.openxmlformats.org/markup-compatibility/2006" xmlns:aink="http://schemas.microsoft.com/office/drawing/2016/ink" xmlns:am3d="http://schemas.microsoft.com/office/drawing/2017/model3d" xmlns:o="urn:schemas-microsoft-com:office:office" xmlns:oel="http://schemas.microsoft.com/office/2019/extlst" xmlns:r="http://schemas.openxmlformats.org/officeDocument/2006/relationships" xmlns:m="http://schemas.openxmlformats.org/officeDocument/2006/math" xmlns:v="urn:schemas-microsoft-com:vml" xmlns:wp14="http://schemas.microsoft.com/office/word/2010/wordprocessingDrawing" xmlns:wp="http://schemas.openxmlformats.org/drawingml/2006/wordprocessingDrawing" xmlns:w10="urn:schemas-microsoft-com:office:word" xmlns:w="http://schemas.openxmlformats.org/wordprocessingml/2006/main" xmlns:w14="http://schemas.microsoft.com/office/word/2010/wordml" xmlns:w15="http://schemas.microsoft.com/office/word/2012/wordml" xmlns:w16cex="http://schemas.microsoft.com/office/word/2018/wordml/cex" xmlns:w16cid="http://schemas.microsoft.com/office/word/2016/wordml/cid" xmlns:w16="http://schemas.microsoft.com/office/word/2018/wordml" xmlns:w16du="http://schemas.microsoft.com/office/word/2023/wordml/word16du" xmlns:w16sdtdh="http://schemas.microsoft.com/office/word/2020/wordml/sdtdatahash" xmlns:w16se="http://schemas.microsoft.com/office/word/2015/wordml/symex" xmlns:wpg="http://schemas.microsoft.com/office/word/2010/wordprocessingGroup" xmlns:wpi="http://schemas.microsoft.com/office/word/2010/wordprocessingInk" xmlns:wne="http://schemas.microsoft.com/office/word/2006/wordml" xmlns:wps="http://schemas.microsoft.com/office/word/2010/wordprocessingShape" mc:Ignorable="w14 w15 w16se w16cid w16 w16cex w16sdtdh w16du wp14">
+  <w:numPicBullet w:numPicBulletId="0">
+    <w:pict>
+      <v:rect id="_x0000_i1106" style="width:0;height:1.5pt" o:hralign="center" o:bullet="t" o:hrstd="t" o:hr="t" fillcolor="#a0a0a0" stroked="f"/>
+    </w:pict>
+  </w:numPicBullet>
   <w:abstractNum w:abstractNumId="0" w15:restartNumberingAfterBreak="0">
     <w:nsid w:val="01E446F1"/>
     <w:multiLevelType w:val="multilevel"/>
@@ -3541,6 +4609,127 @@
     </w:lvl>
   </w:abstractNum>
   <w:abstractNum w:abstractNumId="3" w15:restartNumberingAfterBreak="0">
+    <w:nsid w:val="0DEE092A"/>
+    <w:multiLevelType w:val="multilevel"/>
+    <w:tmpl w:val="700ACF58"/>
+    <w:lvl w:ilvl="0">
+      <w:start w:val="1"/>
+      <w:numFmt w:val="decimal"/>
+      <w:lvlText w:val="%1."/>
+      <w:lvlJc w:val="left"/>
+      <w:pPr>
+        <w:tabs>
+          <w:tab w:val="num" w:pos="720"/>
+        </w:tabs>
+        <w:ind w:left="720" w:hanging="360"/>
+      </w:pPr>
+    </w:lvl>
+    <w:lvl w:ilvl="1">
+      <w:start w:val="1"/>
+      <w:numFmt w:val="bullet"/>
+      <w:lvlText w:val="o"/>
+      <w:lvlJc w:val="left"/>
+      <w:pPr>
+        <w:tabs>
+          <w:tab w:val="num" w:pos="1440"/>
+        </w:tabs>
+        <w:ind w:left="1440" w:hanging="360"/>
+      </w:pPr>
+      <w:rPr>
+        <w:rFonts w:ascii="Courier New" w:hAnsi="Courier New" w:hint="default"/>
+        <w:sz w:val="20"/>
+      </w:rPr>
+    </w:lvl>
+    <w:lvl w:ilvl="2">
+      <w:start w:val="1"/>
+      <w:numFmt w:val="bullet"/>
+      <w:lvlText w:val=""/>
+      <w:lvlJc w:val="left"/>
+      <w:pPr>
+        <w:tabs>
+          <w:tab w:val="num" w:pos="2160"/>
+        </w:tabs>
+        <w:ind w:left="2160" w:hanging="360"/>
+      </w:pPr>
+      <w:rPr>
+        <w:rFonts w:ascii="Wingdings" w:hAnsi="Wingdings" w:hint="default"/>
+        <w:sz w:val="20"/>
+      </w:rPr>
+    </w:lvl>
+    <w:lvl w:ilvl="3" w:tentative="1">
+      <w:start w:val="1"/>
+      <w:numFmt w:val="decimal"/>
+      <w:lvlText w:val="%4."/>
+      <w:lvlJc w:val="left"/>
+      <w:pPr>
+        <w:tabs>
+          <w:tab w:val="num" w:pos="2880"/>
+        </w:tabs>
+        <w:ind w:left="2880" w:hanging="360"/>
+      </w:pPr>
+    </w:lvl>
+    <w:lvl w:ilvl="4" w:tentative="1">
+      <w:start w:val="1"/>
+      <w:numFmt w:val="decimal"/>
+      <w:lvlText w:val="%5."/>
+      <w:lvlJc w:val="left"/>
+      <w:pPr>
+        <w:tabs>
+          <w:tab w:val="num" w:pos="3600"/>
+        </w:tabs>
+        <w:ind w:left="3600" w:hanging="360"/>
+      </w:pPr>
+    </w:lvl>
+    <w:lvl w:ilvl="5" w:tentative="1">
+      <w:start w:val="1"/>
+      <w:numFmt w:val="decimal"/>
+      <w:lvlText w:val="%6."/>
+      <w:lvlJc w:val="left"/>
+      <w:pPr>
+        <w:tabs>
+          <w:tab w:val="num" w:pos="4320"/>
+        </w:tabs>
+        <w:ind w:left="4320" w:hanging="360"/>
+      </w:pPr>
+    </w:lvl>
+    <w:lvl w:ilvl="6" w:tentative="1">
+      <w:start w:val="1"/>
+      <w:numFmt w:val="decimal"/>
+      <w:lvlText w:val="%7."/>
+      <w:lvlJc w:val="left"/>
+      <w:pPr>
+        <w:tabs>
+          <w:tab w:val="num" w:pos="5040"/>
+        </w:tabs>
+        <w:ind w:left="5040" w:hanging="360"/>
+      </w:pPr>
+    </w:lvl>
+    <w:lvl w:ilvl="7" w:tentative="1">
+      <w:start w:val="1"/>
+      <w:numFmt w:val="decimal"/>
+      <w:lvlText w:val="%8."/>
+      <w:lvlJc w:val="left"/>
+      <w:pPr>
+        <w:tabs>
+          <w:tab w:val="num" w:pos="5760"/>
+        </w:tabs>
+        <w:ind w:left="5760" w:hanging="360"/>
+      </w:pPr>
+    </w:lvl>
+    <w:lvl w:ilvl="8" w:tentative="1">
+      <w:start w:val="1"/>
+      <w:numFmt w:val="decimal"/>
+      <w:lvlText w:val="%9."/>
+      <w:lvlJc w:val="left"/>
+      <w:pPr>
+        <w:tabs>
+          <w:tab w:val="num" w:pos="6480"/>
+        </w:tabs>
+        <w:ind w:left="6480" w:hanging="360"/>
+      </w:pPr>
+    </w:lvl>
+  </w:abstractNum>
+  <w:abstractNum w:abstractNumId="4" w15:restartNumberingAfterBreak="0">
     <w:nsid w:val="15994B1F"/>
     <w:multiLevelType w:val="multilevel"/>
     <w:tmpl w:val="4A4CB19E"/>
@@ -3689,7 +4878,7 @@
       </w:rPr>
     </w:lvl>
   </w:abstractNum>
-  <w:abstractNum w:abstractNumId="4" w15:restartNumberingAfterBreak="0">
+  <w:abstractNum w:abstractNumId="5" w15:restartNumberingAfterBreak="0">
     <w:nsid w:val="19D35F67"/>
     <w:multiLevelType w:val="multilevel"/>
     <w:tmpl w:val="83BE7FAC"/>
@@ -3838,7 +5027,7 @@
       </w:rPr>
     </w:lvl>
   </w:abstractNum>
-  <w:abstractNum w:abstractNumId="5" w15:restartNumberingAfterBreak="0">
+  <w:abstractNum w:abstractNumId="6" w15:restartNumberingAfterBreak="0">
     <w:nsid w:val="1BD91266"/>
     <w:multiLevelType w:val="multilevel"/>
     <w:tmpl w:val="1DDAB7EA"/>
@@ -3951,7 +5140,7 @@
       </w:pPr>
     </w:lvl>
   </w:abstractNum>
-  <w:abstractNum w:abstractNumId="6" w15:restartNumberingAfterBreak="0">
+  <w:abstractNum w:abstractNumId="7" w15:restartNumberingAfterBreak="0">
     <w:nsid w:val="2BE5200F"/>
     <w:multiLevelType w:val="multilevel"/>
     <w:tmpl w:val="1E981ACC"/>
@@ -4064,7 +5253,7 @@
       </w:pPr>
     </w:lvl>
   </w:abstractNum>
-  <w:abstractNum w:abstractNumId="7" w15:restartNumberingAfterBreak="0">
+  <w:abstractNum w:abstractNumId="8" w15:restartNumberingAfterBreak="0">
     <w:nsid w:val="2C0D2C12"/>
     <w:multiLevelType w:val="multilevel"/>
     <w:tmpl w:val="D6446726"/>
@@ -4177,7 +5366,124 @@
       </w:pPr>
     </w:lvl>
   </w:abstractNum>
-  <w:abstractNum w:abstractNumId="8" w15:restartNumberingAfterBreak="0">
+  <w:abstractNum w:abstractNumId="9" w15:restartNumberingAfterBreak="0">
+    <w:nsid w:val="2CA021B9"/>
+    <w:multiLevelType w:val="multilevel"/>
+    <w:tmpl w:val="FEB4E67A"/>
+    <w:lvl w:ilvl="0">
+      <w:start w:val="1"/>
+      <w:numFmt w:val="decimal"/>
+      <w:lvlText w:val="%1."/>
+      <w:lvlJc w:val="left"/>
+      <w:pPr>
+        <w:tabs>
+          <w:tab w:val="num" w:pos="720"/>
+        </w:tabs>
+        <w:ind w:left="720" w:hanging="360"/>
+      </w:pPr>
+    </w:lvl>
+    <w:lvl w:ilvl="1">
+      <w:start w:val="1"/>
+      <w:numFmt w:val="bullet"/>
+      <w:lvlText w:val="o"/>
+      <w:lvlJc w:val="left"/>
+      <w:pPr>
+        <w:tabs>
+          <w:tab w:val="num" w:pos="1440"/>
+        </w:tabs>
+        <w:ind w:left="1440" w:hanging="360"/>
+      </w:pPr>
+      <w:rPr>
+        <w:rFonts w:ascii="Courier New" w:hAnsi="Courier New" w:hint="default"/>
+        <w:sz w:val="20"/>
+      </w:rPr>
+    </w:lvl>
+    <w:lvl w:ilvl="2" w:tentative="1">
+      <w:start w:val="1"/>
+      <w:numFmt w:val="decimal"/>
+      <w:lvlText w:val="%3."/>
+      <w:lvlJc w:val="left"/>
+      <w:pPr>
+        <w:tabs>
+          <w:tab w:val="num" w:pos="2160"/>
+        </w:tabs>
+        <w:ind w:left="2160" w:hanging="360"/>
+      </w:pPr>
+    </w:lvl>
+    <w:lvl w:ilvl="3" w:tentative="1">
+      <w:start w:val="1"/>
+      <w:numFmt w:val="decimal"/>
+      <w:lvlText w:val="%4."/>
+      <w:lvlJc w:val="left"/>
+      <w:pPr>
+        <w:tabs>
+          <w:tab w:val="num" w:pos="2880"/>
+        </w:tabs>
+        <w:ind w:left="2880" w:hanging="360"/>
+      </w:pPr>
+    </w:lvl>
+    <w:lvl w:ilvl="4" w:tentative="1">
+      <w:start w:val="1"/>
+      <w:numFmt w:val="decimal"/>
+      <w:lvlText w:val="%5."/>
+      <w:lvlJc w:val="left"/>
+      <w:pPr>
+        <w:tabs>
+          <w:tab w:val="num" w:pos="3600"/>
+        </w:tabs>
+        <w:ind w:left="3600" w:hanging="360"/>
+      </w:pPr>
+    </w:lvl>
+    <w:lvl w:ilvl="5" w:tentative="1">
+      <w:start w:val="1"/>
+      <w:numFmt w:val="decimal"/>
+      <w:lvlText w:val="%6."/>
+      <w:lvlJc w:val="left"/>
+      <w:pPr>
+        <w:tabs>
+          <w:tab w:val="num" w:pos="4320"/>
+        </w:tabs>
+        <w:ind w:left="4320" w:hanging="360"/>
+      </w:pPr>
+    </w:lvl>
+    <w:lvl w:ilvl="6" w:tentative="1">
+      <w:start w:val="1"/>
+      <w:numFmt w:val="decimal"/>
+      <w:lvlText w:val="%7."/>
+      <w:lvlJc w:val="left"/>
+      <w:pPr>
+        <w:tabs>
+          <w:tab w:val="num" w:pos="5040"/>
+        </w:tabs>
+        <w:ind w:left="5040" w:hanging="360"/>
+      </w:pPr>
+    </w:lvl>
+    <w:lvl w:ilvl="7" w:tentative="1">
+      <w:start w:val="1"/>
+      <w:numFmt w:val="decimal"/>
+      <w:lvlText w:val="%8."/>
+      <w:lvlJc w:val="left"/>
+      <w:pPr>
+        <w:tabs>
+          <w:tab w:val="num" w:pos="5760"/>
+        </w:tabs>
+        <w:ind w:left="5760" w:hanging="360"/>
+      </w:pPr>
+    </w:lvl>
+    <w:lvl w:ilvl="8" w:tentative="1">
+      <w:start w:val="1"/>
+      <w:numFmt w:val="decimal"/>
+      <w:lvlText w:val="%9."/>
+      <w:lvlJc w:val="left"/>
+      <w:pPr>
+        <w:tabs>
+          <w:tab w:val="num" w:pos="6480"/>
+        </w:tabs>
+        <w:ind w:left="6480" w:hanging="360"/>
+      </w:pPr>
+    </w:lvl>
+  </w:abstractNum>
+  <w:abstractNum w:abstractNumId="10" w15:restartNumberingAfterBreak="0">
     <w:nsid w:val="2EB626D8"/>
     <w:multiLevelType w:val="multilevel"/>
     <w:tmpl w:val="CEE83A64"/>
@@ -4326,7 +5632,7 @@
       </w:rPr>
     </w:lvl>
   </w:abstractNum>
-  <w:abstractNum w:abstractNumId="9" w15:restartNumberingAfterBreak="0">
+  <w:abstractNum w:abstractNumId="11" w15:restartNumberingAfterBreak="0">
     <w:nsid w:val="317E6179"/>
     <w:multiLevelType w:val="multilevel"/>
     <w:tmpl w:val="3F1C84A6"/>
@@ -4475,7 +5781,7 @@
       </w:rPr>
     </w:lvl>
   </w:abstractNum>
-  <w:abstractNum w:abstractNumId="10" w15:restartNumberingAfterBreak="0">
+  <w:abstractNum w:abstractNumId="12" w15:restartNumberingAfterBreak="0">
     <w:nsid w:val="31D15DC3"/>
     <w:multiLevelType w:val="multilevel"/>
     <w:tmpl w:val="AB8A4358"/>
@@ -4588,7 +5894,7 @@
       </w:pPr>
     </w:lvl>
   </w:abstractNum>
-  <w:abstractNum w:abstractNumId="11" w15:restartNumberingAfterBreak="0">
+  <w:abstractNum w:abstractNumId="13" w15:restartNumberingAfterBreak="0">
     <w:nsid w:val="326C0555"/>
     <w:multiLevelType w:val="multilevel"/>
     <w:tmpl w:val="9320D434"/>
@@ -4737,7 +6043,7 @@
       </w:rPr>
     </w:lvl>
   </w:abstractNum>
-  <w:abstractNum w:abstractNumId="12" w15:restartNumberingAfterBreak="0">
+  <w:abstractNum w:abstractNumId="14" w15:restartNumberingAfterBreak="0">
     <w:nsid w:val="3F641151"/>
     <w:multiLevelType w:val="multilevel"/>
     <w:tmpl w:val="E6E0B24E"/>
@@ -4850,7 +6156,7 @@
       </w:pPr>
     </w:lvl>
   </w:abstractNum>
-  <w:abstractNum w:abstractNumId="13" w15:restartNumberingAfterBreak="0">
+  <w:abstractNum w:abstractNumId="15" w15:restartNumberingAfterBreak="0">
     <w:nsid w:val="45C5499F"/>
     <w:multiLevelType w:val="multilevel"/>
     <w:tmpl w:val="5AB400C8"/>
@@ -4999,7 +6305,7 @@
       </w:rPr>
     </w:lvl>
   </w:abstractNum>
-  <w:abstractNum w:abstractNumId="14" w15:restartNumberingAfterBreak="0">
+  <w:abstractNum w:abstractNumId="16" w15:restartNumberingAfterBreak="0">
     <w:nsid w:val="4ABA1163"/>
     <w:multiLevelType w:val="multilevel"/>
     <w:tmpl w:val="65FAAE6E"/>
@@ -5148,7 +6454,7 @@
       </w:rPr>
     </w:lvl>
   </w:abstractNum>
-  <w:abstractNum w:abstractNumId="15" w15:restartNumberingAfterBreak="0">
+  <w:abstractNum w:abstractNumId="17" w15:restartNumberingAfterBreak="0">
     <w:nsid w:val="4B176323"/>
     <w:multiLevelType w:val="multilevel"/>
     <w:tmpl w:val="E228BF30"/>
@@ -5297,7 +6603,7 @@
       </w:rPr>
     </w:lvl>
   </w:abstractNum>
-  <w:abstractNum w:abstractNumId="16" w15:restartNumberingAfterBreak="0">
+  <w:abstractNum w:abstractNumId="18" w15:restartNumberingAfterBreak="0">
     <w:nsid w:val="529014EA"/>
     <w:multiLevelType w:val="multilevel"/>
     <w:tmpl w:val="0F267682"/>
@@ -5410,7 +6716,7 @@
       </w:pPr>
     </w:lvl>
   </w:abstractNum>
-  <w:abstractNum w:abstractNumId="17" w15:restartNumberingAfterBreak="0">
+  <w:abstractNum w:abstractNumId="19" w15:restartNumberingAfterBreak="0">
     <w:nsid w:val="54B453B9"/>
     <w:multiLevelType w:val="multilevel"/>
     <w:tmpl w:val="5F220594"/>
@@ -5559,7 +6865,7 @@
       </w:rPr>
     </w:lvl>
   </w:abstractNum>
-  <w:abstractNum w:abstractNumId="18" w15:restartNumberingAfterBreak="0">
+  <w:abstractNum w:abstractNumId="20" w15:restartNumberingAfterBreak="0">
     <w:nsid w:val="57203F00"/>
     <w:multiLevelType w:val="multilevel"/>
     <w:tmpl w:val="6018DBEC"/>
@@ -5708,7 +7014,7 @@
       </w:rPr>
     </w:lvl>
   </w:abstractNum>
-  <w:abstractNum w:abstractNumId="19" w15:restartNumberingAfterBreak="0">
+  <w:abstractNum w:abstractNumId="21" w15:restartNumberingAfterBreak="0">
     <w:nsid w:val="5D1A0B59"/>
     <w:multiLevelType w:val="multilevel"/>
     <w:tmpl w:val="2FA2A3DE"/>
@@ -5821,7 +7127,7 @@
       </w:pPr>
     </w:lvl>
   </w:abstractNum>
-  <w:abstractNum w:abstractNumId="20" w15:restartNumberingAfterBreak="0">
+  <w:abstractNum w:abstractNumId="22" w15:restartNumberingAfterBreak="0">
     <w:nsid w:val="681827DE"/>
     <w:multiLevelType w:val="multilevel"/>
     <w:tmpl w:val="481CBD38"/>
@@ -5970,7 +7276,358 @@
       </w:rPr>
     </w:lvl>
   </w:abstractNum>
-  <w:abstractNum w:abstractNumId="21" w15:restartNumberingAfterBreak="0">
+  <w:abstractNum w:abstractNumId="23" w15:restartNumberingAfterBreak="0">
+    <w:nsid w:val="6D5228CE"/>
+    <w:multiLevelType w:val="multilevel"/>
+    <w:tmpl w:val="4F5E3DCE"/>
+    <w:lvl w:ilvl="0">
+      <w:start w:val="1"/>
+      <w:numFmt w:val="decimal"/>
+      <w:lvlText w:val="%1."/>
+      <w:lvlJc w:val="left"/>
+      <w:pPr>
+        <w:tabs>
+          <w:tab w:val="num" w:pos="720"/>
+        </w:tabs>
+        <w:ind w:left="720" w:hanging="360"/>
+      </w:pPr>
+    </w:lvl>
+    <w:lvl w:ilvl="1">
+      <w:start w:val="1"/>
+      <w:numFmt w:val="bullet"/>
+      <w:lvlText w:val="o"/>
+      <w:lvlJc w:val="left"/>
+      <w:pPr>
+        <w:tabs>
+          <w:tab w:val="num" w:pos="1440"/>
+        </w:tabs>
+        <w:ind w:left="1440" w:hanging="360"/>
+      </w:pPr>
+      <w:rPr>
+        <w:rFonts w:ascii="Courier New" w:hAnsi="Courier New" w:hint="default"/>
+        <w:sz w:val="20"/>
+      </w:rPr>
+    </w:lvl>
+    <w:lvl w:ilvl="2" w:tentative="1">
+      <w:start w:val="1"/>
+      <w:numFmt w:val="decimal"/>
+      <w:lvlText w:val="%3."/>
+      <w:lvlJc w:val="left"/>
+      <w:pPr>
+        <w:tabs>
+          <w:tab w:val="num" w:pos="2160"/>
+        </w:tabs>
+        <w:ind w:left="2160" w:hanging="360"/>
+      </w:pPr>
+    </w:lvl>
+    <w:lvl w:ilvl="3" w:tentative="1">
+      <w:start w:val="1"/>
+      <w:numFmt w:val="decimal"/>
+      <w:lvlText w:val="%4."/>
+      <w:lvlJc w:val="left"/>
+      <w:pPr>
+        <w:tabs>
+          <w:tab w:val="num" w:pos="2880"/>
+        </w:tabs>
+        <w:ind w:left="2880" w:hanging="360"/>
+      </w:pPr>
+    </w:lvl>
+    <w:lvl w:ilvl="4" w:tentative="1">
+      <w:start w:val="1"/>
+      <w:numFmt w:val="decimal"/>
+      <w:lvlText w:val="%5."/>
+      <w:lvlJc w:val="left"/>
+      <w:pPr>
+        <w:tabs>
+          <w:tab w:val="num" w:pos="3600"/>
+        </w:tabs>
+        <w:ind w:left="3600" w:hanging="360"/>
+      </w:pPr>
+    </w:lvl>
+    <w:lvl w:ilvl="5" w:tentative="1">
+      <w:start w:val="1"/>
+      <w:numFmt w:val="decimal"/>
+      <w:lvlText w:val="%6."/>
+      <w:lvlJc w:val="left"/>
+      <w:pPr>
+        <w:tabs>
+          <w:tab w:val="num" w:pos="4320"/>
+        </w:tabs>
+        <w:ind w:left="4320" w:hanging="360"/>
+      </w:pPr>
+    </w:lvl>
+    <w:lvl w:ilvl="6" w:tentative="1">
+      <w:start w:val="1"/>
+      <w:numFmt w:val="decimal"/>
+      <w:lvlText w:val="%7."/>
+      <w:lvlJc w:val="left"/>
+      <w:pPr>
+        <w:tabs>
+          <w:tab w:val="num" w:pos="5040"/>
+        </w:tabs>
+        <w:ind w:left="5040" w:hanging="360"/>
+      </w:pPr>
+    </w:lvl>
+    <w:lvl w:ilvl="7" w:tentative="1">
+      <w:start w:val="1"/>
+      <w:numFmt w:val="decimal"/>
+      <w:lvlText w:val="%8."/>
+      <w:lvlJc w:val="left"/>
+      <w:pPr>
+        <w:tabs>
+          <w:tab w:val="num" w:pos="5760"/>
+        </w:tabs>
+        <w:ind w:left="5760" w:hanging="360"/>
+      </w:pPr>
+    </w:lvl>
+    <w:lvl w:ilvl="8" w:tentative="1">
+      <w:start w:val="1"/>
+      <w:numFmt w:val="decimal"/>
+      <w:lvlText w:val="%9."/>
+      <w:lvlJc w:val="left"/>
+      <w:pPr>
+        <w:tabs>
+          <w:tab w:val="num" w:pos="6480"/>
+        </w:tabs>
+        <w:ind w:left="6480" w:hanging="360"/>
+      </w:pPr>
+    </w:lvl>
+  </w:abstractNum>
+  <w:abstractNum w:abstractNumId="24" w15:restartNumberingAfterBreak="0">
+    <w:nsid w:val="6DE36259"/>
+    <w:multiLevelType w:val="multilevel"/>
+    <w:tmpl w:val="7146FB70"/>
+    <w:lvl w:ilvl="0">
+      <w:start w:val="1"/>
+      <w:numFmt w:val="decimal"/>
+      <w:lvlText w:val="%1."/>
+      <w:lvlJc w:val="left"/>
+      <w:pPr>
+        <w:tabs>
+          <w:tab w:val="num" w:pos="720"/>
+        </w:tabs>
+        <w:ind w:left="720" w:hanging="360"/>
+      </w:pPr>
+    </w:lvl>
+    <w:lvl w:ilvl="1">
+      <w:start w:val="1"/>
+      <w:numFmt w:val="bullet"/>
+      <w:lvlText w:val="o"/>
+      <w:lvlJc w:val="left"/>
+      <w:pPr>
+        <w:tabs>
+          <w:tab w:val="num" w:pos="1440"/>
+        </w:tabs>
+        <w:ind w:left="1440" w:hanging="360"/>
+      </w:pPr>
+      <w:rPr>
+        <w:rFonts w:ascii="Courier New" w:hAnsi="Courier New" w:hint="default"/>
+        <w:sz w:val="20"/>
+      </w:rPr>
+    </w:lvl>
+    <w:lvl w:ilvl="2">
+      <w:start w:val="1"/>
+      <w:numFmt w:val="bullet"/>
+      <w:lvlText w:val=""/>
+      <w:lvlJc w:val="left"/>
+      <w:pPr>
+        <w:tabs>
+          <w:tab w:val="num" w:pos="2160"/>
+        </w:tabs>
+        <w:ind w:left="2160" w:hanging="360"/>
+      </w:pPr>
+      <w:rPr>
+        <w:rFonts w:ascii="Wingdings" w:hAnsi="Wingdings" w:hint="default"/>
+        <w:sz w:val="20"/>
+      </w:rPr>
+    </w:lvl>
+    <w:lvl w:ilvl="3" w:tentative="1">
+      <w:start w:val="1"/>
+      <w:numFmt w:val="decimal"/>
+      <w:lvlText w:val="%4."/>
+      <w:lvlJc w:val="left"/>
+      <w:pPr>
+        <w:tabs>
+          <w:tab w:val="num" w:pos="2880"/>
+        </w:tabs>
+        <w:ind w:left="2880" w:hanging="360"/>
+      </w:pPr>
+    </w:lvl>
+    <w:lvl w:ilvl="4" w:tentative="1">
+      <w:start w:val="1"/>
+      <w:numFmt w:val="decimal"/>
+      <w:lvlText w:val="%5."/>
+      <w:lvlJc w:val="left"/>
+      <w:pPr>
+        <w:tabs>
+          <w:tab w:val="num" w:pos="3600"/>
+        </w:tabs>
+        <w:ind w:left="3600" w:hanging="360"/>
+      </w:pPr>
+    </w:lvl>
+    <w:lvl w:ilvl="5" w:tentative="1">
+      <w:start w:val="1"/>
+      <w:numFmt w:val="decimal"/>
+      <w:lvlText w:val="%6."/>
+      <w:lvlJc w:val="left"/>
+      <w:pPr>
+        <w:tabs>
+          <w:tab w:val="num" w:pos="4320"/>
+        </w:tabs>
+        <w:ind w:left="4320" w:hanging="360"/>
+      </w:pPr>
+    </w:lvl>
+    <w:lvl w:ilvl="6" w:tentative="1">
+      <w:start w:val="1"/>
+      <w:numFmt w:val="decimal"/>
+      <w:lvlText w:val="%7."/>
+      <w:lvlJc w:val="left"/>
+      <w:pPr>
+        <w:tabs>
+          <w:tab w:val="num" w:pos="5040"/>
+        </w:tabs>
+        <w:ind w:left="5040" w:hanging="360"/>
+      </w:pPr>
+    </w:lvl>
+    <w:lvl w:ilvl="7" w:tentative="1">
+      <w:start w:val="1"/>
+      <w:numFmt w:val="decimal"/>
+      <w:lvlText w:val="%8."/>
+      <w:lvlJc w:val="left"/>
+      <w:pPr>
+        <w:tabs>
+          <w:tab w:val="num" w:pos="5760"/>
+        </w:tabs>
+        <w:ind w:left="5760" w:hanging="360"/>
+      </w:pPr>
+    </w:lvl>
+    <w:lvl w:ilvl="8" w:tentative="1">
+      <w:start w:val="1"/>
+      <w:numFmt w:val="decimal"/>
+      <w:lvlText w:val="%9."/>
+      <w:lvlJc w:val="left"/>
+      <w:pPr>
+        <w:tabs>
+          <w:tab w:val="num" w:pos="6480"/>
+        </w:tabs>
+        <w:ind w:left="6480" w:hanging="360"/>
+      </w:pPr>
+    </w:lvl>
+  </w:abstractNum>
+  <w:abstractNum w:abstractNumId="25" w15:restartNumberingAfterBreak="0">
+    <w:nsid w:val="756E4D09"/>
+    <w:multiLevelType w:val="multilevel"/>
+    <w:tmpl w:val="477489FA"/>
+    <w:lvl w:ilvl="0">
+      <w:start w:val="1"/>
+      <w:numFmt w:val="decimal"/>
+      <w:lvlText w:val="%1."/>
+      <w:lvlJc w:val="left"/>
+      <w:pPr>
+        <w:tabs>
+          <w:tab w:val="num" w:pos="720"/>
+        </w:tabs>
+        <w:ind w:left="720" w:hanging="360"/>
+      </w:pPr>
+    </w:lvl>
+    <w:lvl w:ilvl="1" w:tentative="1">
+      <w:start w:val="1"/>
+      <w:numFmt w:val="decimal"/>
+      <w:lvlText w:val="%2."/>
+      <w:lvlJc w:val="left"/>
+      <w:pPr>
+        <w:tabs>
+          <w:tab w:val="num" w:pos="1440"/>
+        </w:tabs>
+        <w:ind w:left="1440" w:hanging="360"/>
+      </w:pPr>
+    </w:lvl>
+    <w:lvl w:ilvl="2" w:tentative="1">
+      <w:start w:val="1"/>
+      <w:numFmt w:val="decimal"/>
+      <w:lvlText w:val="%3."/>
+      <w:lvlJc w:val="left"/>
+      <w:pPr>
+        <w:tabs>
+          <w:tab w:val="num" w:pos="2160"/>
+        </w:tabs>
+        <w:ind w:left="2160" w:hanging="360"/>
+      </w:pPr>
+    </w:lvl>
+    <w:lvl w:ilvl="3" w:tentative="1">
+      <w:start w:val="1"/>
+      <w:numFmt w:val="decimal"/>
+      <w:lvlText w:val="%4."/>
+      <w:lvlJc w:val="left"/>
+      <w:pPr>
+        <w:tabs>
+          <w:tab w:val="num" w:pos="2880"/>
+        </w:tabs>
+        <w:ind w:left="2880" w:hanging="360"/>
+      </w:pPr>
+    </w:lvl>
+    <w:lvl w:ilvl="4" w:tentative="1">
+      <w:start w:val="1"/>
+      <w:numFmt w:val="decimal"/>
+      <w:lvlText w:val="%5."/>
+      <w:lvlJc w:val="left"/>
+      <w:pPr>
+        <w:tabs>
+          <w:tab w:val="num" w:pos="3600"/>
+        </w:tabs>
+        <w:ind w:left="3600" w:hanging="360"/>
+      </w:pPr>
+    </w:lvl>
+    <w:lvl w:ilvl="5" w:tentative="1">
+      <w:start w:val="1"/>
+      <w:numFmt w:val="decimal"/>
+      <w:lvlText w:val="%6."/>
+      <w:lvlJc w:val="left"/>
+      <w:pPr>
+        <w:tabs>
+          <w:tab w:val="num" w:pos="4320"/>
+        </w:tabs>
+        <w:ind w:left="4320" w:hanging="360"/>
+      </w:pPr>
+    </w:lvl>
+    <w:lvl w:ilvl="6" w:tentative="1">
+      <w:start w:val="1"/>
+      <w:numFmt w:val="decimal"/>
+      <w:lvlText w:val="%7."/>
+      <w:lvlJc w:val="left"/>
+      <w:pPr>
+        <w:tabs>
+          <w:tab w:val="num" w:pos="5040"/>
+        </w:tabs>
+        <w:ind w:left="5040" w:hanging="360"/>
+      </w:pPr>
+    </w:lvl>
+    <w:lvl w:ilvl="7" w:tentative="1">
+      <w:start w:val="1"/>
+      <w:numFmt w:val="decimal"/>
+      <w:lvlText w:val="%8."/>
+      <w:lvlJc w:val="left"/>
+      <w:pPr>
+        <w:tabs>
+          <w:tab w:val="num" w:pos="5760"/>
+        </w:tabs>
+        <w:ind w:left="5760" w:hanging="360"/>
+      </w:pPr>
+    </w:lvl>
+    <w:lvl w:ilvl="8" w:tentative="1">
+      <w:start w:val="1"/>
+      <w:numFmt w:val="decimal"/>
+      <w:lvlText w:val="%9."/>
+      <w:lvlJc w:val="left"/>
+      <w:pPr>
+        <w:tabs>
+          <w:tab w:val="num" w:pos="6480"/>
+        </w:tabs>
+        <w:ind w:left="6480" w:hanging="360"/>
+      </w:pPr>
+    </w:lvl>
+  </w:abstractNum>
+  <w:abstractNum w:abstractNumId="26" w15:restartNumberingAfterBreak="0">
     <w:nsid w:val="76032D87"/>
     <w:multiLevelType w:val="multilevel"/>
     <w:tmpl w:val="BC5A500E"/>
@@ -6083,7 +7740,7 @@
       </w:pPr>
     </w:lvl>
   </w:abstractNum>
-  <w:abstractNum w:abstractNumId="22" w15:restartNumberingAfterBreak="0">
+  <w:abstractNum w:abstractNumId="27" w15:restartNumberingAfterBreak="0">
     <w:nsid w:val="76CF3163"/>
     <w:multiLevelType w:val="multilevel"/>
     <w:tmpl w:val="C78E34D0"/>
@@ -6232,7 +7889,120 @@
       </w:rPr>
     </w:lvl>
   </w:abstractNum>
-  <w:abstractNum w:abstractNumId="23" w15:restartNumberingAfterBreak="0">
+  <w:abstractNum w:abstractNumId="28" w15:restartNumberingAfterBreak="0">
+    <w:nsid w:val="7918587C"/>
+    <w:multiLevelType w:val="multilevel"/>
+    <w:tmpl w:val="BCFA5978"/>
+    <w:lvl w:ilvl="0">
+      <w:start w:val="1"/>
+      <w:numFmt w:val="decimal"/>
+      <w:lvlText w:val="%1."/>
+      <w:lvlJc w:val="left"/>
+      <w:pPr>
+        <w:tabs>
+          <w:tab w:val="num" w:pos="720"/>
+        </w:tabs>
+        <w:ind w:left="720" w:hanging="360"/>
+      </w:pPr>
+    </w:lvl>
+    <w:lvl w:ilvl="1" w:tentative="1">
+      <w:start w:val="1"/>
+      <w:numFmt w:val="decimal"/>
+      <w:lvlText w:val="%2."/>
+      <w:lvlJc w:val="left"/>
+      <w:pPr>
+        <w:tabs>
+          <w:tab w:val="num" w:pos="1440"/>
+        </w:tabs>
+        <w:ind w:left="1440" w:hanging="360"/>
+      </w:pPr>
+    </w:lvl>
+    <w:lvl w:ilvl="2" w:tentative="1">
+      <w:start w:val="1"/>
+      <w:numFmt w:val="decimal"/>
+      <w:lvlText w:val="%3."/>
+      <w:lvlJc w:val="left"/>
+      <w:pPr>
+        <w:tabs>
+          <w:tab w:val="num" w:pos="2160"/>
+        </w:tabs>
+        <w:ind w:left="2160" w:hanging="360"/>
+      </w:pPr>
+    </w:lvl>
+    <w:lvl w:ilvl="3" w:tentative="1">
+      <w:start w:val="1"/>
+      <w:numFmt w:val="decimal"/>
+      <w:lvlText w:val="%4."/>
+      <w:lvlJc w:val="left"/>
+      <w:pPr>
+        <w:tabs>
+          <w:tab w:val="num" w:pos="2880"/>
+        </w:tabs>
+        <w:ind w:left="2880" w:hanging="360"/>
+      </w:pPr>
+    </w:lvl>
+    <w:lvl w:ilvl="4" w:tentative="1">
+      <w:start w:val="1"/>
+      <w:numFmt w:val="decimal"/>
+      <w:lvlText w:val="%5."/>
+      <w:lvlJc w:val="left"/>
+      <w:pPr>
+        <w:tabs>
+          <w:tab w:val="num" w:pos="3600"/>
+        </w:tabs>
+        <w:ind w:left="3600" w:hanging="360"/>
+      </w:pPr>
+    </w:lvl>
+    <w:lvl w:ilvl="5" w:tentative="1">
+      <w:start w:val="1"/>
+      <w:numFmt w:val="decimal"/>
+      <w:lvlText w:val="%6."/>
+      <w:lvlJc w:val="left"/>
+      <w:pPr>
+        <w:tabs>
+          <w:tab w:val="num" w:pos="4320"/>
+        </w:tabs>
+        <w:ind w:left="4320" w:hanging="360"/>
+      </w:pPr>
+    </w:lvl>
+    <w:lvl w:ilvl="6" w:tentative="1">
+      <w:start w:val="1"/>
+      <w:numFmt w:val="decimal"/>
+      <w:lvlText w:val="%7."/>
+      <w:lvlJc w:val="left"/>
+      <w:pPr>
+        <w:tabs>
+          <w:tab w:val="num" w:pos="5040"/>
+        </w:tabs>
+        <w:ind w:left="5040" w:hanging="360"/>
+      </w:pPr>
+    </w:lvl>
+    <w:lvl w:ilvl="7" w:tentative="1">
+      <w:start w:val="1"/>
+      <w:numFmt w:val="decimal"/>
+      <w:lvlText w:val="%8."/>
+      <w:lvlJc w:val="left"/>
+      <w:pPr>
+        <w:tabs>
+          <w:tab w:val="num" w:pos="5760"/>
+        </w:tabs>
+        <w:ind w:left="5760" w:hanging="360"/>
+      </w:pPr>
+    </w:lvl>
+    <w:lvl w:ilvl="8" w:tentative="1">
+      <w:start w:val="1"/>
+      <w:numFmt w:val="decimal"/>
+      <w:lvlText w:val="%9."/>
+      <w:lvlJc w:val="left"/>
+      <w:pPr>
+        <w:tabs>
+          <w:tab w:val="num" w:pos="6480"/>
+        </w:tabs>
+        <w:ind w:left="6480" w:hanging="360"/>
+      </w:pPr>
+    </w:lvl>
+  </w:abstractNum>
+  <w:abstractNum w:abstractNumId="29" w15:restartNumberingAfterBreak="0">
     <w:nsid w:val="7B792A25"/>
     <w:multiLevelType w:val="multilevel"/>
     <w:tmpl w:val="1584DB98"/>
@@ -6345,7 +8115,7 @@
       </w:pPr>
     </w:lvl>
   </w:abstractNum>
-  <w:abstractNum w:abstractNumId="24" w15:restartNumberingAfterBreak="0">
+  <w:abstractNum w:abstractNumId="30" w15:restartNumberingAfterBreak="0">
     <w:nsid w:val="7E961624"/>
     <w:multiLevelType w:val="multilevel"/>
     <w:tmpl w:val="2C10B536"/>
@@ -6495,79 +8265,97 @@
     </w:lvl>
   </w:abstractNum>
   <w:num w:numId="1" w16cid:durableId="525020591">
-    <w:abstractNumId w:val="9"/>
+    <w:abstractNumId w:val="11"/>
   </w:num>
   <w:num w:numId="2" w16cid:durableId="62527061">
+    <w:abstractNumId w:val="21"/>
+  </w:num>
+  <w:num w:numId="3" w16cid:durableId="1217469201">
+    <w:abstractNumId w:val="27"/>
+  </w:num>
+  <w:num w:numId="4" w16cid:durableId="1127940792">
+    <w:abstractNumId w:val="5"/>
+  </w:num>
+  <w:num w:numId="5" w16cid:durableId="2087218850">
+    <w:abstractNumId w:val="18"/>
+  </w:num>
+  <w:num w:numId="6" w16cid:durableId="911702022">
+    <w:abstractNumId w:val="4"/>
+  </w:num>
+  <w:num w:numId="7" w16cid:durableId="75248255">
+    <w:abstractNumId w:val="14"/>
+  </w:num>
+  <w:num w:numId="8" w16cid:durableId="595017870">
+    <w:abstractNumId w:val="7"/>
+  </w:num>
+  <w:num w:numId="9" w16cid:durableId="1014264836">
     <w:abstractNumId w:val="19"/>
   </w:num>
-  <w:num w:numId="3" w16cid:durableId="1217469201">
-    <w:abstractNumId w:val="22"/>
+  <w:num w:numId="10" w16cid:durableId="1145661049">
+    <w:abstractNumId w:val="30"/>
   </w:num>
-  <w:num w:numId="4" w16cid:durableId="1127940792">
-    <w:abstractNumId w:val="4"/>
+  <w:num w:numId="11" w16cid:durableId="200898632">
+    <w:abstractNumId w:val="29"/>
   </w:num>
-  <w:num w:numId="5" w16cid:durableId="2087218850">
-    <w:abstractNumId w:val="16"/>
-  </w:num>
-  <w:num w:numId="6" w16cid:durableId="911702022">
-    <w:abstractNumId w:val="3"/>
-  </w:num>
-  <w:num w:numId="7" w16cid:durableId="75248255">
-    <w:abstractNumId w:val="12"/>
-  </w:num>
-  <w:num w:numId="8" w16cid:durableId="595017870">
+  <w:num w:numId="12" w16cid:durableId="2145736114">
     <w:abstractNumId w:val="6"/>
   </w:num>
-  <w:num w:numId="9" w16cid:durableId="1014264836">
-    <w:abstractNumId w:val="17"/>
-  </w:num>
-  <w:num w:numId="10" w16cid:durableId="1145661049">
-    <w:abstractNumId w:val="24"/>
-  </w:num>
-  <w:num w:numId="11" w16cid:durableId="200898632">
-    <w:abstractNumId w:val="23"/>
-  </w:num>
-  <w:num w:numId="12" w16cid:durableId="2145736114">
-    <w:abstractNumId w:val="5"/>
-  </w:num>
   <w:num w:numId="13" w16cid:durableId="1150757376">
-    <w:abstractNumId w:val="18"/>
+    <w:abstractNumId w:val="20"/>
   </w:num>
   <w:num w:numId="14" w16cid:durableId="289747345">
     <w:abstractNumId w:val="1"/>
   </w:num>
   <w:num w:numId="15" w16cid:durableId="2038309390">
+    <w:abstractNumId w:val="12"/>
+  </w:num>
+  <w:num w:numId="16" w16cid:durableId="1195925933">
     <w:abstractNumId w:val="10"/>
   </w:num>
-  <w:num w:numId="16" w16cid:durableId="1195925933">
-    <w:abstractNumId w:val="8"/>
-  </w:num>
   <w:num w:numId="17" w16cid:durableId="1316186424">
-    <w:abstractNumId w:val="20"/>
+    <w:abstractNumId w:val="22"/>
   </w:num>
   <w:num w:numId="18" w16cid:durableId="560410703">
-    <w:abstractNumId w:val="14"/>
+    <w:abstractNumId w:val="16"/>
   </w:num>
   <w:num w:numId="19" w16cid:durableId="1354069941">
-    <w:abstractNumId w:val="21"/>
+    <w:abstractNumId w:val="26"/>
   </w:num>
   <w:num w:numId="20" w16cid:durableId="913975291">
-    <w:abstractNumId w:val="11"/>
+    <w:abstractNumId w:val="13"/>
   </w:num>
   <w:num w:numId="21" w16cid:durableId="557017386">
     <w:abstractNumId w:val="2"/>
   </w:num>
   <w:num w:numId="22" w16cid:durableId="1096753175">
-    <w:abstractNumId w:val="7"/>
+    <w:abstractNumId w:val="8"/>
   </w:num>
   <w:num w:numId="23" w16cid:durableId="873542881">
-    <w:abstractNumId w:val="13"/>
+    <w:abstractNumId w:val="15"/>
   </w:num>
   <w:num w:numId="24" w16cid:durableId="611789285">
-    <w:abstractNumId w:val="15"/>
+    <w:abstractNumId w:val="17"/>
   </w:num>
   <w:num w:numId="25" w16cid:durableId="19859243">
     <w:abstractNumId w:val="0"/>
+  </w:num>
+  <w:num w:numId="26" w16cid:durableId="1990789466">
+    <w:abstractNumId w:val="3"/>
+  </w:num>
+  <w:num w:numId="27" w16cid:durableId="1568879635">
+    <w:abstractNumId w:val="28"/>
+  </w:num>
+  <w:num w:numId="28" w16cid:durableId="825173970">
+    <w:abstractNumId w:val="23"/>
+  </w:num>
+  <w:num w:numId="29" w16cid:durableId="1434283471">
+    <w:abstractNumId w:val="24"/>
+  </w:num>
+  <w:num w:numId="30" w16cid:durableId="1328053426">
+    <w:abstractNumId w:val="25"/>
+  </w:num>
+  <w:num w:numId="31" w16cid:durableId="877357607">
+    <w:abstractNumId w:val="9"/>
   </w:num>
 </w:numbering>
 </file>
